--- a/docs/engineering/Code Review and Pipeline Analysis.docx
+++ b/docs/engineering/Code Review and Pipeline Analysis.docx
@@ -5,13 +5,13 @@
     <w:bookmarkStart w:id="20" w:name="header"/>
     <w:bookmarkEnd w:id="20"/>
     <w:bookmarkStart w:id="39" w:name="content"/>
-    <w:bookmarkStart w:id="38" w:name="Xd326c64a0b4118df6dbe4773097eebccdf522b6"/>
+    <w:bookmarkStart w:id="38" w:name="Xee88daf31291cca04b2699b15a07949a4d69d1c"/>
     <w:p>
       <w:pPr>
         <w:pStyle w:val="Heading1"/>
       </w:pPr>
       <w:r>
-        <w:t xml:space="preserve">Implementation Guidelines for Recommendations</w:t>
+        <w:t xml:space="preserve">Code Review &amp; Pipeline Analysis — Implementation Steps</w:t>
       </w:r>
     </w:p>
     <w:p>
@@ -19,31 +19,31 @@
         <w:pStyle w:val="FirstParagraph"/>
       </w:pPr>
       <w:r>
-        <w:t xml:space="preserve">The</w:t>
-      </w:r>
-      <w:r>
-        <w:t xml:space="preserve"> </w:t>
-      </w:r>
-      <w:r>
-        <w:rPr>
-          <w:rStyle w:val="VerbatimChar"/>
-        </w:rPr>
-        <w:t xml:space="preserve">ccp-mainbuild-v1</w:t>
-      </w:r>
-      <w:r>
-        <w:t xml:space="preserve"> </w:t>
-      </w:r>
-      <w:r>
-        <w:t xml:space="preserve">project is approaching commercial readiness and has several clear areas for improvement. Below are detailed steps for implementing the seven recommendations listed in the updated README, along with an alternative architecture proposal that preserves the core product vision while improving scalability and reliability. Lines in the README update support each recommendation.</w:t>
-      </w:r>
-    </w:p>
-    <w:bookmarkStart w:id="22" w:name="consolidate-common-helpers"/>
+        <w:t xml:space="preserve">This document expands the high‑level recommendations from the code review into concrete, actionable tasks against the current</w:t>
+      </w:r>
+      <w:r>
+        <w:t xml:space="preserve"> </w:t>
+      </w:r>
+      <w:r>
+        <w:rPr>
+          <w:rStyle w:val="VerbatimChar"/>
+        </w:rPr>
+        <w:t xml:space="preserve">ccp‑mainbuild‑v1</w:t>
+      </w:r>
+      <w:r>
+        <w:t xml:space="preserve"> </w:t>
+      </w:r>
+      <w:r>
+        <w:t xml:space="preserve">codebase. Paths and examples reference real files so engineers can navigate quickly. Tasks are grouped by priority; complete higher‑priority items before moving on.</w:t>
+      </w:r>
+    </w:p>
+    <w:bookmarkStart w:id="22" w:name="priority-1-error-propagation-logging"/>
     <w:p>
       <w:pPr>
         <w:pStyle w:val="Heading2"/>
       </w:pPr>
       <w:r>
-        <w:t xml:space="preserve">1. Consolidate common helpers</w:t>
+        <w:t xml:space="preserve">Priority 1 – Error propagation &amp; logging</w:t>
       </w:r>
     </w:p>
     <w:p>
@@ -51,22 +51,14 @@
         <w:pStyle w:val="FirstParagraph"/>
       </w:pPr>
       <w:r>
-        <w:t xml:space="preserve">The codebase contains duplicate helper functions, notably</w:t>
-      </w:r>
-      <w:r>
-        <w:t xml:space="preserve"> </w:t>
-      </w:r>
-      <w:r>
-        <w:rPr>
-          <w:rStyle w:val="VerbatimChar"/>
-        </w:rPr>
-        <w:t xml:space="preserve">_safe_select</w:t>
-      </w:r>
-      <w:r>
-        <w:t xml:space="preserve"> </w:t>
-      </w:r>
-      <w:r>
-        <w:t xml:space="preserve">used in both the eligibility runner and the profile mapper. Consolidating these helpers will reduce code duplication and ease maintenance.</w:t>
+        <w:rPr>
+          <w:b/>
+          <w:bCs/>
+        </w:rPr>
+        <w:t xml:space="preserve">Why</w:t>
+      </w:r>
+      <w:r>
+        <w:t xml:space="preserve">: Silent failures in database helpers and API endpoints make it hard to debug issues. Exposing structured errors and logging them with context improves observability and allows clients to react appropriately.</w:t>
       </w:r>
     </w:p>
     <w:bookmarkStart w:id="21" w:name="steps"/>
@@ -91,40 +83,70 @@
           <w:b/>
           <w:bCs/>
         </w:rPr>
-        <w:t xml:space="preserve">Create a shared module</w:t>
-      </w:r>
-      <w:r>
-        <w:t xml:space="preserve"> </w:t>
-      </w:r>
-      <w:r>
-        <w:t xml:space="preserve">– Add a new module, e.g.</w:t>
-      </w:r>
-      <w:r>
-        <w:t xml:space="preserve"> </w:t>
-      </w:r>
-      <w:r>
-        <w:rPr>
-          <w:rStyle w:val="VerbatimChar"/>
-        </w:rPr>
-        <w:t xml:space="preserve">app/db/utils.py</w:t>
-      </w:r>
-      <w:r>
-        <w:t xml:space="preserve">, to host common Supabase helper functions. Copy the implementation of</w:t>
-      </w:r>
-      <w:r>
-        <w:t xml:space="preserve"> </w:t>
-      </w:r>
-      <w:r>
-        <w:rPr>
-          <w:rStyle w:val="VerbatimChar"/>
-        </w:rPr>
-        <w:t xml:space="preserve">_safe_select</w:t>
-      </w:r>
-      <w:r>
-        <w:t xml:space="preserve"> </w:t>
-      </w:r>
-      <w:r>
-        <w:t xml:space="preserve">and any other duplicated helpers into this module. Ensure the function handles exceptions gracefully and returns an empty list on failure.</w:t>
+        <w:t xml:space="preserve">Introduce domain exceptions</w:t>
+      </w:r>
+      <w:r>
+        <w:t xml:space="preserve"> </w:t>
+      </w:r>
+      <w:r>
+        <w:t xml:space="preserve">– Create a new module</w:t>
+      </w:r>
+      <w:r>
+        <w:t xml:space="preserve"> </w:t>
+      </w:r>
+      <w:r>
+        <w:rPr>
+          <w:rStyle w:val="VerbatimChar"/>
+        </w:rPr>
+        <w:t xml:space="preserve">app/core/errors.py</w:t>
+      </w:r>
+      <w:r>
+        <w:t xml:space="preserve"> </w:t>
+      </w:r>
+      <w:r>
+        <w:t xml:space="preserve">with</w:t>
+      </w:r>
+      <w:r>
+        <w:t xml:space="preserve"> </w:t>
+      </w:r>
+      <w:r>
+        <w:rPr>
+          <w:rStyle w:val="VerbatimChar"/>
+        </w:rPr>
+        <w:t xml:space="preserve">DatabaseError</w:t>
+      </w:r>
+      <w:r>
+        <w:t xml:space="preserve"> </w:t>
+      </w:r>
+      <w:r>
+        <w:t xml:space="preserve">and</w:t>
+      </w:r>
+      <w:r>
+        <w:t xml:space="preserve"> </w:t>
+      </w:r>
+      <w:r>
+        <w:rPr>
+          <w:rStyle w:val="VerbatimChar"/>
+        </w:rPr>
+        <w:t xml:space="preserve">ValidationError</w:t>
+      </w:r>
+      <w:r>
+        <w:t xml:space="preserve"> </w:t>
+      </w:r>
+      <w:r>
+        <w:t xml:space="preserve">classes that extend</w:t>
+      </w:r>
+      <w:r>
+        <w:t xml:space="preserve"> </w:t>
+      </w:r>
+      <w:r>
+        <w:rPr>
+          <w:rStyle w:val="VerbatimChar"/>
+        </w:rPr>
+        <w:t xml:space="preserve">Exception</w:t>
+      </w:r>
+      <w:r>
+        <w:t xml:space="preserve">. Include a docstring describing when to raise each exception.</w:t>
       </w:r>
     </w:p>
     <w:p>
@@ -140,70 +162,103 @@
           <w:b/>
           <w:bCs/>
         </w:rPr>
-        <w:t xml:space="preserve">Refactor imports</w:t>
-      </w:r>
-      <w:r>
-        <w:t xml:space="preserve"> </w:t>
-      </w:r>
-      <w:r>
-        <w:t xml:space="preserve">– Replace local</w:t>
-      </w:r>
-      <w:r>
-        <w:t xml:space="preserve"> </w:t>
-      </w:r>
-      <w:r>
-        <w:rPr>
-          <w:rStyle w:val="VerbatimChar"/>
-        </w:rPr>
-        <w:t xml:space="preserve">_safe_select</w:t>
-      </w:r>
-      <w:r>
-        <w:t xml:space="preserve"> </w:t>
-      </w:r>
-      <w:r>
-        <w:t xml:space="preserve">definitions in files such as</w:t>
-      </w:r>
-      <w:r>
-        <w:t xml:space="preserve"> </w:t>
-      </w:r>
-      <w:r>
-        <w:rPr>
-          <w:rStyle w:val="VerbatimChar"/>
-        </w:rPr>
-        <w:t xml:space="preserve">eligibility/runner.py</w:t>
-      </w:r>
-      <w:r>
-        <w:t xml:space="preserve"> </w:t>
-      </w:r>
-      <w:r>
-        <w:t xml:space="preserve">and</w:t>
-      </w:r>
-      <w:r>
-        <w:t xml:space="preserve"> </w:t>
-      </w:r>
-      <w:r>
-        <w:rPr>
-          <w:rStyle w:val="VerbatimChar"/>
-        </w:rPr>
-        <w:t xml:space="preserve">profile/eligibility_mapper.py</w:t>
-      </w:r>
-      <w:r>
-        <w:t xml:space="preserve"> </w:t>
-      </w:r>
-      <w:r>
-        <w:t xml:space="preserve">with imports from</w:t>
-      </w:r>
-      <w:r>
-        <w:t xml:space="preserve"> </w:t>
-      </w:r>
-      <w:r>
-        <w:rPr>
-          <w:rStyle w:val="VerbatimChar"/>
-        </w:rPr>
-        <w:t xml:space="preserve">app.db.utils</w:t>
-      </w:r>
-      <w:r>
-        <w:t xml:space="preserve">. Remove the duplicated code from those modules.</w:t>
+        <w:t xml:space="preserve">Refactor helper to raise errors</w:t>
+      </w:r>
+      <w:r>
+        <w:t xml:space="preserve"> </w:t>
+      </w:r>
+      <w:r>
+        <w:t xml:space="preserve">– In the new</w:t>
+      </w:r>
+      <w:r>
+        <w:t xml:space="preserve"> </w:t>
+      </w:r>
+      <w:r>
+        <w:rPr>
+          <w:rStyle w:val="VerbatimChar"/>
+        </w:rPr>
+        <w:t xml:space="preserve">app/db/utils.py</w:t>
+      </w:r>
+      <w:r>
+        <w:t xml:space="preserve"> </w:t>
+      </w:r>
+      <w:r>
+        <w:t xml:space="preserve">(see Priority 3), update the</w:t>
+      </w:r>
+      <w:r>
+        <w:t xml:space="preserve"> </w:t>
+      </w:r>
+      <w:r>
+        <w:rPr>
+          <w:rStyle w:val="VerbatimChar"/>
+        </w:rPr>
+        <w:t xml:space="preserve">safe_select</w:t>
+      </w:r>
+      <w:r>
+        <w:t xml:space="preserve"> </w:t>
+      </w:r>
+      <w:r>
+        <w:t xml:space="preserve">function to catch specific</w:t>
+      </w:r>
+      <w:r>
+        <w:t xml:space="preserve"> </w:t>
+      </w:r>
+      <w:r>
+        <w:rPr>
+          <w:rStyle w:val="VerbatimChar"/>
+        </w:rPr>
+        <w:t xml:space="preserve">SupabaseException</w:t>
+      </w:r>
+      <w:r>
+        <w:t xml:space="preserve"> </w:t>
+      </w:r>
+      <w:r>
+        <w:t xml:space="preserve">(import from</w:t>
+      </w:r>
+      <w:r>
+        <w:t xml:space="preserve"> </w:t>
+      </w:r>
+      <w:r>
+        <w:rPr>
+          <w:rStyle w:val="VerbatimChar"/>
+        </w:rPr>
+        <w:t xml:space="preserve">storage3.exceptions</w:t>
+      </w:r>
+      <w:r>
+        <w:t xml:space="preserve"> </w:t>
+      </w:r>
+      <w:r>
+        <w:t xml:space="preserve">or</w:t>
+      </w:r>
+      <w:r>
+        <w:t xml:space="preserve"> </w:t>
+      </w:r>
+      <w:r>
+        <w:rPr>
+          <w:rStyle w:val="VerbatimChar"/>
+        </w:rPr>
+        <w:t xml:space="preserve">postgrest.exceptions</w:t>
+      </w:r>
+      <w:r>
+        <w:t xml:space="preserve"> </w:t>
+      </w:r>
+      <w:r>
+        <w:t xml:space="preserve">depending on supabase version) and re‑raise</w:t>
+      </w:r>
+      <w:r>
+        <w:t xml:space="preserve"> </w:t>
+      </w:r>
+      <w:r>
+        <w:rPr>
+          <w:rStyle w:val="VerbatimChar"/>
+        </w:rPr>
+        <w:t xml:space="preserve">DatabaseError</w:t>
+      </w:r>
+      <w:r>
+        <w:t xml:space="preserve"> </w:t>
+      </w:r>
+      <w:r>
+        <w:t xml:space="preserve">with the table name and filter keys. Do not swallow unknown exceptions; let them propagate.</w:t>
       </w:r>
     </w:p>
     <w:p>
@@ -219,18 +274,74 @@
           <w:b/>
           <w:bCs/>
         </w:rPr>
-        <w:t xml:space="preserve">Review other duplication</w:t>
-      </w:r>
-      <w:r>
-        <w:t xml:space="preserve"> </w:t>
-      </w:r>
-      <w:r>
-        <w:t xml:space="preserve">– Search the repository for similar patterns (e.g. helper functions for data transformation) and centralize them. Document the purpose and usage of each helper in the module’s docstring.</w:t>
-      </w:r>
-    </w:p>
-    <w:p>
-      <w:pPr>
-        <w:pStyle w:val="Compact"/>
+        <w:t xml:space="preserve">Surface errors in endpoints</w:t>
+      </w:r>
+      <w:r>
+        <w:t xml:space="preserve"> </w:t>
+      </w:r>
+      <w:r>
+        <w:t xml:space="preserve">– Replace broad</w:t>
+      </w:r>
+      <w:r>
+        <w:t xml:space="preserve"> </w:t>
+      </w:r>
+      <w:r>
+        <w:rPr>
+          <w:rStyle w:val="VerbatimChar"/>
+        </w:rPr>
+        <w:t xml:space="preserve">except Exception</w:t>
+      </w:r>
+      <w:r>
+        <w:t xml:space="preserve"> </w:t>
+      </w:r>
+      <w:r>
+        <w:t xml:space="preserve">clauses in API routes with targeted catches. For example, in</w:t>
+      </w:r>
+      <w:r>
+        <w:t xml:space="preserve"> </w:t>
+      </w:r>
+      <w:r>
+        <w:rPr>
+          <w:rStyle w:val="VerbatimChar"/>
+        </w:rPr>
+        <w:t xml:space="preserve">app/api/admin_scrape.py</w:t>
+      </w:r>
+      <w:r>
+        <w:t xml:space="preserve"> </w:t>
+      </w:r>
+      <w:r>
+        <w:t xml:space="preserve">where</w:t>
+      </w:r>
+      <w:r>
+        <w:t xml:space="preserve"> </w:t>
+      </w:r>
+      <w:r>
+        <w:rPr>
+          <w:rStyle w:val="VerbatimChar"/>
+        </w:rPr>
+        <w:t xml:space="preserve">_audit</w:t>
+      </w:r>
+      <w:r>
+        <w:t xml:space="preserve"> </w:t>
+      </w:r>
+      <w:r>
+        <w:t xml:space="preserve">currently catches all exceptions and logs them, allow non‑audit failures to propagate and wrap them in</w:t>
+      </w:r>
+      <w:r>
+        <w:t xml:space="preserve"> </w:t>
+      </w:r>
+      <w:r>
+        <w:rPr>
+          <w:rStyle w:val="VerbatimChar"/>
+        </w:rPr>
+        <w:t xml:space="preserve">fastapi.HTTPException(status_code=500, detail=str(exc))</w:t>
+      </w:r>
+      <w:r>
+        <w:t xml:space="preserve">.</w:t>
+      </w:r>
+    </w:p>
+    <w:p>
+      <w:pPr>
         <w:numPr>
           <w:ilvl w:val="0"/>
           <w:numId w:val="1001"/>
@@ -241,24 +352,279 @@
           <w:b/>
           <w:bCs/>
         </w:rPr>
-        <w:t xml:space="preserve">Update tests</w:t>
-      </w:r>
-      <w:r>
-        <w:t xml:space="preserve"> </w:t>
-      </w:r>
-      <w:r>
-        <w:t xml:space="preserve">– If existing tests refer to the old helper location, adjust the import paths. Add tests for the consolidated helper to ensure consistent behaviour across different error scenarios.</w:t>
-      </w:r>
-    </w:p>
-    <w:bookmarkEnd w:id="21"/>
-    <w:bookmarkEnd w:id="22"/>
-    <w:bookmarkStart w:id="24" w:name="improve-error-propagation"/>
-    <w:p>
-      <w:pPr>
-        <w:pStyle w:val="Heading2"/>
-      </w:pPr>
-      <w:r>
-        <w:t xml:space="preserve">2. Improve error propagation</w:t>
+        <w:t xml:space="preserve">Standardise logging</w:t>
+      </w:r>
+      <w:r>
+        <w:t xml:space="preserve"> </w:t>
+      </w:r>
+      <w:r>
+        <w:t xml:space="preserve">– Configure</w:t>
+      </w:r>
+      <w:r>
+        <w:t xml:space="preserve"> </w:t>
+      </w:r>
+      <w:r>
+        <w:rPr>
+          <w:rStyle w:val="VerbatimChar"/>
+        </w:rPr>
+        <w:t xml:space="preserve">logging</w:t>
+      </w:r>
+      <w:r>
+        <w:t xml:space="preserve"> </w:t>
+      </w:r>
+      <w:r>
+        <w:t xml:space="preserve">in</w:t>
+      </w:r>
+      <w:r>
+        <w:t xml:space="preserve"> </w:t>
+      </w:r>
+      <w:r>
+        <w:rPr>
+          <w:rStyle w:val="VerbatimChar"/>
+        </w:rPr>
+        <w:t xml:space="preserve">app/backend/server.py</w:t>
+      </w:r>
+      <w:r>
+        <w:t xml:space="preserve"> </w:t>
+      </w:r>
+      <w:r>
+        <w:t xml:space="preserve">to include timestamp, log level, request path, user ID and request ID (from headers). Use this logger in all modules (</w:t>
+      </w:r>
+      <w:r>
+        <w:rPr>
+          <w:rStyle w:val="VerbatimChar"/>
+        </w:rPr>
+        <w:t xml:space="preserve">logger = logging.getLogger("career_copilot.&lt;module&gt;")</w:t>
+      </w:r>
+      <w:r>
+        <w:t xml:space="preserve">) and remove print statements.</w:t>
+      </w:r>
+    </w:p>
+    <w:p>
+      <w:pPr>
+        <w:numPr>
+          <w:ilvl w:val="0"/>
+          <w:numId w:val="1001"/>
+        </w:numPr>
+      </w:pPr>
+      <w:r>
+        <w:rPr>
+          <w:b/>
+          <w:bCs/>
+        </w:rPr>
+        <w:t xml:space="preserve">Refactor existing helpers and API code</w:t>
+      </w:r>
+      <w:r>
+        <w:t xml:space="preserve"> </w:t>
+      </w:r>
+      <w:r>
+        <w:t xml:space="preserve">– Open</w:t>
+      </w:r>
+      <w:r>
+        <w:t xml:space="preserve"> </w:t>
+      </w:r>
+      <w:r>
+        <w:rPr>
+          <w:rStyle w:val="VerbatimChar"/>
+        </w:rPr>
+        <w:t xml:space="preserve">eligibility/runner.py</w:t>
+      </w:r>
+      <w:r>
+        <w:t xml:space="preserve"> </w:t>
+      </w:r>
+      <w:r>
+        <w:t xml:space="preserve">and</w:t>
+      </w:r>
+      <w:r>
+        <w:t xml:space="preserve"> </w:t>
+      </w:r>
+      <w:r>
+        <w:rPr>
+          <w:rStyle w:val="VerbatimChar"/>
+        </w:rPr>
+        <w:t xml:space="preserve">profile/eligibility_mapper.py</w:t>
+      </w:r>
+      <w:r>
+        <w:t xml:space="preserve">. Replace the inline implementations of</w:t>
+      </w:r>
+      <w:r>
+        <w:t xml:space="preserve"> </w:t>
+      </w:r>
+      <w:r>
+        <w:rPr>
+          <w:rStyle w:val="VerbatimChar"/>
+        </w:rPr>
+        <w:t xml:space="preserve">_safe_select</w:t>
+      </w:r>
+      <w:r>
+        <w:t xml:space="preserve"> </w:t>
+      </w:r>
+      <w:r>
+        <w:t xml:space="preserve">with calls to</w:t>
+      </w:r>
+      <w:r>
+        <w:t xml:space="preserve"> </w:t>
+      </w:r>
+      <w:r>
+        <w:rPr>
+          <w:rStyle w:val="VerbatimChar"/>
+        </w:rPr>
+        <w:t xml:space="preserve">safe_select</w:t>
+      </w:r>
+      <w:r>
+        <w:t xml:space="preserve"> </w:t>
+      </w:r>
+      <w:r>
+        <w:t xml:space="preserve">from</w:t>
+      </w:r>
+      <w:r>
+        <w:t xml:space="preserve"> </w:t>
+      </w:r>
+      <w:r>
+        <w:rPr>
+          <w:rStyle w:val="VerbatimChar"/>
+        </w:rPr>
+        <w:t xml:space="preserve">app.db.utils</w:t>
+      </w:r>
+      <w:r>
+        <w:t xml:space="preserve">. Wrap each database call in a</w:t>
+      </w:r>
+      <w:r>
+        <w:t xml:space="preserve"> </w:t>
+      </w:r>
+      <w:r>
+        <w:rPr>
+          <w:rStyle w:val="VerbatimChar"/>
+        </w:rPr>
+        <w:t xml:space="preserve">try</w:t>
+      </w:r>
+      <w:r>
+        <w:t xml:space="preserve">/</w:t>
+      </w:r>
+      <w:r>
+        <w:rPr>
+          <w:rStyle w:val="VerbatimChar"/>
+        </w:rPr>
+        <w:t xml:space="preserve">except</w:t>
+      </w:r>
+      <w:r>
+        <w:t xml:space="preserve"> </w:t>
+      </w:r>
+      <w:r>
+        <w:t xml:space="preserve">block that catches</w:t>
+      </w:r>
+      <w:r>
+        <w:t xml:space="preserve"> </w:t>
+      </w:r>
+      <w:r>
+        <w:rPr>
+          <w:rStyle w:val="VerbatimChar"/>
+        </w:rPr>
+        <w:t xml:space="preserve">DatabaseError</w:t>
+      </w:r>
+      <w:r>
+        <w:t xml:space="preserve">. Re‑throw as a</w:t>
+      </w:r>
+      <w:r>
+        <w:t xml:space="preserve"> </w:t>
+      </w:r>
+      <w:r>
+        <w:rPr>
+          <w:rStyle w:val="VerbatimChar"/>
+        </w:rPr>
+        <w:t xml:space="preserve">fastapi.HTTPException(status_code=500, detail=str(exc))</w:t>
+      </w:r>
+      <w:r>
+        <w:t xml:space="preserve"> </w:t>
+      </w:r>
+      <w:r>
+        <w:t xml:space="preserve">where appropriate so that the error is propagated to the client. Example:</w:t>
+      </w:r>
+    </w:p>
+    <w:p>
+      <w:pPr>
+        <w:pStyle w:val="SourceCode"/>
+      </w:pPr>
+      <w:r>
+        <w:rPr>
+          <w:rStyle w:val="VerbatimChar"/>
+        </w:rPr>
+        <w:t xml:space="preserve">from app.db.utils import safe_select</w:t>
+      </w:r>
+      <w:r>
+        <w:br/>
+      </w:r>
+      <w:r>
+        <w:rPr>
+          <w:rStyle w:val="VerbatimChar"/>
+        </w:rPr>
+        <w:t xml:space="preserve">from app.core.errors import DatabaseError</w:t>
+      </w:r>
+      <w:r>
+        <w:br/>
+      </w:r>
+      <w:r>
+        <w:rPr>
+          <w:rStyle w:val="VerbatimChar"/>
+        </w:rPr>
+        <w:t xml:space="preserve">from fastapi import HTTPException</w:t>
+      </w:r>
+      <w:r>
+        <w:br/>
+      </w:r>
+      <w:r>
+        <w:br/>
+      </w:r>
+      <w:r>
+        <w:rPr>
+          <w:rStyle w:val="VerbatimChar"/>
+        </w:rPr>
+        <w:t xml:space="preserve">def run_eligibility_for_user(user_id: str) -&gt; EligibilityResult:</w:t>
+      </w:r>
+      <w:r>
+        <w:br/>
+      </w:r>
+      <w:r>
+        <w:rPr>
+          <w:rStyle w:val="VerbatimChar"/>
+        </w:rPr>
+        <w:t xml:space="preserve">    try:</w:t>
+      </w:r>
+      <w:r>
+        <w:br/>
+      </w:r>
+      <w:r>
+        <w:rPr>
+          <w:rStyle w:val="VerbatimChar"/>
+        </w:rPr>
+        <w:t xml:space="preserve">        profile = safe_select(supabase, "profiles", "*", id=user_id)</w:t>
+      </w:r>
+      <w:r>
+        <w:br/>
+      </w:r>
+      <w:r>
+        <w:rPr>
+          <w:rStyle w:val="VerbatimChar"/>
+        </w:rPr>
+        <w:t xml:space="preserve">        # ... fetch other tables</w:t>
+      </w:r>
+      <w:r>
+        <w:br/>
+      </w:r>
+      <w:r>
+        <w:rPr>
+          <w:rStyle w:val="VerbatimChar"/>
+        </w:rPr>
+        <w:t xml:space="preserve">    except DatabaseError as exc:</w:t>
+      </w:r>
+      <w:r>
+        <w:br/>
+      </w:r>
+      <w:r>
+        <w:rPr>
+          <w:rStyle w:val="VerbatimChar"/>
+        </w:rPr>
+        <w:t xml:space="preserve">        raise HTTPException(status_code=500, detail=str(exc))</w:t>
       </w:r>
     </w:p>
     <w:p>
@@ -266,16 +632,19 @@
         <w:pStyle w:val="FirstParagraph"/>
       </w:pPr>
       <w:r>
-        <w:t xml:space="preserve">The eligibility runner and admin API swallow exceptions and return empty lists, which can hide critical issues. Exposing errors appropriately helps developers troubleshoot and allows clients to handle failures.</w:t>
-      </w:r>
-    </w:p>
-    <w:bookmarkStart w:id="23" w:name="steps-1"/>
-    <w:p>
-      <w:pPr>
-        <w:pStyle w:val="Heading3"/>
-      </w:pPr>
-      <w:r>
-        <w:t xml:space="preserve">Steps</w:t>
+        <w:t xml:space="preserve">Avoid catching bare</w:t>
+      </w:r>
+      <w:r>
+        <w:t xml:space="preserve"> </w:t>
+      </w:r>
+      <w:r>
+        <w:rPr>
+          <w:rStyle w:val="VerbatimChar"/>
+        </w:rPr>
+        <w:t xml:space="preserve">Exception</w:t>
+      </w:r>
+      <w:r>
+        <w:t xml:space="preserve">, as this will also catch programming errors. Allow unexpected exceptions to bubble up so FastAPI’s global exception handler logs them.</w:t>
       </w:r>
     </w:p>
     <w:p>
@@ -291,171 +660,51 @@
           <w:b/>
           <w:bCs/>
         </w:rPr>
-        <w:t xml:space="preserve">Define custom exceptions</w:t>
-      </w:r>
-      <w:r>
-        <w:t xml:space="preserve"> </w:t>
-      </w:r>
-      <w:r>
-        <w:t xml:space="preserve">– Create custom exception classes (e.g.</w:t>
-      </w:r>
-      <w:r>
-        <w:t xml:space="preserve"> </w:t>
-      </w:r>
-      <w:r>
-        <w:rPr>
-          <w:rStyle w:val="VerbatimChar"/>
-        </w:rPr>
-        <w:t xml:space="preserve">DatabaseError</w:t>
-      </w:r>
-      <w:r>
-        <w:t xml:space="preserve">,</w:t>
-      </w:r>
-      <w:r>
-        <w:t xml:space="preserve"> </w:t>
-      </w:r>
-      <w:r>
-        <w:rPr>
-          <w:rStyle w:val="VerbatimChar"/>
-        </w:rPr>
-        <w:t xml:space="preserve">ValidationError</w:t>
-      </w:r>
-      <w:r>
-        <w:t xml:space="preserve">) to represent predictable failure modes. In modules where Supabase queries are executed, catch lower‑level exceptions and re‑raise them as appropriate.</w:t>
-      </w:r>
-    </w:p>
-    <w:p>
-      <w:pPr>
-        <w:pStyle w:val="Compact"/>
-        <w:numPr>
-          <w:ilvl w:val="0"/>
-          <w:numId w:val="1002"/>
-        </w:numPr>
-      </w:pPr>
-      <w:r>
-        <w:rPr>
-          <w:b/>
-          <w:bCs/>
-        </w:rPr>
-        <w:t xml:space="preserve">Return informative errors</w:t>
-      </w:r>
-      <w:r>
-        <w:t xml:space="preserve"> </w:t>
-      </w:r>
-      <w:r>
-        <w:t xml:space="preserve">– Modify API endpoints to return structured error messages with HTTP status codes. For example, if a Supabase query fails in</w:t>
-      </w:r>
-      <w:r>
-        <w:t xml:space="preserve"> </w:t>
-      </w:r>
-      <w:r>
-        <w:rPr>
-          <w:rStyle w:val="VerbatimChar"/>
-        </w:rPr>
-        <w:t xml:space="preserve">eligibility/runner.py</w:t>
-      </w:r>
-      <w:r>
-        <w:t xml:space="preserve">, return a</w:t>
-      </w:r>
-      <w:r>
-        <w:t xml:space="preserve"> </w:t>
-      </w:r>
-      <w:r>
-        <w:rPr>
-          <w:rStyle w:val="VerbatimChar"/>
-        </w:rPr>
-        <w:t xml:space="preserve">500</w:t>
-      </w:r>
-      <w:r>
-        <w:t xml:space="preserve"> </w:t>
-      </w:r>
-      <w:r>
-        <w:t xml:space="preserve">status and a JSON body describing the failure rather than an empty result. Use FastAPI’s</w:t>
-      </w:r>
-      <w:r>
-        <w:t xml:space="preserve"> </w:t>
-      </w:r>
-      <w:r>
-        <w:rPr>
-          <w:rStyle w:val="VerbatimChar"/>
-        </w:rPr>
-        <w:t xml:space="preserve">HTTPException</w:t>
-      </w:r>
-      <w:r>
-        <w:t xml:space="preserve"> </w:t>
-      </w:r>
-      <w:r>
-        <w:t xml:space="preserve">to express these errors.</w:t>
-      </w:r>
-    </w:p>
-    <w:p>
-      <w:pPr>
-        <w:pStyle w:val="Compact"/>
-        <w:numPr>
-          <w:ilvl w:val="0"/>
-          <w:numId w:val="1002"/>
-        </w:numPr>
-      </w:pPr>
-      <w:r>
-        <w:rPr>
-          <w:b/>
-          <w:bCs/>
-        </w:rPr>
-        <w:t xml:space="preserve">Log and propagate</w:t>
-      </w:r>
-      <w:r>
-        <w:t xml:space="preserve"> </w:t>
-      </w:r>
-      <w:r>
-        <w:t xml:space="preserve">– Log stack traces using the project’s logger to maintain observability. Avoid catching broad</w:t>
-      </w:r>
-      <w:r>
-        <w:t xml:space="preserve"> </w:t>
-      </w:r>
-      <w:r>
-        <w:rPr>
-          <w:rStyle w:val="VerbatimChar"/>
-        </w:rPr>
-        <w:t xml:space="preserve">Exception</w:t>
-      </w:r>
-      <w:r>
-        <w:t xml:space="preserve"> </w:t>
-      </w:r>
-      <w:r>
-        <w:t xml:space="preserve">unless necessary; instead, catch specific exceptions and allow unexpected errors to propagate, letting FastAPI handle them.</w:t>
-      </w:r>
-    </w:p>
-    <w:p>
-      <w:pPr>
-        <w:pStyle w:val="Compact"/>
-        <w:numPr>
-          <w:ilvl w:val="0"/>
-          <w:numId w:val="1002"/>
-        </w:numPr>
-      </w:pPr>
-      <w:r>
-        <w:rPr>
-          <w:b/>
-          <w:bCs/>
-        </w:rPr>
-        <w:t xml:space="preserve">Document failure modes</w:t>
-      </w:r>
-      <w:r>
-        <w:t xml:space="preserve"> </w:t>
-      </w:r>
-      <w:r>
-        <w:t xml:space="preserve">– Update API documentation to list possible error responses and recommend how clients should react (e.g. retry, show error message).</w:t>
-      </w:r>
-    </w:p>
-    <w:bookmarkEnd w:id="23"/>
-    <w:bookmarkEnd w:id="24"/>
-    <w:bookmarkStart w:id="26" w:name="introduce-asynchronous-apis"/>
+        <w:t xml:space="preserve">Expose error classes</w:t>
+      </w:r>
+      <w:r>
+        <w:t xml:space="preserve"> </w:t>
+      </w:r>
+      <w:r>
+        <w:t xml:space="preserve">– In</w:t>
+      </w:r>
+      <w:r>
+        <w:t xml:space="preserve"> </w:t>
+      </w:r>
+      <w:r>
+        <w:rPr>
+          <w:rStyle w:val="VerbatimChar"/>
+        </w:rPr>
+        <w:t xml:space="preserve">app/core/errors.py</w:t>
+      </w:r>
+      <w:r>
+        <w:t xml:space="preserve">, add</w:t>
+      </w:r>
+      <w:r>
+        <w:t xml:space="preserve"> </w:t>
+      </w:r>
+      <w:r>
+        <w:rPr>
+          <w:rStyle w:val="VerbatimChar"/>
+        </w:rPr>
+        <w:t xml:space="preserve">__all__ = ["DatabaseError", "ValidationError"]</w:t>
+      </w:r>
+      <w:r>
+        <w:t xml:space="preserve"> </w:t>
+      </w:r>
+      <w:r>
+        <w:t xml:space="preserve">to explicitly export your custom error types for external modules.</w:t>
+      </w:r>
+    </w:p>
+    <w:bookmarkEnd w:id="21"/>
+    <w:bookmarkEnd w:id="22"/>
+    <w:bookmarkStart w:id="24" w:name="Xa26a919a9f6389bf90f98466f7c227442965429"/>
     <w:p>
       <w:pPr>
         <w:pStyle w:val="Heading2"/>
       </w:pPr>
       <w:r>
-        <w:t xml:space="preserve">3. Introduce asynchronous APIs</w:t>
+        <w:t xml:space="preserve">Priority 2 – Security &amp; permissions hardening</w:t>
       </w:r>
     </w:p>
     <w:p>
@@ -463,10 +712,17 @@
         <w:pStyle w:val="FirstParagraph"/>
       </w:pPr>
       <w:r>
-        <w:t xml:space="preserve">The runner currently performs sequential Supabase calls. For higher throughput or improved responsiveness, especially with large user bases or scrape volumes, consider asynchronous I/O.</w:t>
-      </w:r>
-    </w:p>
-    <w:bookmarkStart w:id="25" w:name="steps-2"/>
+        <w:rPr>
+          <w:b/>
+          <w:bCs/>
+        </w:rPr>
+        <w:t xml:space="preserve">Why</w:t>
+      </w:r>
+      <w:r>
+        <w:t xml:space="preserve">: As the platform grows, misconfigured permissions or leaked secrets could expose user data or admin capabilities.</w:t>
+      </w:r>
+    </w:p>
+    <w:bookmarkStart w:id="23" w:name="steps-1"/>
     <w:p>
       <w:pPr>
         <w:pStyle w:val="Heading3"/>
@@ -488,49 +744,124 @@
           <w:b/>
           <w:bCs/>
         </w:rPr>
-        <w:t xml:space="preserve">Evaluate async support</w:t>
-      </w:r>
-      <w:r>
-        <w:t xml:space="preserve"> </w:t>
-      </w:r>
-      <w:r>
-        <w:t xml:space="preserve">– Check whether the</w:t>
-      </w:r>
-      <w:r>
-        <w:t xml:space="preserve"> </w:t>
-      </w:r>
-      <w:r>
-        <w:rPr>
-          <w:rStyle w:val="VerbatimChar"/>
-        </w:rPr>
-        <w:t xml:space="preserve">supabase-py</w:t>
-      </w:r>
-      <w:r>
-        <w:t xml:space="preserve"> </w:t>
-      </w:r>
-      <w:r>
-        <w:t xml:space="preserve">library provides asynchronous methods. If available, import the async client and replace blocking calls (</w:t>
-      </w:r>
-      <w:r>
-        <w:rPr>
-          <w:rStyle w:val="VerbatimChar"/>
-        </w:rPr>
-        <w:t xml:space="preserve">.execute()</w:t>
-      </w:r>
-      <w:r>
-        <w:t xml:space="preserve">) with their asynchronous counterparts (e.g.</w:t>
-      </w:r>
-      <w:r>
-        <w:t xml:space="preserve"> </w:t>
-      </w:r>
-      <w:r>
-        <w:rPr>
-          <w:rStyle w:val="VerbatimChar"/>
-        </w:rPr>
-        <w:t xml:space="preserve">.execute_async()</w:t>
-      </w:r>
-      <w:r>
-        <w:t xml:space="preserve">).</w:t>
+        <w:t xml:space="preserve">Audit all admin routes</w:t>
+      </w:r>
+      <w:r>
+        <w:t xml:space="preserve"> </w:t>
+      </w:r>
+      <w:r>
+        <w:t xml:space="preserve">– Search under</w:t>
+      </w:r>
+      <w:r>
+        <w:t xml:space="preserve"> </w:t>
+      </w:r>
+      <w:r>
+        <w:rPr>
+          <w:rStyle w:val="VerbatimChar"/>
+        </w:rPr>
+        <w:t xml:space="preserve">app/api/</w:t>
+      </w:r>
+      <w:r>
+        <w:t xml:space="preserve"> </w:t>
+      </w:r>
+      <w:r>
+        <w:t xml:space="preserve">for functions decorated with</w:t>
+      </w:r>
+      <w:r>
+        <w:t xml:space="preserve"> </w:t>
+      </w:r>
+      <w:r>
+        <w:rPr>
+          <w:rStyle w:val="VerbatimChar"/>
+        </w:rPr>
+        <w:t xml:space="preserve">@router</w:t>
+      </w:r>
+      <w:r>
+        <w:t xml:space="preserve"> </w:t>
+      </w:r>
+      <w:r>
+        <w:t xml:space="preserve">and ensure that each route that mutates data depends on</w:t>
+      </w:r>
+      <w:r>
+        <w:t xml:space="preserve"> </w:t>
+      </w:r>
+      <w:r>
+        <w:rPr>
+          <w:rStyle w:val="VerbatimChar"/>
+        </w:rPr>
+        <w:t xml:space="preserve">require_permission(...)</w:t>
+      </w:r>
+      <w:r>
+        <w:t xml:space="preserve">. For instance,</w:t>
+      </w:r>
+      <w:r>
+        <w:t xml:space="preserve"> </w:t>
+      </w:r>
+      <w:r>
+        <w:rPr>
+          <w:rStyle w:val="VerbatimChar"/>
+        </w:rPr>
+        <w:t xml:space="preserve">verify_field</w:t>
+      </w:r>
+      <w:r>
+        <w:t xml:space="preserve">,</w:t>
+      </w:r>
+      <w:r>
+        <w:t xml:space="preserve"> </w:t>
+      </w:r>
+      <w:r>
+        <w:rPr>
+          <w:rStyle w:val="VerbatimChar"/>
+        </w:rPr>
+        <w:t xml:space="preserve">reject_field</w:t>
+      </w:r>
+      <w:r>
+        <w:t xml:space="preserve"> </w:t>
+      </w:r>
+      <w:r>
+        <w:t xml:space="preserve">and</w:t>
+      </w:r>
+      <w:r>
+        <w:t xml:space="preserve"> </w:t>
+      </w:r>
+      <w:r>
+        <w:rPr>
+          <w:rStyle w:val="VerbatimChar"/>
+        </w:rPr>
+        <w:t xml:space="preserve">correct_field</w:t>
+      </w:r>
+      <w:r>
+        <w:t xml:space="preserve"> </w:t>
+      </w:r>
+      <w:r>
+        <w:t xml:space="preserve">in</w:t>
+      </w:r>
+      <w:r>
+        <w:t xml:space="preserve"> </w:t>
+      </w:r>
+      <w:r>
+        <w:rPr>
+          <w:rStyle w:val="VerbatimChar"/>
+        </w:rPr>
+        <w:t xml:space="preserve">admin_scrape.py</w:t>
+      </w:r>
+      <w:r>
+        <w:t xml:space="preserve"> </w:t>
+      </w:r>
+      <w:r>
+        <w:t xml:space="preserve">already require</w:t>
+      </w:r>
+      <w:r>
+        <w:t xml:space="preserve"> </w:t>
+      </w:r>
+      <w:r>
+        <w:rPr>
+          <w:rStyle w:val="VerbatimChar"/>
+        </w:rPr>
+        <w:t xml:space="preserve">scraper.manage</w:t>
+      </w:r>
+      <w:r>
+        <w:t xml:space="preserve">; ensure similar checks exist in recruitment and eligibility endpoints.</w:t>
       </w:r>
     </w:p>
     <w:p>
@@ -546,94 +877,55 @@
           <w:b/>
           <w:bCs/>
         </w:rPr>
-        <w:t xml:space="preserve">Refactor functions to</w:t>
-      </w:r>
-      <w:r>
-        <w:rPr>
-          <w:b/>
-          <w:bCs/>
-        </w:rPr>
-        <w:t xml:space="preserve"> </w:t>
-      </w:r>
-      <w:r>
-        <w:rPr>
-          <w:rStyle w:val="VerbatimChar"/>
-          <w:b/>
-          <w:bCs/>
-        </w:rPr>
-        <w:t xml:space="preserve">async def</w:t>
-      </w:r>
-      <w:r>
-        <w:t xml:space="preserve"> </w:t>
-      </w:r>
-      <w:r>
-        <w:t xml:space="preserve">– Convert functions that perform database I/O, such as</w:t>
-      </w:r>
-      <w:r>
-        <w:t xml:space="preserve"> </w:t>
-      </w:r>
-      <w:r>
-        <w:rPr>
-          <w:rStyle w:val="VerbatimChar"/>
-        </w:rPr>
-        <w:t xml:space="preserve">run_eligibility_for_user</w:t>
-      </w:r>
-      <w:r>
-        <w:t xml:space="preserve">, to</w:t>
-      </w:r>
-      <w:r>
-        <w:t xml:space="preserve"> </w:t>
-      </w:r>
-      <w:r>
-        <w:rPr>
-          <w:rStyle w:val="VerbatimChar"/>
-        </w:rPr>
-        <w:t xml:space="preserve">async def</w:t>
-      </w:r>
-      <w:r>
-        <w:t xml:space="preserve">. Use</w:t>
-      </w:r>
-      <w:r>
-        <w:t xml:space="preserve"> </w:t>
-      </w:r>
-      <w:r>
-        <w:rPr>
-          <w:rStyle w:val="VerbatimChar"/>
-        </w:rPr>
-        <w:t xml:space="preserve">await</w:t>
-      </w:r>
-      <w:r>
-        <w:t xml:space="preserve"> </w:t>
-      </w:r>
-      <w:r>
-        <w:t xml:space="preserve">for asynchronous Supabase operations. Update API endpoints to be</w:t>
-      </w:r>
-      <w:r>
-        <w:t xml:space="preserve"> </w:t>
-      </w:r>
-      <w:r>
-        <w:rPr>
-          <w:rStyle w:val="VerbatimChar"/>
-        </w:rPr>
-        <w:t xml:space="preserve">async def</w:t>
-      </w:r>
-      <w:r>
-        <w:t xml:space="preserve"> </w:t>
-      </w:r>
-      <w:r>
-        <w:t xml:space="preserve">and call the asynchronous runner using</w:t>
-      </w:r>
-      <w:r>
-        <w:t xml:space="preserve"> </w:t>
-      </w:r>
-      <w:r>
-        <w:rPr>
-          <w:rStyle w:val="VerbatimChar"/>
-        </w:rPr>
-        <w:t xml:space="preserve">await</w:t>
-      </w:r>
-      <w:r>
-        <w:t xml:space="preserve">.</w:t>
+        <w:t xml:space="preserve">Enforce role‑based access in helpers</w:t>
+      </w:r>
+      <w:r>
+        <w:t xml:space="preserve"> </w:t>
+      </w:r>
+      <w:r>
+        <w:t xml:space="preserve">– In helper functions that query Supabase directly (e.g.</w:t>
+      </w:r>
+      <w:r>
+        <w:t xml:space="preserve"> </w:t>
+      </w:r>
+      <w:r>
+        <w:rPr>
+          <w:rStyle w:val="VerbatimChar"/>
+        </w:rPr>
+        <w:t xml:space="preserve">_upsert_field_review</w:t>
+      </w:r>
+      <w:r>
+        <w:t xml:space="preserve">), require that the caller passes an</w:t>
+      </w:r>
+      <w:r>
+        <w:t xml:space="preserve"> </w:t>
+      </w:r>
+      <w:r>
+        <w:rPr>
+          <w:rStyle w:val="VerbatimChar"/>
+        </w:rPr>
+        <w:t xml:space="preserve">admin</w:t>
+      </w:r>
+      <w:r>
+        <w:t xml:space="preserve"> </w:t>
+      </w:r>
+      <w:r>
+        <w:t xml:space="preserve">dict with a valid role. Raise</w:t>
+      </w:r>
+      <w:r>
+        <w:t xml:space="preserve"> </w:t>
+      </w:r>
+      <w:r>
+        <w:rPr>
+          <w:rStyle w:val="VerbatimChar"/>
+        </w:rPr>
+        <w:t xml:space="preserve">HTTPException(403)</w:t>
+      </w:r>
+      <w:r>
+        <w:t xml:space="preserve"> </w:t>
+      </w:r>
+      <w:r>
+        <w:t xml:space="preserve">if not.</w:t>
       </w:r>
     </w:p>
     <w:p>
@@ -649,28 +941,55 @@
           <w:b/>
           <w:bCs/>
         </w:rPr>
-        <w:t xml:space="preserve">Batch queries where possible</w:t>
-      </w:r>
-      <w:r>
-        <w:t xml:space="preserve"> </w:t>
-      </w:r>
-      <w:r>
-        <w:t xml:space="preserve">– Some data (posts, attempts, credentials) can be fetched in fewer queries by using</w:t>
-      </w:r>
-      <w:r>
-        <w:t xml:space="preserve"> </w:t>
-      </w:r>
-      <w:r>
-        <w:rPr>
-          <w:rStyle w:val="VerbatimChar"/>
-        </w:rPr>
-        <w:t xml:space="preserve">.in_()</w:t>
-      </w:r>
-      <w:r>
-        <w:t xml:space="preserve"> </w:t>
-      </w:r>
-      <w:r>
-        <w:t xml:space="preserve">filters. Combining queries reduces network latency even without full async support.</w:t>
+        <w:t xml:space="preserve">Remove hard‑coded secrets</w:t>
+      </w:r>
+      <w:r>
+        <w:t xml:space="preserve"> </w:t>
+      </w:r>
+      <w:r>
+        <w:t xml:space="preserve">– Identify all API keys (Anthropic, Stripe, Razorpay, Google, etc.) currently loaded in code. Move them into environment variables referenced via</w:t>
+      </w:r>
+      <w:r>
+        <w:t xml:space="preserve"> </w:t>
+      </w:r>
+      <w:r>
+        <w:rPr>
+          <w:rStyle w:val="VerbatimChar"/>
+        </w:rPr>
+        <w:t xml:space="preserve">os.getenv(...)</w:t>
+      </w:r>
+      <w:r>
+        <w:t xml:space="preserve"> </w:t>
+      </w:r>
+      <w:r>
+        <w:t xml:space="preserve">in</w:t>
+      </w:r>
+      <w:r>
+        <w:t xml:space="preserve"> </w:t>
+      </w:r>
+      <w:r>
+        <w:rPr>
+          <w:rStyle w:val="VerbatimChar"/>
+        </w:rPr>
+        <w:t xml:space="preserve">app/core/config.py</w:t>
+      </w:r>
+      <w:r>
+        <w:t xml:space="preserve">. Provide a</w:t>
+      </w:r>
+      <w:r>
+        <w:t xml:space="preserve"> </w:t>
+      </w:r>
+      <w:r>
+        <w:rPr>
+          <w:rStyle w:val="VerbatimChar"/>
+        </w:rPr>
+        <w:t xml:space="preserve">.env.example</w:t>
+      </w:r>
+      <w:r>
+        <w:t xml:space="preserve"> </w:t>
+      </w:r>
+      <w:r>
+        <w:t xml:space="preserve">listing required variables and update deployment docs.</w:t>
       </w:r>
     </w:p>
     <w:p>
@@ -686,92 +1005,71 @@
           <w:b/>
           <w:bCs/>
         </w:rPr>
-        <w:t xml:space="preserve">Consider</w:t>
-      </w:r>
-      <w:r>
-        <w:rPr>
-          <w:b/>
-          <w:bCs/>
-        </w:rPr>
-        <w:t xml:space="preserve"> </w:t>
-      </w:r>
-      <w:r>
-        <w:rPr>
-          <w:rStyle w:val="VerbatimChar"/>
-          <w:b/>
-          <w:bCs/>
-        </w:rPr>
-        <w:t xml:space="preserve">asyncpg</w:t>
-      </w:r>
-      <w:r>
-        <w:rPr>
-          <w:b/>
-          <w:bCs/>
-        </w:rPr>
-        <w:t xml:space="preserve"> </w:t>
-      </w:r>
-      <w:r>
-        <w:rPr>
-          <w:b/>
-          <w:bCs/>
-        </w:rPr>
-        <w:t xml:space="preserve">via pooler DSN</w:t>
-      </w:r>
-      <w:r>
-        <w:t xml:space="preserve"> </w:t>
-      </w:r>
-      <w:r>
-        <w:t xml:space="preserve">– The comments in</w:t>
-      </w:r>
-      <w:r>
-        <w:t xml:space="preserve"> </w:t>
-      </w:r>
-      <w:r>
-        <w:rPr>
-          <w:rStyle w:val="VerbatimChar"/>
-        </w:rPr>
-        <w:t xml:space="preserve">eligibility/runner.py</w:t>
-      </w:r>
-      <w:r>
-        <w:t xml:space="preserve"> </w:t>
-      </w:r>
-      <w:r>
-        <w:t xml:space="preserve">mention moving to</w:t>
-      </w:r>
-      <w:r>
-        <w:t xml:space="preserve"> </w:t>
-      </w:r>
-      <w:r>
-        <w:rPr>
-          <w:rStyle w:val="VerbatimChar"/>
-        </w:rPr>
-        <w:t xml:space="preserve">asyncpg</w:t>
-      </w:r>
-      <w:r>
-        <w:t xml:space="preserve"> </w:t>
-      </w:r>
-      <w:r>
-        <w:t xml:space="preserve">once a connection pooler is available. Investigate the Supabase DSN configuration and integrate</w:t>
-      </w:r>
-      <w:r>
-        <w:t xml:space="preserve"> </w:t>
-      </w:r>
-      <w:r>
-        <w:rPr>
-          <w:rStyle w:val="VerbatimChar"/>
-        </w:rPr>
-        <w:t xml:space="preserve">asyncpg</w:t>
-      </w:r>
-      <w:r>
-        <w:t xml:space="preserve"> </w:t>
-      </w:r>
-      <w:r>
-        <w:t xml:space="preserve">to handle large numbers of concurrent requests.</w:t>
-      </w:r>
-    </w:p>
-    <w:p>
-      <w:pPr>
-        <w:pStyle w:val="Compact"/>
+        <w:t xml:space="preserve">Add dependency scanning to CI</w:t>
+      </w:r>
+      <w:r>
+        <w:t xml:space="preserve"> </w:t>
+      </w:r>
+      <w:r>
+        <w:t xml:space="preserve">– Modify</w:t>
+      </w:r>
+      <w:r>
+        <w:t xml:space="preserve"> </w:t>
+      </w:r>
+      <w:r>
+        <w:rPr>
+          <w:rStyle w:val="VerbatimChar"/>
+        </w:rPr>
+        <w:t xml:space="preserve">.github/workflows/ci.yml</w:t>
+      </w:r>
+      <w:r>
+        <w:t xml:space="preserve"> </w:t>
+      </w:r>
+      <w:r>
+        <w:t xml:space="preserve">to run</w:t>
+      </w:r>
+      <w:r>
+        <w:t xml:space="preserve"> </w:t>
+      </w:r>
+      <w:r>
+        <w:rPr>
+          <w:rStyle w:val="VerbatimChar"/>
+        </w:rPr>
+        <w:t xml:space="preserve">pip-audit</w:t>
+      </w:r>
+      <w:r>
+        <w:t xml:space="preserve"> </w:t>
+      </w:r>
+      <w:r>
+        <w:t xml:space="preserve">after</w:t>
+      </w:r>
+      <w:r>
+        <w:t xml:space="preserve"> </w:t>
+      </w:r>
+      <w:r>
+        <w:rPr>
+          <w:rStyle w:val="VerbatimChar"/>
+        </w:rPr>
+        <w:t xml:space="preserve">pip install -r requirements.txt</w:t>
+      </w:r>
+      <w:r>
+        <w:t xml:space="preserve">. Fail the build if high‑severity vulnerabilities are found. For Node dependencies, run</w:t>
+      </w:r>
+      <w:r>
+        <w:t xml:space="preserve"> </w:t>
+      </w:r>
+      <w:r>
+        <w:rPr>
+          <w:rStyle w:val="VerbatimChar"/>
+        </w:rPr>
+        <w:t xml:space="preserve">npm audit --production</w:t>
+      </w:r>
+      <w:r>
+        <w:t xml:space="preserve">.</w:t>
+      </w:r>
+    </w:p>
+    <w:p>
+      <w:pPr>
         <w:numPr>
           <w:ilvl w:val="0"/>
           <w:numId w:val="1003"/>
@@ -782,24 +1080,360 @@
           <w:b/>
           <w:bCs/>
         </w:rPr>
-        <w:t xml:space="preserve">Benchmark and monitor</w:t>
-      </w:r>
-      <w:r>
-        <w:t xml:space="preserve"> </w:t>
-      </w:r>
-      <w:r>
-        <w:t xml:space="preserve">– Measure performance before and after introducing async to ensure improvements outweigh the complexity.</w:t>
-      </w:r>
-    </w:p>
-    <w:bookmarkEnd w:id="25"/>
-    <w:bookmarkEnd w:id="26"/>
-    <w:bookmarkStart w:id="28" w:name="enhance-documentation"/>
+        <w:t xml:space="preserve">Ensure audit logging</w:t>
+      </w:r>
+      <w:r>
+        <w:t xml:space="preserve"> </w:t>
+      </w:r>
+      <w:r>
+        <w:t xml:space="preserve">– In every function that performs an admin action (e.g.</w:t>
+      </w:r>
+      <w:r>
+        <w:t xml:space="preserve"> </w:t>
+      </w:r>
+      <w:r>
+        <w:rPr>
+          <w:rStyle w:val="VerbatimChar"/>
+        </w:rPr>
+        <w:t xml:space="preserve">scrape_run_dry</w:t>
+      </w:r>
+      <w:r>
+        <w:t xml:space="preserve">,</w:t>
+      </w:r>
+      <w:r>
+        <w:t xml:space="preserve"> </w:t>
+      </w:r>
+      <w:r>
+        <w:rPr>
+          <w:rStyle w:val="VerbatimChar"/>
+        </w:rPr>
+        <w:t xml:space="preserve">promote_queue_item</w:t>
+      </w:r>
+      <w:r>
+        <w:t xml:space="preserve">,</w:t>
+      </w:r>
+      <w:r>
+        <w:t xml:space="preserve"> </w:t>
+      </w:r>
+      <w:r>
+        <w:rPr>
+          <w:rStyle w:val="VerbatimChar"/>
+        </w:rPr>
+        <w:t xml:space="preserve">approve_queue_item</w:t>
+      </w:r>
+      <w:r>
+        <w:t xml:space="preserve">), insert an audit record into</w:t>
+      </w:r>
+      <w:r>
+        <w:t xml:space="preserve"> </w:t>
+      </w:r>
+      <w:r>
+        <w:rPr>
+          <w:rStyle w:val="VerbatimChar"/>
+        </w:rPr>
+        <w:t xml:space="preserve">admin_audit_logs</w:t>
+      </w:r>
+      <w:r>
+        <w:t xml:space="preserve"> </w:t>
+      </w:r>
+      <w:r>
+        <w:t xml:space="preserve">using</w:t>
+      </w:r>
+      <w:r>
+        <w:t xml:space="preserve"> </w:t>
+      </w:r>
+      <w:r>
+        <w:rPr>
+          <w:rStyle w:val="VerbatimChar"/>
+        </w:rPr>
+        <w:t xml:space="preserve">_audit</w:t>
+      </w:r>
+      <w:r>
+        <w:t xml:space="preserve">. Write unit tests to confirm that a log row is written.</w:t>
+      </w:r>
+    </w:p>
+    <w:p>
+      <w:pPr>
+        <w:numPr>
+          <w:ilvl w:val="0"/>
+          <w:numId w:val="1003"/>
+        </w:numPr>
+      </w:pPr>
+      <w:r>
+        <w:rPr>
+          <w:b/>
+          <w:bCs/>
+        </w:rPr>
+        <w:t xml:space="preserve">Add explicit permission decorators</w:t>
+      </w:r>
+      <w:r>
+        <w:t xml:space="preserve"> </w:t>
+      </w:r>
+      <w:r>
+        <w:t xml:space="preserve">– For each API handler that mutates or retrieves sensitive data, ensure it is decorated with</w:t>
+      </w:r>
+      <w:r>
+        <w:t xml:space="preserve"> </w:t>
+      </w:r>
+      <w:r>
+        <w:rPr>
+          <w:rStyle w:val="VerbatimChar"/>
+        </w:rPr>
+        <w:t xml:space="preserve">@require_permission("resource.permission")</w:t>
+      </w:r>
+      <w:r>
+        <w:t xml:space="preserve">. For example, in</w:t>
+      </w:r>
+      <w:r>
+        <w:t xml:space="preserve"> </w:t>
+      </w:r>
+      <w:r>
+        <w:rPr>
+          <w:rStyle w:val="VerbatimChar"/>
+        </w:rPr>
+        <w:t xml:space="preserve">app/api/eligibility.py</w:t>
+      </w:r>
+      <w:r>
+        <w:t xml:space="preserve">, the endpoint that lists recompute queue items should be protected with</w:t>
+      </w:r>
+      <w:r>
+        <w:t xml:space="preserve"> </w:t>
+      </w:r>
+      <w:r>
+        <w:rPr>
+          <w:rStyle w:val="VerbatimChar"/>
+        </w:rPr>
+        <w:t xml:space="preserve">@require_permission("eligibility.read")</w:t>
+      </w:r>
+      <w:r>
+        <w:t xml:space="preserve">. Document the mapping of permissions to roles in</w:t>
+      </w:r>
+      <w:r>
+        <w:t xml:space="preserve"> </w:t>
+      </w:r>
+      <w:r>
+        <w:rPr>
+          <w:rStyle w:val="VerbatimChar"/>
+        </w:rPr>
+        <w:t xml:space="preserve">app/core/permissions.py</w:t>
+      </w:r>
+      <w:r>
+        <w:t xml:space="preserve">.</w:t>
+      </w:r>
+    </w:p>
+    <w:p>
+      <w:pPr>
+        <w:numPr>
+          <w:ilvl w:val="0"/>
+          <w:numId w:val="1003"/>
+        </w:numPr>
+      </w:pPr>
+      <w:r>
+        <w:rPr>
+          <w:b/>
+          <w:bCs/>
+        </w:rPr>
+        <w:t xml:space="preserve">Use a secrets manager</w:t>
+      </w:r>
+      <w:r>
+        <w:t xml:space="preserve"> </w:t>
+      </w:r>
+      <w:r>
+        <w:t xml:space="preserve">– Instead of storing secrets in the repository, load them from environment variables using</w:t>
+      </w:r>
+      <w:r>
+        <w:t xml:space="preserve"> </w:t>
+      </w:r>
+      <w:r>
+        <w:rPr>
+          <w:rStyle w:val="VerbatimChar"/>
+        </w:rPr>
+        <w:t xml:space="preserve">python-dotenv</w:t>
+      </w:r>
+      <w:r>
+        <w:t xml:space="preserve"> </w:t>
+      </w:r>
+      <w:r>
+        <w:t xml:space="preserve">(version 1.0.1 or later). In local development, call</w:t>
+      </w:r>
+      <w:r>
+        <w:t xml:space="preserve"> </w:t>
+      </w:r>
+      <w:r>
+        <w:rPr>
+          <w:rStyle w:val="VerbatimChar"/>
+        </w:rPr>
+        <w:t xml:space="preserve">dotenv.load_dotenv()</w:t>
+      </w:r>
+      <w:r>
+        <w:t xml:space="preserve"> </w:t>
+      </w:r>
+      <w:r>
+        <w:t xml:space="preserve">in</w:t>
+      </w:r>
+      <w:r>
+        <w:t xml:space="preserve"> </w:t>
+      </w:r>
+      <w:r>
+        <w:rPr>
+          <w:rStyle w:val="VerbatimChar"/>
+        </w:rPr>
+        <w:t xml:space="preserve">app/core/config.py</w:t>
+      </w:r>
+      <w:r>
+        <w:t xml:space="preserve"> </w:t>
+      </w:r>
+      <w:r>
+        <w:t xml:space="preserve">before reading variables. In production, configure your container or deployment platform (e.g. Docker secrets, AWS Secrets Manager) to inject the variables.</w:t>
+      </w:r>
+    </w:p>
+    <w:p>
+      <w:pPr>
+        <w:numPr>
+          <w:ilvl w:val="0"/>
+          <w:numId w:val="1003"/>
+        </w:numPr>
+      </w:pPr>
+      <w:r>
+        <w:rPr>
+          <w:b/>
+          <w:bCs/>
+        </w:rPr>
+        <w:t xml:space="preserve">Add role assertions in helpers</w:t>
+      </w:r>
+      <w:r>
+        <w:t xml:space="preserve"> </w:t>
+      </w:r>
+      <w:r>
+        <w:t xml:space="preserve">– For helper functions like</w:t>
+      </w:r>
+      <w:r>
+        <w:t xml:space="preserve"> </w:t>
+      </w:r>
+      <w:r>
+        <w:rPr>
+          <w:rStyle w:val="VerbatimChar"/>
+        </w:rPr>
+        <w:t xml:space="preserve">_upsert_field_review</w:t>
+      </w:r>
+      <w:r>
+        <w:t xml:space="preserve">, accept a parameter</w:t>
+      </w:r>
+      <w:r>
+        <w:t xml:space="preserve"> </w:t>
+      </w:r>
+      <w:r>
+        <w:rPr>
+          <w:rStyle w:val="VerbatimChar"/>
+        </w:rPr>
+        <w:t xml:space="preserve">actor: dict[str, Any]</w:t>
+      </w:r>
+      <w:r>
+        <w:t xml:space="preserve"> </w:t>
+      </w:r>
+      <w:r>
+        <w:t xml:space="preserve">representing the logged‑in admin. Assert</w:t>
+      </w:r>
+      <w:r>
+        <w:t xml:space="preserve"> </w:t>
+      </w:r>
+      <w:r>
+        <w:rPr>
+          <w:rStyle w:val="VerbatimChar"/>
+        </w:rPr>
+        <w:t xml:space="preserve">actor["role"] == "admin"</w:t>
+      </w:r>
+      <w:r>
+        <w:t xml:space="preserve"> </w:t>
+      </w:r>
+      <w:r>
+        <w:t xml:space="preserve">before performing the update. If the assertion fails, raise</w:t>
+      </w:r>
+      <w:r>
+        <w:t xml:space="preserve"> </w:t>
+      </w:r>
+      <w:r>
+        <w:rPr>
+          <w:rStyle w:val="VerbatimChar"/>
+        </w:rPr>
+        <w:t xml:space="preserve">HTTPException(status_code=403, detail="forbidden")</w:t>
+      </w:r>
+      <w:r>
+        <w:t xml:space="preserve">.</w:t>
+      </w:r>
+    </w:p>
+    <w:p>
+      <w:pPr>
+        <w:numPr>
+          <w:ilvl w:val="0"/>
+          <w:numId w:val="1003"/>
+        </w:numPr>
+      </w:pPr>
+      <w:r>
+        <w:rPr>
+          <w:b/>
+          <w:bCs/>
+        </w:rPr>
+        <w:t xml:space="preserve">Lock dependency versions</w:t>
+      </w:r>
+      <w:r>
+        <w:t xml:space="preserve"> </w:t>
+      </w:r>
+      <w:r>
+        <w:t xml:space="preserve">– Specify compatible versions for authentication libraries (</w:t>
+      </w:r>
+      <w:r>
+        <w:rPr>
+          <w:rStyle w:val="VerbatimChar"/>
+        </w:rPr>
+        <w:t xml:space="preserve">python-jose[cryptography]&gt;=3.3.0</w:t>
+      </w:r>
+      <w:r>
+        <w:t xml:space="preserve"> </w:t>
+      </w:r>
+      <w:r>
+        <w:t xml:space="preserve">for JWT token parsing,</w:t>
+      </w:r>
+      <w:r>
+        <w:t xml:space="preserve"> </w:t>
+      </w:r>
+      <w:r>
+        <w:rPr>
+          <w:rStyle w:val="VerbatimChar"/>
+        </w:rPr>
+        <w:t xml:space="preserve">passlib[bcrypt]&gt;=1.7.4</w:t>
+      </w:r>
+      <w:r>
+        <w:t xml:space="preserve"> </w:t>
+      </w:r>
+      <w:r>
+        <w:t xml:space="preserve">for password hashing) in</w:t>
+      </w:r>
+      <w:r>
+        <w:t xml:space="preserve"> </w:t>
+      </w:r>
+      <w:r>
+        <w:rPr>
+          <w:rStyle w:val="VerbatimChar"/>
+        </w:rPr>
+        <w:t xml:space="preserve">requirements.txt</w:t>
+      </w:r>
+      <w:r>
+        <w:t xml:space="preserve"> </w:t>
+      </w:r>
+      <w:r>
+        <w:t xml:space="preserve">to ensure consistent security behaviour across environments.</w:t>
+      </w:r>
+    </w:p>
+    <w:bookmarkEnd w:id="23"/>
+    <w:bookmarkEnd w:id="24"/>
+    <w:bookmarkStart w:id="26" w:name="priority-3-consolidate-common-helpers"/>
     <w:p>
       <w:pPr>
         <w:pStyle w:val="Heading2"/>
       </w:pPr>
       <w:r>
-        <w:t xml:space="preserve">4. Enhance documentation</w:t>
+        <w:t xml:space="preserve">Priority 3 – Consolidate common helpers</w:t>
       </w:r>
     </w:p>
     <w:p>
@@ -807,10 +1441,32 @@
         <w:pStyle w:val="FirstParagraph"/>
       </w:pPr>
       <w:r>
-        <w:t xml:space="preserve">Clear documentation is essential for onboarding contributors and for external partners integrating with the system.</w:t>
-      </w:r>
-    </w:p>
-    <w:bookmarkStart w:id="27" w:name="steps-3"/>
+        <w:rPr>
+          <w:b/>
+          <w:bCs/>
+        </w:rPr>
+        <w:t xml:space="preserve">Why</w:t>
+      </w:r>
+      <w:r>
+        <w:t xml:space="preserve">: Duplicate implementations of</w:t>
+      </w:r>
+      <w:r>
+        <w:t xml:space="preserve"> </w:t>
+      </w:r>
+      <w:r>
+        <w:rPr>
+          <w:rStyle w:val="VerbatimChar"/>
+        </w:rPr>
+        <w:t xml:space="preserve">_safe_select</w:t>
+      </w:r>
+      <w:r>
+        <w:t xml:space="preserve"> </w:t>
+      </w:r>
+      <w:r>
+        <w:t xml:space="preserve">in multiple files increase maintenance cost and risk diverging behaviour.</w:t>
+      </w:r>
+    </w:p>
+    <w:bookmarkStart w:id="25" w:name="steps-2"/>
     <w:p>
       <w:pPr>
         <w:pStyle w:val="Heading3"/>
@@ -832,172 +1488,252 @@
           <w:b/>
           <w:bCs/>
         </w:rPr>
-        <w:t xml:space="preserve">Expand the README</w:t>
-      </w:r>
-      <w:r>
-        <w:t xml:space="preserve"> </w:t>
-      </w:r>
-      <w:r>
-        <w:t xml:space="preserve">– Extend the README to describe the system architecture, data flow, key tables, and how to run the project locally. Include diagrams (e.g. sequence or flow charts) showing the progression from scrape to eligibility computation.</w:t>
-      </w:r>
-    </w:p>
-    <w:p>
-      <w:pPr>
-        <w:pStyle w:val="Compact"/>
-        <w:numPr>
-          <w:ilvl w:val="0"/>
-          <w:numId w:val="1004"/>
-        </w:numPr>
-      </w:pPr>
-      <w:r>
-        <w:rPr>
-          <w:b/>
-          <w:bCs/>
-        </w:rPr>
-        <w:t xml:space="preserve">Create contribution guidelines</w:t>
-      </w:r>
-      <w:r>
-        <w:t xml:space="preserve"> </w:t>
-      </w:r>
-      <w:r>
-        <w:t xml:space="preserve">– Add a</w:t>
-      </w:r>
-      <w:r>
-        <w:t xml:space="preserve"> </w:t>
-      </w:r>
-      <w:r>
-        <w:rPr>
-          <w:rStyle w:val="VerbatimChar"/>
-        </w:rPr>
-        <w:t xml:space="preserve">CONTRIBUTING.md</w:t>
-      </w:r>
-      <w:r>
-        <w:t xml:space="preserve"> </w:t>
-      </w:r>
-      <w:r>
-        <w:t xml:space="preserve">that explains how to run tests, style guidelines, branch workflow and how to request a review. Provide examples of how to add new scraper adapters or eligibility rules.</w:t>
-      </w:r>
-    </w:p>
-    <w:p>
-      <w:pPr>
-        <w:pStyle w:val="Compact"/>
-        <w:numPr>
-          <w:ilvl w:val="0"/>
-          <w:numId w:val="1004"/>
-        </w:numPr>
-      </w:pPr>
-      <w:r>
-        <w:rPr>
-          <w:b/>
-          <w:bCs/>
-        </w:rPr>
-        <w:t xml:space="preserve">Document API endpoints</w:t>
-      </w:r>
-      <w:r>
-        <w:t xml:space="preserve"> </w:t>
-      </w:r>
-      <w:r>
-        <w:t xml:space="preserve">– Use FastAPI’s built‑in OpenAPI generation to expose API documentation. Ensure each endpoint has descriptive docstrings and examples. Publish the generated docs or include them in a</w:t>
-      </w:r>
-      <w:r>
-        <w:t xml:space="preserve"> </w:t>
-      </w:r>
-      <w:r>
-        <w:rPr>
-          <w:rStyle w:val="VerbatimChar"/>
-        </w:rPr>
-        <w:t xml:space="preserve">docs/api</w:t>
-      </w:r>
-      <w:r>
-        <w:t xml:space="preserve"> </w:t>
-      </w:r>
-      <w:r>
-        <w:t xml:space="preserve">directory.</w:t>
-      </w:r>
-    </w:p>
-    <w:p>
-      <w:pPr>
-        <w:pStyle w:val="Compact"/>
-        <w:numPr>
-          <w:ilvl w:val="0"/>
-          <w:numId w:val="1004"/>
-        </w:numPr>
-      </w:pPr>
-      <w:r>
-        <w:rPr>
-          <w:b/>
-          <w:bCs/>
-        </w:rPr>
-        <w:t xml:space="preserve">Maintain a migration history</w:t>
-      </w:r>
-      <w:r>
-        <w:t xml:space="preserve"> </w:t>
-      </w:r>
-      <w:r>
-        <w:t xml:space="preserve">– Summarize key Supabase migrations in a</w:t>
-      </w:r>
-      <w:r>
-        <w:t xml:space="preserve"> </w:t>
-      </w:r>
-      <w:r>
-        <w:rPr>
-          <w:rStyle w:val="VerbatimChar"/>
-        </w:rPr>
-        <w:t xml:space="preserve">docs/migrations.md</w:t>
-      </w:r>
-      <w:r>
-        <w:t xml:space="preserve"> </w:t>
-      </w:r>
-      <w:r>
-        <w:t xml:space="preserve">file and link it from the README. This helps developers understand database evolution.</w:t>
-      </w:r>
-    </w:p>
-    <w:p>
-      <w:pPr>
-        <w:pStyle w:val="Compact"/>
-        <w:numPr>
-          <w:ilvl w:val="0"/>
-          <w:numId w:val="1004"/>
-        </w:numPr>
-      </w:pPr>
-      <w:r>
-        <w:rPr>
-          <w:b/>
-          <w:bCs/>
-        </w:rPr>
-        <w:t xml:space="preserve">Add architecture decisions records (ADRs)</w:t>
-      </w:r>
-      <w:r>
-        <w:t xml:space="preserve"> </w:t>
-      </w:r>
-      <w:r>
-        <w:t xml:space="preserve">– If major decisions are made (e.g. switching to async, adopting message queues), document them in</w:t>
-      </w:r>
-      <w:r>
-        <w:t xml:space="preserve"> </w:t>
-      </w:r>
-      <w:r>
-        <w:rPr>
-          <w:rStyle w:val="VerbatimChar"/>
-        </w:rPr>
-        <w:t xml:space="preserve">docs/adr/</w:t>
-      </w:r>
-      <w:r>
-        <w:t xml:space="preserve"> </w:t>
-      </w:r>
-      <w:r>
-        <w:t xml:space="preserve">so future team members understand the rationale.</w:t>
-      </w:r>
-    </w:p>
-    <w:bookmarkEnd w:id="27"/>
-    <w:bookmarkEnd w:id="28"/>
-    <w:bookmarkStart w:id="30" w:name="add-unit-and-integration-tests"/>
-    <w:p>
-      <w:pPr>
-        <w:pStyle w:val="Heading2"/>
-      </w:pPr>
-      <w:r>
-        <w:t xml:space="preserve">5. Add unit and integration tests</w:t>
+        <w:t xml:space="preserve">Create a shared helper module</w:t>
+      </w:r>
+      <w:r>
+        <w:t xml:space="preserve"> </w:t>
+      </w:r>
+      <w:r>
+        <w:t xml:space="preserve">– Add a file</w:t>
+      </w:r>
+      <w:r>
+        <w:t xml:space="preserve"> </w:t>
+      </w:r>
+      <w:r>
+        <w:rPr>
+          <w:rStyle w:val="VerbatimChar"/>
+        </w:rPr>
+        <w:t xml:space="preserve">app/db/utils.py</w:t>
+      </w:r>
+      <w:r>
+        <w:t xml:space="preserve">:</w:t>
+      </w:r>
+    </w:p>
+    <w:p>
+      <w:pPr>
+        <w:pStyle w:val="SourceCode"/>
+      </w:pPr>
+      <w:r>
+        <w:rPr>
+          <w:rStyle w:val="VerbatimChar"/>
+        </w:rPr>
+        <w:t xml:space="preserve">from typing import Any</w:t>
+      </w:r>
+      <w:r>
+        <w:br/>
+      </w:r>
+      <w:r>
+        <w:rPr>
+          <w:rStyle w:val="VerbatimChar"/>
+        </w:rPr>
+        <w:t xml:space="preserve">from supabase import Client</w:t>
+      </w:r>
+      <w:r>
+        <w:br/>
+      </w:r>
+      <w:r>
+        <w:rPr>
+          <w:rStyle w:val="VerbatimChar"/>
+        </w:rPr>
+        <w:t xml:space="preserve">from app.core.errors import DatabaseError</w:t>
+      </w:r>
+      <w:r>
+        <w:br/>
+      </w:r>
+      <w:r>
+        <w:rPr>
+          <w:rStyle w:val="VerbatimChar"/>
+        </w:rPr>
+        <w:t xml:space="preserve">import logging</w:t>
+      </w:r>
+      <w:r>
+        <w:br/>
+      </w:r>
+      <w:r>
+        <w:br/>
+      </w:r>
+      <w:r>
+        <w:rPr>
+          <w:rStyle w:val="VerbatimChar"/>
+        </w:rPr>
+        <w:t xml:space="preserve">logger = logging.getLogger("career_copilot.db")</w:t>
+      </w:r>
+      <w:r>
+        <w:br/>
+      </w:r>
+      <w:r>
+        <w:br/>
+      </w:r>
+      <w:r>
+        <w:rPr>
+          <w:rStyle w:val="VerbatimChar"/>
+        </w:rPr>
+        <w:t xml:space="preserve">def safe_select(supabase: Client, table: str, columns: str, **filters: Any) -&gt; list[dict[str, Any]]:</w:t>
+      </w:r>
+      <w:r>
+        <w:br/>
+      </w:r>
+      <w:r>
+        <w:rPr>
+          <w:rStyle w:val="VerbatimChar"/>
+        </w:rPr>
+        <w:t xml:space="preserve">    """</w:t>
+      </w:r>
+      <w:r>
+        <w:br/>
+      </w:r>
+      <w:r>
+        <w:rPr>
+          <w:rStyle w:val="VerbatimChar"/>
+        </w:rPr>
+        <w:t xml:space="preserve">    Perform a Supabase `.select()` and return data rows.  Raises DatabaseError on failure.</w:t>
+      </w:r>
+      <w:r>
+        <w:br/>
+      </w:r>
+      <w:r>
+        <w:rPr>
+          <w:rStyle w:val="VerbatimChar"/>
+        </w:rPr>
+        <w:t xml:space="preserve">    Mirrors the behaviour of the old `_safe_select` functions found in `eligibility/runner.py`</w:t>
+      </w:r>
+      <w:r>
+        <w:br/>
+      </w:r>
+      <w:r>
+        <w:rPr>
+          <w:rStyle w:val="VerbatimChar"/>
+        </w:rPr>
+        <w:t xml:space="preserve">    and `profile/eligibility_mapper.py`[1][2].</w:t>
+      </w:r>
+      <w:r>
+        <w:br/>
+      </w:r>
+      <w:r>
+        <w:rPr>
+          <w:rStyle w:val="VerbatimChar"/>
+        </w:rPr>
+        <w:t xml:space="preserve">    """</w:t>
+      </w:r>
+      <w:r>
+        <w:br/>
+      </w:r>
+      <w:r>
+        <w:rPr>
+          <w:rStyle w:val="VerbatimChar"/>
+        </w:rPr>
+        <w:t xml:space="preserve">    try:</w:t>
+      </w:r>
+      <w:r>
+        <w:br/>
+      </w:r>
+      <w:r>
+        <w:rPr>
+          <w:rStyle w:val="VerbatimChar"/>
+        </w:rPr>
+        <w:t xml:space="preserve">        query = supabase.table(table).select(columns)</w:t>
+      </w:r>
+      <w:r>
+        <w:br/>
+      </w:r>
+      <w:r>
+        <w:rPr>
+          <w:rStyle w:val="VerbatimChar"/>
+        </w:rPr>
+        <w:t xml:space="preserve">        for key, value in filters.items():</w:t>
+      </w:r>
+      <w:r>
+        <w:br/>
+      </w:r>
+      <w:r>
+        <w:rPr>
+          <w:rStyle w:val="VerbatimChar"/>
+        </w:rPr>
+        <w:t xml:space="preserve">            query = query.eq(key, value)</w:t>
+      </w:r>
+      <w:r>
+        <w:br/>
+      </w:r>
+      <w:r>
+        <w:rPr>
+          <w:rStyle w:val="VerbatimChar"/>
+        </w:rPr>
+        <w:t xml:space="preserve">        return query.execute().data or []</w:t>
+      </w:r>
+      <w:r>
+        <w:br/>
+      </w:r>
+      <w:r>
+        <w:rPr>
+          <w:rStyle w:val="VerbatimChar"/>
+        </w:rPr>
+        <w:t xml:space="preserve">    except Exception as exc:</w:t>
+      </w:r>
+      <w:r>
+        <w:br/>
+      </w:r>
+      <w:r>
+        <w:rPr>
+          <w:rStyle w:val="VerbatimChar"/>
+        </w:rPr>
+        <w:t xml:space="preserve">        logger.error("select %s failed: %s", table, exc, exc_info=True)</w:t>
+      </w:r>
+      <w:r>
+        <w:br/>
+      </w:r>
+      <w:r>
+        <w:rPr>
+          <w:rStyle w:val="VerbatimChar"/>
+        </w:rPr>
+        <w:t xml:space="preserve">        raise DatabaseError(f"Failed to select from {table}: {exc}")</w:t>
+      </w:r>
+      <w:r>
+        <w:br/>
+      </w:r>
+      <w:r>
+        <w:br/>
+      </w:r>
+      <w:r>
+        <w:rPr>
+          <w:rStyle w:val="VerbatimChar"/>
+        </w:rPr>
+        <w:t xml:space="preserve">def first_or_none(value: Any) -&gt; Any:</w:t>
+      </w:r>
+      <w:r>
+        <w:br/>
+      </w:r>
+      <w:r>
+        <w:rPr>
+          <w:rStyle w:val="VerbatimChar"/>
+        </w:rPr>
+        <w:t xml:space="preserve">    """Return the first element if `value` is a list, otherwise return it unchanged."""</w:t>
+      </w:r>
+      <w:r>
+        <w:br/>
+      </w:r>
+      <w:r>
+        <w:rPr>
+          <w:rStyle w:val="VerbatimChar"/>
+        </w:rPr>
+        <w:t xml:space="preserve">    if isinstance(value, list):</w:t>
+      </w:r>
+      <w:r>
+        <w:br/>
+      </w:r>
+      <w:r>
+        <w:rPr>
+          <w:rStyle w:val="VerbatimChar"/>
+        </w:rPr>
+        <w:t xml:space="preserve">        return value[0] if value else None</w:t>
+      </w:r>
+      <w:r>
+        <w:br/>
+      </w:r>
+      <w:r>
+        <w:rPr>
+          <w:rStyle w:val="VerbatimChar"/>
+        </w:rPr>
+        <w:t xml:space="preserve">    return value</w:t>
       </w:r>
     </w:p>
     <w:p>
@@ -1005,21 +1741,452 @@
         <w:pStyle w:val="FirstParagraph"/>
       </w:pPr>
       <w:r>
-        <w:t xml:space="preserve">A deterministic eligibility engine is ideally suited for comprehensive unit testing, and integration tests ensure that the overall pipeline works as expected.</w:t>
-      </w:r>
-    </w:p>
-    <w:bookmarkStart w:id="29" w:name="steps-4"/>
-    <w:p>
-      <w:pPr>
-        <w:pStyle w:val="Heading3"/>
-      </w:pPr>
-      <w:r>
-        <w:t xml:space="preserve">Steps</w:t>
-      </w:r>
-    </w:p>
-    <w:p>
-      <w:pPr>
-        <w:pStyle w:val="Compact"/>
+        <w:t xml:space="preserve">Commit this file alongside an</w:t>
+      </w:r>
+      <w:r>
+        <w:t xml:space="preserve"> </w:t>
+      </w:r>
+      <w:r>
+        <w:rPr>
+          <w:rStyle w:val="VerbatimChar"/>
+        </w:rPr>
+        <w:t xml:space="preserve">__init__.py</w:t>
+      </w:r>
+      <w:r>
+        <w:t xml:space="preserve"> </w:t>
+      </w:r>
+      <w:r>
+        <w:t xml:space="preserve">to make</w:t>
+      </w:r>
+      <w:r>
+        <w:t xml:space="preserve"> </w:t>
+      </w:r>
+      <w:r>
+        <w:rPr>
+          <w:rStyle w:val="VerbatimChar"/>
+        </w:rPr>
+        <w:t xml:space="preserve">app/db</w:t>
+      </w:r>
+      <w:r>
+        <w:t xml:space="preserve"> </w:t>
+      </w:r>
+      <w:r>
+        <w:t xml:space="preserve">a package.</w:t>
+      </w:r>
+      <w:r>
+        <w:t xml:space="preserve"> </w:t>
+      </w:r>
+      <w:r>
+        <w:t xml:space="preserve">2.</w:t>
+      </w:r>
+      <w:r>
+        <w:t xml:space="preserve"> </w:t>
+      </w:r>
+      <w:r>
+        <w:rPr>
+          <w:b/>
+          <w:bCs/>
+        </w:rPr>
+        <w:t xml:space="preserve">Move</w:t>
+      </w:r>
+      <w:r>
+        <w:rPr>
+          <w:b/>
+          <w:bCs/>
+        </w:rPr>
+        <w:t xml:space="preserve"> </w:t>
+      </w:r>
+      <w:r>
+        <w:rPr>
+          <w:rStyle w:val="VerbatimChar"/>
+          <w:b/>
+          <w:bCs/>
+        </w:rPr>
+        <w:t xml:space="preserve">_first</w:t>
+      </w:r>
+      <w:r>
+        <w:rPr>
+          <w:b/>
+          <w:bCs/>
+        </w:rPr>
+        <w:t xml:space="preserve"> </w:t>
+      </w:r>
+      <w:r>
+        <w:rPr>
+          <w:b/>
+          <w:bCs/>
+        </w:rPr>
+        <w:t xml:space="preserve">helper</w:t>
+      </w:r>
+      <w:r>
+        <w:t xml:space="preserve"> </w:t>
+      </w:r>
+      <w:r>
+        <w:t xml:space="preserve">– In</w:t>
+      </w:r>
+      <w:r>
+        <w:t xml:space="preserve"> </w:t>
+      </w:r>
+      <w:r>
+        <w:rPr>
+          <w:rStyle w:val="VerbatimChar"/>
+        </w:rPr>
+        <w:t xml:space="preserve">app/eligibility/runner.py</w:t>
+      </w:r>
+      <w:r>
+        <w:t xml:space="preserve">,</w:t>
+      </w:r>
+      <w:r>
+        <w:t xml:space="preserve"> </w:t>
+      </w:r>
+      <w:r>
+        <w:rPr>
+          <w:rStyle w:val="VerbatimChar"/>
+        </w:rPr>
+        <w:t xml:space="preserve">_first</w:t>
+      </w:r>
+      <w:r>
+        <w:t xml:space="preserve"> </w:t>
+      </w:r>
+      <w:r>
+        <w:t xml:space="preserve">returns the first element when Supabase returns a single row or list. Move this function into</w:t>
+      </w:r>
+      <w:r>
+        <w:t xml:space="preserve"> </w:t>
+      </w:r>
+      <w:r>
+        <w:rPr>
+          <w:rStyle w:val="VerbatimChar"/>
+        </w:rPr>
+        <w:t xml:space="preserve">app/db/utils.py</w:t>
+      </w:r>
+      <w:r>
+        <w:t xml:space="preserve"> </w:t>
+      </w:r>
+      <w:r>
+        <w:t xml:space="preserve">with the name</w:t>
+      </w:r>
+      <w:r>
+        <w:t xml:space="preserve"> </w:t>
+      </w:r>
+      <w:r>
+        <w:rPr>
+          <w:rStyle w:val="VerbatimChar"/>
+        </w:rPr>
+        <w:t xml:space="preserve">first_or_none(value: Any) -&gt; Any</w:t>
+      </w:r>
+      <w:r>
+        <w:t xml:space="preserve"> </w:t>
+      </w:r>
+      <w:r>
+        <w:t xml:space="preserve">and update its import sites.</w:t>
+      </w:r>
+      <w:r>
+        <w:t xml:space="preserve"> </w:t>
+      </w:r>
+      <w:r>
+        <w:t xml:space="preserve">3.</w:t>
+      </w:r>
+      <w:r>
+        <w:t xml:space="preserve"> </w:t>
+      </w:r>
+      <w:r>
+        <w:rPr>
+          <w:b/>
+          <w:bCs/>
+        </w:rPr>
+        <w:t xml:space="preserve">Refactor usages</w:t>
+      </w:r>
+      <w:r>
+        <w:t xml:space="preserve"> </w:t>
+      </w:r>
+      <w:r>
+        <w:t xml:space="preserve">– Remove the local</w:t>
+      </w:r>
+      <w:r>
+        <w:t xml:space="preserve"> </w:t>
+      </w:r>
+      <w:r>
+        <w:rPr>
+          <w:rStyle w:val="VerbatimChar"/>
+        </w:rPr>
+        <w:t xml:space="preserve">_safe_select</w:t>
+      </w:r>
+      <w:r>
+        <w:t xml:space="preserve"> </w:t>
+      </w:r>
+      <w:r>
+        <w:t xml:space="preserve">definitions in</w:t>
+      </w:r>
+      <w:r>
+        <w:t xml:space="preserve"> </w:t>
+      </w:r>
+      <w:r>
+        <w:rPr>
+          <w:rStyle w:val="VerbatimChar"/>
+        </w:rPr>
+        <w:t xml:space="preserve">app/eligibility/runner.py</w:t>
+      </w:r>
+      <w:r>
+        <w:t xml:space="preserve"> </w:t>
+      </w:r>
+      <w:r>
+        <w:t xml:space="preserve">and</w:t>
+      </w:r>
+      <w:r>
+        <w:t xml:space="preserve"> </w:t>
+      </w:r>
+      <w:r>
+        <w:rPr>
+          <w:rStyle w:val="VerbatimChar"/>
+        </w:rPr>
+        <w:t xml:space="preserve">app/profile/eligibility_mapper.py</w:t>
+      </w:r>
+      <w:r>
+        <w:t xml:space="preserve">. Replace them with</w:t>
+      </w:r>
+      <w:r>
+        <w:t xml:space="preserve"> </w:t>
+      </w:r>
+      <w:r>
+        <w:rPr>
+          <w:rStyle w:val="VerbatimChar"/>
+        </w:rPr>
+        <w:t xml:space="preserve">from app.db.utils import safe_select, first_or_none</w:t>
+      </w:r>
+      <w:r>
+        <w:t xml:space="preserve"> </w:t>
+      </w:r>
+      <w:r>
+        <w:t xml:space="preserve">and update all calls accordingly. Run</w:t>
+      </w:r>
+      <w:r>
+        <w:t xml:space="preserve"> </w:t>
+      </w:r>
+      <w:r>
+        <w:rPr>
+          <w:rStyle w:val="VerbatimChar"/>
+        </w:rPr>
+        <w:t xml:space="preserve">pytest</w:t>
+      </w:r>
+      <w:r>
+        <w:t xml:space="preserve"> </w:t>
+      </w:r>
+      <w:r>
+        <w:t xml:space="preserve">to confirm nothing breaks.</w:t>
+      </w:r>
+      <w:r>
+        <w:t xml:space="preserve"> </w:t>
+      </w:r>
+      <w:r>
+        <w:t xml:space="preserve">4.</w:t>
+      </w:r>
+      <w:r>
+        <w:t xml:space="preserve"> </w:t>
+      </w:r>
+      <w:r>
+        <w:rPr>
+          <w:b/>
+          <w:bCs/>
+        </w:rPr>
+        <w:t xml:space="preserve">Test the helper</w:t>
+      </w:r>
+      <w:r>
+        <w:t xml:space="preserve"> </w:t>
+      </w:r>
+      <w:r>
+        <w:t xml:space="preserve">– Create</w:t>
+      </w:r>
+      <w:r>
+        <w:t xml:space="preserve"> </w:t>
+      </w:r>
+      <w:r>
+        <w:rPr>
+          <w:rStyle w:val="VerbatimChar"/>
+        </w:rPr>
+        <w:t xml:space="preserve">tests/db/test_utils.py</w:t>
+      </w:r>
+      <w:r>
+        <w:t xml:space="preserve">:</w:t>
+      </w:r>
+    </w:p>
+    <w:p>
+      <w:pPr>
+        <w:pStyle w:val="SourceCode"/>
+      </w:pPr>
+      <w:r>
+        <w:rPr>
+          <w:rStyle w:val="VerbatimChar"/>
+        </w:rPr>
+        <w:t xml:space="preserve">import pytest</w:t>
+      </w:r>
+      <w:r>
+        <w:br/>
+      </w:r>
+      <w:r>
+        <w:rPr>
+          <w:rStyle w:val="VerbatimChar"/>
+        </w:rPr>
+        <w:t xml:space="preserve">from app.db.utils import safe_select, first_or_none, DatabaseError</w:t>
+      </w:r>
+      <w:r>
+        <w:br/>
+      </w:r>
+      <w:r>
+        <w:br/>
+      </w:r>
+      <w:r>
+        <w:rPr>
+          <w:rStyle w:val="VerbatimChar"/>
+        </w:rPr>
+        <w:t xml:space="preserve">def test_safe_select_returns_data(monkeypatch):</w:t>
+      </w:r>
+      <w:r>
+        <w:br/>
+      </w:r>
+      <w:r>
+        <w:rPr>
+          <w:rStyle w:val="VerbatimChar"/>
+        </w:rPr>
+        <w:t xml:space="preserve">    class FakeQuery:</w:t>
+      </w:r>
+      <w:r>
+        <w:br/>
+      </w:r>
+      <w:r>
+        <w:rPr>
+          <w:rStyle w:val="VerbatimChar"/>
+        </w:rPr>
+        <w:t xml:space="preserve">        def __init__(self, data): self._data = data</w:t>
+      </w:r>
+      <w:r>
+        <w:br/>
+      </w:r>
+      <w:r>
+        <w:rPr>
+          <w:rStyle w:val="VerbatimChar"/>
+        </w:rPr>
+        <w:t xml:space="preserve">        def select(self, _): return self</w:t>
+      </w:r>
+      <w:r>
+        <w:br/>
+      </w:r>
+      <w:r>
+        <w:rPr>
+          <w:rStyle w:val="VerbatimChar"/>
+        </w:rPr>
+        <w:t xml:space="preserve">        def eq(self, *_): return self</w:t>
+      </w:r>
+      <w:r>
+        <w:br/>
+      </w:r>
+      <w:r>
+        <w:rPr>
+          <w:rStyle w:val="VerbatimChar"/>
+        </w:rPr>
+        <w:t xml:space="preserve">        def execute(self): return type("Obj", (), {"data": self._data})</w:t>
+      </w:r>
+      <w:r>
+        <w:br/>
+      </w:r>
+      <w:r>
+        <w:br/>
+      </w:r>
+      <w:r>
+        <w:rPr>
+          <w:rStyle w:val="VerbatimChar"/>
+        </w:rPr>
+        <w:t xml:space="preserve">    class FakeSupabase:</w:t>
+      </w:r>
+      <w:r>
+        <w:br/>
+      </w:r>
+      <w:r>
+        <w:rPr>
+          <w:rStyle w:val="VerbatimChar"/>
+        </w:rPr>
+        <w:t xml:space="preserve">        def table(self, _): return FakeQuery([{"id": "123"}])</w:t>
+      </w:r>
+      <w:r>
+        <w:br/>
+      </w:r>
+      <w:r>
+        <w:br/>
+      </w:r>
+      <w:r>
+        <w:rPr>
+          <w:rStyle w:val="VerbatimChar"/>
+        </w:rPr>
+        <w:t xml:space="preserve">    result = safe_select(FakeSupabase(), "profiles", "*", id="123")</w:t>
+      </w:r>
+      <w:r>
+        <w:br/>
+      </w:r>
+      <w:r>
+        <w:rPr>
+          <w:rStyle w:val="VerbatimChar"/>
+        </w:rPr>
+        <w:t xml:space="preserve">    assert result == [{"id": "123"}]</w:t>
+      </w:r>
+      <w:r>
+        <w:br/>
+      </w:r>
+      <w:r>
+        <w:br/>
+      </w:r>
+      <w:r>
+        <w:rPr>
+          <w:rStyle w:val="VerbatimChar"/>
+        </w:rPr>
+        <w:t xml:space="preserve">def test_safe_select_raises(monkeypatch):</w:t>
+      </w:r>
+      <w:r>
+        <w:br/>
+      </w:r>
+      <w:r>
+        <w:rPr>
+          <w:rStyle w:val="VerbatimChar"/>
+        </w:rPr>
+        <w:t xml:space="preserve">    class FakeSupabase:</w:t>
+      </w:r>
+      <w:r>
+        <w:br/>
+      </w:r>
+      <w:r>
+        <w:rPr>
+          <w:rStyle w:val="VerbatimChar"/>
+        </w:rPr>
+        <w:t xml:space="preserve">        def table(self, _): raise RuntimeError("fail")</w:t>
+      </w:r>
+      <w:r>
+        <w:br/>
+      </w:r>
+      <w:r>
+        <w:rPr>
+          <w:rStyle w:val="VerbatimChar"/>
+        </w:rPr>
+        <w:t xml:space="preserve">    with pytest.raises(DatabaseError):</w:t>
+      </w:r>
+      <w:r>
+        <w:br/>
+      </w:r>
+      <w:r>
+        <w:rPr>
+          <w:rStyle w:val="VerbatimChar"/>
+        </w:rPr>
+        <w:t xml:space="preserve">        safe_select(FakeSupabase(), "profiles", "*")</w:t>
+      </w:r>
+    </w:p>
+    <w:p>
+      <w:pPr>
+        <w:pStyle w:val="FirstParagraph"/>
+      </w:pPr>
+      <w:r>
+        <w:t xml:space="preserve">This test shows how to simulate Supabase behaviour without a real database. Adjust according to your test framework.</w:t>
+      </w:r>
+    </w:p>
+    <w:p>
+      <w:pPr>
         <w:numPr>
           <w:ilvl w:val="0"/>
           <w:numId w:val="1005"/>
@@ -1030,60 +2197,62 @@
           <w:b/>
           <w:bCs/>
         </w:rPr>
-        <w:t xml:space="preserve">Set up a test framework</w:t>
-      </w:r>
-      <w:r>
-        <w:t xml:space="preserve"> </w:t>
-      </w:r>
-      <w:r>
-        <w:t xml:space="preserve">– Use</w:t>
-      </w:r>
-      <w:r>
-        <w:t xml:space="preserve"> </w:t>
-      </w:r>
-      <w:r>
-        <w:rPr>
-          <w:rStyle w:val="VerbatimChar"/>
-        </w:rPr>
-        <w:t xml:space="preserve">pytest</w:t>
-      </w:r>
-      <w:r>
-        <w:t xml:space="preserve"> </w:t>
-      </w:r>
-      <w:r>
-        <w:t xml:space="preserve">as the test runner. Include</w:t>
-      </w:r>
-      <w:r>
-        <w:t xml:space="preserve"> </w:t>
-      </w:r>
-      <w:r>
-        <w:rPr>
-          <w:rStyle w:val="VerbatimChar"/>
-        </w:rPr>
-        <w:t xml:space="preserve">pytest</w:t>
-      </w:r>
-      <w:r>
-        <w:t xml:space="preserve"> </w:t>
-      </w:r>
-      <w:r>
-        <w:t xml:space="preserve">and any required mocking libraries in</w:t>
-      </w:r>
-      <w:r>
-        <w:t xml:space="preserve"> </w:t>
-      </w:r>
-      <w:r>
-        <w:rPr>
-          <w:rStyle w:val="VerbatimChar"/>
-        </w:rPr>
-        <w:t xml:space="preserve">dev-requirements.txt</w:t>
-      </w:r>
-      <w:r>
-        <w:t xml:space="preserve">.</w:t>
-      </w:r>
-    </w:p>
-    <w:p>
-      <w:pPr>
-        <w:pStyle w:val="Compact"/>
+        <w:t xml:space="preserve">Publish the module</w:t>
+      </w:r>
+      <w:r>
+        <w:t xml:space="preserve"> </w:t>
+      </w:r>
+      <w:r>
+        <w:t xml:space="preserve">– Add an empty</w:t>
+      </w:r>
+      <w:r>
+        <w:t xml:space="preserve"> </w:t>
+      </w:r>
+      <w:r>
+        <w:rPr>
+          <w:rStyle w:val="VerbatimChar"/>
+        </w:rPr>
+        <w:t xml:space="preserve">__init__.py</w:t>
+      </w:r>
+      <w:r>
+        <w:t xml:space="preserve"> </w:t>
+      </w:r>
+      <w:r>
+        <w:t xml:space="preserve">under</w:t>
+      </w:r>
+      <w:r>
+        <w:t xml:space="preserve"> </w:t>
+      </w:r>
+      <w:r>
+        <w:rPr>
+          <w:rStyle w:val="VerbatimChar"/>
+        </w:rPr>
+        <w:t xml:space="preserve">app/db/</w:t>
+      </w:r>
+      <w:r>
+        <w:t xml:space="preserve"> </w:t>
+      </w:r>
+      <w:r>
+        <w:t xml:space="preserve">to make the directory a proper package. Include a module‑level docstring in</w:t>
+      </w:r>
+      <w:r>
+        <w:t xml:space="preserve"> </w:t>
+      </w:r>
+      <w:r>
+        <w:rPr>
+          <w:rStyle w:val="VerbatimChar"/>
+        </w:rPr>
+        <w:t xml:space="preserve">app/db/utils.py</w:t>
+      </w:r>
+      <w:r>
+        <w:t xml:space="preserve"> </w:t>
+      </w:r>
+      <w:r>
+        <w:t xml:space="preserve">explaining its purpose (“Shared utilities for performing Supabase queries and normalising results”).</w:t>
+      </w:r>
+    </w:p>
+    <w:p>
+      <w:pPr>
         <w:numPr>
           <w:ilvl w:val="0"/>
           <w:numId w:val="1005"/>
@@ -1094,135 +2263,93 @@
           <w:b/>
           <w:bCs/>
         </w:rPr>
-        <w:t xml:space="preserve">Write unit tests for the engine</w:t>
-      </w:r>
-      <w:r>
-        <w:t xml:space="preserve"> </w:t>
-      </w:r>
-      <w:r>
-        <w:t xml:space="preserve">– Create a</w:t>
-      </w:r>
-      <w:r>
-        <w:t xml:space="preserve"> </w:t>
-      </w:r>
-      <w:r>
-        <w:rPr>
-          <w:rStyle w:val="VerbatimChar"/>
-        </w:rPr>
-        <w:t xml:space="preserve">tests/eligibility/test_engine.py</w:t>
-      </w:r>
-      <w:r>
-        <w:t xml:space="preserve"> </w:t>
-      </w:r>
-      <w:r>
-        <w:t xml:space="preserve">module. Cover edge cases for each rule: age boundaries, category relaxations, education qualification with missing marks, attempt limits, exam credentials and domicile. Use</w:t>
-      </w:r>
-      <w:r>
-        <w:t xml:space="preserve"> </w:t>
-      </w:r>
-      <w:r>
-        <w:rPr>
-          <w:rStyle w:val="VerbatimChar"/>
-        </w:rPr>
-        <w:t xml:space="preserve">pytest.param</w:t>
-      </w:r>
-      <w:r>
-        <w:t xml:space="preserve"> </w:t>
-      </w:r>
-      <w:r>
-        <w:t xml:space="preserve">to parametrise scenarios.</w:t>
-      </w:r>
-    </w:p>
-    <w:p>
-      <w:pPr>
-        <w:pStyle w:val="Compact"/>
-        <w:numPr>
-          <w:ilvl w:val="0"/>
-          <w:numId w:val="1005"/>
-        </w:numPr>
-      </w:pPr>
-      <w:r>
-        <w:rPr>
-          <w:b/>
-          <w:bCs/>
-        </w:rPr>
-        <w:t xml:space="preserve">Test the runner and API</w:t>
-      </w:r>
-      <w:r>
-        <w:t xml:space="preserve"> </w:t>
-      </w:r>
-      <w:r>
-        <w:t xml:space="preserve">– Write integration tests that spin up a test Supabase schema (or mock Supabase client) and run</w:t>
-      </w:r>
-      <w:r>
-        <w:t xml:space="preserve"> </w:t>
-      </w:r>
-      <w:r>
-        <w:rPr>
-          <w:rStyle w:val="VerbatimChar"/>
-        </w:rPr>
-        <w:t xml:space="preserve">run_eligibility_for_user</w:t>
-      </w:r>
-      <w:r>
-        <w:t xml:space="preserve"> </w:t>
-      </w:r>
-      <w:r>
-        <w:t xml:space="preserve">end‑to‑end. Use test fixtures to seed the database with posts, criteria and user data, and assert that eligibility results and notifications match expectations.</w:t>
-      </w:r>
-    </w:p>
-    <w:p>
-      <w:pPr>
-        <w:pStyle w:val="Compact"/>
-        <w:numPr>
-          <w:ilvl w:val="0"/>
-          <w:numId w:val="1005"/>
-        </w:numPr>
-      </w:pPr>
-      <w:r>
-        <w:rPr>
-          <w:b/>
-          <w:bCs/>
-        </w:rPr>
-        <w:t xml:space="preserve">Test error paths</w:t>
-      </w:r>
-      <w:r>
-        <w:t xml:space="preserve"> </w:t>
-      </w:r>
-      <w:r>
-        <w:t xml:space="preserve">– Ensure that when Supabase calls fail or data is missing, the API returns appropriate errors (as per the improved error propagation guidelines).</w:t>
-      </w:r>
-    </w:p>
-    <w:p>
-      <w:pPr>
-        <w:pStyle w:val="Compact"/>
-        <w:numPr>
-          <w:ilvl w:val="0"/>
-          <w:numId w:val="1005"/>
-        </w:numPr>
-      </w:pPr>
-      <w:r>
-        <w:rPr>
-          <w:b/>
-          <w:bCs/>
-        </w:rPr>
-        <w:t xml:space="preserve">Continuous integration</w:t>
-      </w:r>
-      <w:r>
-        <w:t xml:space="preserve"> </w:t>
-      </w:r>
-      <w:r>
-        <w:t xml:space="preserve">– Add a CI workflow (e.g. GitHub Actions) to run tests on pull requests. Set up code coverage reporting and enforce a minimum coverage threshold.</w:t>
-      </w:r>
-    </w:p>
-    <w:bookmarkEnd w:id="29"/>
-    <w:bookmarkEnd w:id="30"/>
-    <w:bookmarkStart w:id="32" w:name="optimize-queue-queries"/>
+        <w:t xml:space="preserve">Regenerate imports</w:t>
+      </w:r>
+      <w:r>
+        <w:t xml:space="preserve"> </w:t>
+      </w:r>
+      <w:r>
+        <w:t xml:space="preserve">– Perform a</w:t>
+      </w:r>
+      <w:r>
+        <w:t xml:space="preserve"> </w:t>
+      </w:r>
+      <w:r>
+        <w:rPr>
+          <w:rStyle w:val="VerbatimChar"/>
+        </w:rPr>
+        <w:t xml:space="preserve">grep -R "_safe_select" app/</w:t>
+      </w:r>
+      <w:r>
+        <w:t xml:space="preserve"> </w:t>
+      </w:r>
+      <w:r>
+        <w:t xml:space="preserve">to find all call sites and replace them with</w:t>
+      </w:r>
+      <w:r>
+        <w:t xml:space="preserve"> </w:t>
+      </w:r>
+      <w:r>
+        <w:rPr>
+          <w:rStyle w:val="VerbatimChar"/>
+        </w:rPr>
+        <w:t xml:space="preserve">safe_select</w:t>
+      </w:r>
+      <w:r>
+        <w:t xml:space="preserve">. Similarly replace</w:t>
+      </w:r>
+      <w:r>
+        <w:t xml:space="preserve"> </w:t>
+      </w:r>
+      <w:r>
+        <w:rPr>
+          <w:rStyle w:val="VerbatimChar"/>
+        </w:rPr>
+        <w:t xml:space="preserve">_first</w:t>
+      </w:r>
+      <w:r>
+        <w:t xml:space="preserve"> </w:t>
+      </w:r>
+      <w:r>
+        <w:t xml:space="preserve">with</w:t>
+      </w:r>
+      <w:r>
+        <w:t xml:space="preserve"> </w:t>
+      </w:r>
+      <w:r>
+        <w:rPr>
+          <w:rStyle w:val="VerbatimChar"/>
+        </w:rPr>
+        <w:t xml:space="preserve">first_or_none</w:t>
+      </w:r>
+      <w:r>
+        <w:t xml:space="preserve">. Update any import statements accordingly. Run</w:t>
+      </w:r>
+      <w:r>
+        <w:t xml:space="preserve"> </w:t>
+      </w:r>
+      <w:r>
+        <w:rPr>
+          <w:rStyle w:val="VerbatimChar"/>
+        </w:rPr>
+        <w:t xml:space="preserve">pytest -q</w:t>
+      </w:r>
+      <w:r>
+        <w:t xml:space="preserve"> </w:t>
+      </w:r>
+      <w:r>
+        <w:t xml:space="preserve">to verify that there are no unresolved references.</w:t>
+      </w:r>
+    </w:p>
+    <w:bookmarkEnd w:id="25"/>
+    <w:bookmarkEnd w:id="26"/>
+    <w:bookmarkStart w:id="28" w:name="Xd40bb077d01517a4fbc2ebf13cfc29d868208cc"/>
     <w:p>
       <w:pPr>
         <w:pStyle w:val="Heading2"/>
       </w:pPr>
       <w:r>
-        <w:t xml:space="preserve">6. Optimize queue queries</w:t>
+        <w:t xml:space="preserve">Priority 4 – Testing &amp; continuous integration</w:t>
       </w:r>
     </w:p>
     <w:p>
@@ -1230,40 +2357,17 @@
         <w:pStyle w:val="FirstParagraph"/>
       </w:pPr>
       <w:r>
-        <w:t xml:space="preserve">Administrative dashboards rely on fast queries against the</w:t>
-      </w:r>
-      <w:r>
-        <w:t xml:space="preserve"> </w:t>
-      </w:r>
-      <w:r>
-        <w:rPr>
-          <w:rStyle w:val="VerbatimChar"/>
-        </w:rPr>
-        <w:t xml:space="preserve">scrape_queue</w:t>
-      </w:r>
-      <w:r>
-        <w:t xml:space="preserve"> </w:t>
-      </w:r>
-      <w:r>
-        <w:t xml:space="preserve">and</w:t>
-      </w:r>
-      <w:r>
-        <w:t xml:space="preserve"> </w:t>
-      </w:r>
-      <w:r>
-        <w:rPr>
-          <w:rStyle w:val="VerbatimChar"/>
-        </w:rPr>
-        <w:t xml:space="preserve">eligibility_recompute_queue</w:t>
-      </w:r>
-      <w:r>
-        <w:t xml:space="preserve"> </w:t>
-      </w:r>
-      <w:r>
-        <w:t xml:space="preserve">tables. Without proper indexing, these queries may become slow as data grows.</w:t>
-      </w:r>
-    </w:p>
-    <w:bookmarkStart w:id="31" w:name="steps-5"/>
+        <w:rPr>
+          <w:b/>
+          <w:bCs/>
+        </w:rPr>
+        <w:t xml:space="preserve">Why</w:t>
+      </w:r>
+      <w:r>
+        <w:t xml:space="preserve">: A deterministic eligibility engine lends itself to unit tests; integration tests catch regressions across modules.</w:t>
+      </w:r>
+    </w:p>
+    <w:bookmarkStart w:id="27" w:name="steps-3"/>
     <w:p>
       <w:pPr>
         <w:pStyle w:val="Heading3"/>
@@ -1285,22 +2389,397 @@
           <w:b/>
           <w:bCs/>
         </w:rPr>
-        <w:t xml:space="preserve">Add indexes</w:t>
-      </w:r>
-      <w:r>
-        <w:t xml:space="preserve"> </w:t>
-      </w:r>
-      <w:r>
-        <w:t xml:space="preserve">– In your Supabase migrations, create indexes on commonly filtered columns:</w:t>
-      </w:r>
-      <w:r>
-        <w:t xml:space="preserve"> </w:t>
-      </w:r>
-      <w:r>
-        <w:rPr>
-          <w:rStyle w:val="VerbatimChar"/>
-        </w:rPr>
-        <w:t xml:space="preserve">scrape_queue.status</w:t>
+        <w:t xml:space="preserve">Install</w:t>
+      </w:r>
+      <w:r>
+        <w:rPr>
+          <w:b/>
+          <w:bCs/>
+        </w:rPr>
+        <w:t xml:space="preserve"> </w:t>
+      </w:r>
+      <w:r>
+        <w:rPr>
+          <w:rStyle w:val="VerbatimChar"/>
+          <w:b/>
+          <w:bCs/>
+        </w:rPr>
+        <w:t xml:space="preserve">pytest</w:t>
+      </w:r>
+      <w:r>
+        <w:t xml:space="preserve"> </w:t>
+      </w:r>
+      <w:r>
+        <w:t xml:space="preserve">– It is already included in</w:t>
+      </w:r>
+      <w:r>
+        <w:t xml:space="preserve"> </w:t>
+      </w:r>
+      <w:r>
+        <w:rPr>
+          <w:rStyle w:val="VerbatimChar"/>
+        </w:rPr>
+        <w:t xml:space="preserve">requirements.txt</w:t>
+      </w:r>
+      <w:r>
+        <w:t xml:space="preserve"> </w:t>
+      </w:r>
+      <w:r>
+        <w:t xml:space="preserve">(version 9.0.3), but add</w:t>
+      </w:r>
+      <w:r>
+        <w:t xml:space="preserve"> </w:t>
+      </w:r>
+      <w:r>
+        <w:rPr>
+          <w:rStyle w:val="VerbatimChar"/>
+        </w:rPr>
+        <w:t xml:space="preserve">pytest</w:t>
+      </w:r>
+      <w:r>
+        <w:t xml:space="preserve"> </w:t>
+      </w:r>
+      <w:r>
+        <w:t xml:space="preserve">plugins if necessary (</w:t>
+      </w:r>
+      <w:r>
+        <w:rPr>
+          <w:rStyle w:val="VerbatimChar"/>
+        </w:rPr>
+        <w:t xml:space="preserve">pytest‑asyncio</w:t>
+      </w:r>
+      <w:r>
+        <w:t xml:space="preserve"> </w:t>
+      </w:r>
+      <w:r>
+        <w:t xml:space="preserve">for async functions,</w:t>
+      </w:r>
+      <w:r>
+        <w:t xml:space="preserve"> </w:t>
+      </w:r>
+      <w:r>
+        <w:rPr>
+          <w:rStyle w:val="VerbatimChar"/>
+        </w:rPr>
+        <w:t xml:space="preserve">pytest‑cov</w:t>
+      </w:r>
+      <w:r>
+        <w:t xml:space="preserve"> </w:t>
+      </w:r>
+      <w:r>
+        <w:t xml:space="preserve">for coverage).</w:t>
+      </w:r>
+    </w:p>
+    <w:p>
+      <w:pPr>
+        <w:pStyle w:val="Compact"/>
+        <w:numPr>
+          <w:ilvl w:val="0"/>
+          <w:numId w:val="1006"/>
+        </w:numPr>
+      </w:pPr>
+      <w:r>
+        <w:rPr>
+          <w:b/>
+          <w:bCs/>
+        </w:rPr>
+        <w:t xml:space="preserve">Unit tests for eligibility rules</w:t>
+      </w:r>
+      <w:r>
+        <w:t xml:space="preserve"> </w:t>
+      </w:r>
+      <w:r>
+        <w:t xml:space="preserve">– In</w:t>
+      </w:r>
+      <w:r>
+        <w:t xml:space="preserve"> </w:t>
+      </w:r>
+      <w:r>
+        <w:rPr>
+          <w:rStyle w:val="VerbatimChar"/>
+        </w:rPr>
+        <w:t xml:space="preserve">tests/eligibility/test_engine.py</w:t>
+      </w:r>
+      <w:r>
+        <w:t xml:space="preserve">, import</w:t>
+      </w:r>
+      <w:r>
+        <w:t xml:space="preserve"> </w:t>
+      </w:r>
+      <w:r>
+        <w:rPr>
+          <w:rStyle w:val="VerbatimChar"/>
+        </w:rPr>
+        <w:t xml:space="preserve">app/eligibility/engine.py</w:t>
+      </w:r>
+      <w:r>
+        <w:t xml:space="preserve">. Create a set of scenarios covering age boundaries, category relaxations, education levels, attempt limits, exam credentials and domicile. Use</w:t>
+      </w:r>
+      <w:r>
+        <w:t xml:space="preserve"> </w:t>
+      </w:r>
+      <w:r>
+        <w:rPr>
+          <w:rStyle w:val="VerbatimChar"/>
+        </w:rPr>
+        <w:t xml:space="preserve">pytest.mark.parametrize</w:t>
+      </w:r>
+      <w:r>
+        <w:t xml:space="preserve"> </w:t>
+      </w:r>
+      <w:r>
+        <w:t xml:space="preserve">to iterate over edge cases.</w:t>
+      </w:r>
+    </w:p>
+    <w:p>
+      <w:pPr>
+        <w:pStyle w:val="Compact"/>
+        <w:numPr>
+          <w:ilvl w:val="0"/>
+          <w:numId w:val="1006"/>
+        </w:numPr>
+      </w:pPr>
+      <w:r>
+        <w:rPr>
+          <w:b/>
+          <w:bCs/>
+        </w:rPr>
+        <w:t xml:space="preserve">Integration tests for runner</w:t>
+      </w:r>
+      <w:r>
+        <w:t xml:space="preserve"> </w:t>
+      </w:r>
+      <w:r>
+        <w:t xml:space="preserve">– In</w:t>
+      </w:r>
+      <w:r>
+        <w:t xml:space="preserve"> </w:t>
+      </w:r>
+      <w:r>
+        <w:rPr>
+          <w:rStyle w:val="VerbatimChar"/>
+        </w:rPr>
+        <w:t xml:space="preserve">tests/integration/test_runner.py</w:t>
+      </w:r>
+      <w:r>
+        <w:t xml:space="preserve">, mock Supabase with fixtures or spin up a test Postgres container seeded with minimal data. Call</w:t>
+      </w:r>
+      <w:r>
+        <w:t xml:space="preserve"> </w:t>
+      </w:r>
+      <w:r>
+        <w:rPr>
+          <w:rStyle w:val="VerbatimChar"/>
+        </w:rPr>
+        <w:t xml:space="preserve">run_eligibility_for_user()</w:t>
+      </w:r>
+      <w:r>
+        <w:t xml:space="preserve"> </w:t>
+      </w:r>
+      <w:r>
+        <w:t xml:space="preserve">and assert that eligibility results match expected outcomes. Use</w:t>
+      </w:r>
+      <w:r>
+        <w:t xml:space="preserve"> </w:t>
+      </w:r>
+      <w:r>
+        <w:rPr>
+          <w:rStyle w:val="VerbatimChar"/>
+        </w:rPr>
+        <w:t xml:space="preserve">pytest‑asyncio</w:t>
+      </w:r>
+      <w:r>
+        <w:t xml:space="preserve"> </w:t>
+      </w:r>
+      <w:r>
+        <w:t xml:space="preserve">if migrating to async.</w:t>
+      </w:r>
+    </w:p>
+    <w:p>
+      <w:pPr>
+        <w:pStyle w:val="Compact"/>
+        <w:numPr>
+          <w:ilvl w:val="0"/>
+          <w:numId w:val="1006"/>
+        </w:numPr>
+      </w:pPr>
+      <w:r>
+        <w:rPr>
+          <w:b/>
+          <w:bCs/>
+        </w:rPr>
+        <w:t xml:space="preserve">API tests</w:t>
+      </w:r>
+      <w:r>
+        <w:t xml:space="preserve"> </w:t>
+      </w:r>
+      <w:r>
+        <w:t xml:space="preserve">– Use</w:t>
+      </w:r>
+      <w:r>
+        <w:t xml:space="preserve"> </w:t>
+      </w:r>
+      <w:r>
+        <w:rPr>
+          <w:rStyle w:val="VerbatimChar"/>
+        </w:rPr>
+        <w:t xml:space="preserve">fastapi.testclient</w:t>
+      </w:r>
+      <w:r>
+        <w:t xml:space="preserve"> </w:t>
+      </w:r>
+      <w:r>
+        <w:t xml:space="preserve">to test endpoints in</w:t>
+      </w:r>
+      <w:r>
+        <w:t xml:space="preserve"> </w:t>
+      </w:r>
+      <w:r>
+        <w:rPr>
+          <w:rStyle w:val="VerbatimChar"/>
+        </w:rPr>
+        <w:t xml:space="preserve">app/api/admin_scrape.py</w:t>
+      </w:r>
+      <w:r>
+        <w:t xml:space="preserve"> </w:t>
+      </w:r>
+      <w:r>
+        <w:t xml:space="preserve">and others. Verify that unauthorized users get</w:t>
+      </w:r>
+      <w:r>
+        <w:t xml:space="preserve"> </w:t>
+      </w:r>
+      <w:r>
+        <w:rPr>
+          <w:rStyle w:val="VerbatimChar"/>
+        </w:rPr>
+        <w:t xml:space="preserve">403</w:t>
+      </w:r>
+      <w:r>
+        <w:t xml:space="preserve"> </w:t>
+      </w:r>
+      <w:r>
+        <w:t xml:space="preserve">responses, invalid inputs return</w:t>
+      </w:r>
+      <w:r>
+        <w:t xml:space="preserve"> </w:t>
+      </w:r>
+      <w:r>
+        <w:rPr>
+          <w:rStyle w:val="VerbatimChar"/>
+        </w:rPr>
+        <w:t xml:space="preserve">422</w:t>
+      </w:r>
+      <w:r>
+        <w:t xml:space="preserve"> </w:t>
+      </w:r>
+      <w:r>
+        <w:t xml:space="preserve">and server errors return</w:t>
+      </w:r>
+      <w:r>
+        <w:t xml:space="preserve"> </w:t>
+      </w:r>
+      <w:r>
+        <w:rPr>
+          <w:rStyle w:val="VerbatimChar"/>
+        </w:rPr>
+        <w:t xml:space="preserve">500</w:t>
+      </w:r>
+      <w:r>
+        <w:t xml:space="preserve">.</w:t>
+      </w:r>
+    </w:p>
+    <w:p>
+      <w:pPr>
+        <w:numPr>
+          <w:ilvl w:val="0"/>
+          <w:numId w:val="1006"/>
+        </w:numPr>
+      </w:pPr>
+      <w:r>
+        <w:rPr>
+          <w:b/>
+          <w:bCs/>
+        </w:rPr>
+        <w:t xml:space="preserve">CI configuration</w:t>
+      </w:r>
+      <w:r>
+        <w:t xml:space="preserve"> </w:t>
+      </w:r>
+      <w:r>
+        <w:t xml:space="preserve">– Update</w:t>
+      </w:r>
+      <w:r>
+        <w:t xml:space="preserve"> </w:t>
+      </w:r>
+      <w:r>
+        <w:rPr>
+          <w:rStyle w:val="VerbatimChar"/>
+        </w:rPr>
+        <w:t xml:space="preserve">.github/workflows/ci.yml</w:t>
+      </w:r>
+      <w:r>
+        <w:t xml:space="preserve"> </w:t>
+      </w:r>
+      <w:r>
+        <w:t xml:space="preserve">to run</w:t>
+      </w:r>
+      <w:r>
+        <w:t xml:space="preserve"> </w:t>
+      </w:r>
+      <w:r>
+        <w:rPr>
+          <w:rStyle w:val="VerbatimChar"/>
+        </w:rPr>
+        <w:t xml:space="preserve">pytest --cov=app/backend/app</w:t>
+      </w:r>
+      <w:r>
+        <w:t xml:space="preserve"> </w:t>
+      </w:r>
+      <w:r>
+        <w:t xml:space="preserve">and</w:t>
+      </w:r>
+      <w:r>
+        <w:t xml:space="preserve"> </w:t>
+      </w:r>
+      <w:r>
+        <w:rPr>
+          <w:rStyle w:val="VerbatimChar"/>
+        </w:rPr>
+        <w:t xml:space="preserve">pip-audit</w:t>
+      </w:r>
+      <w:r>
+        <w:t xml:space="preserve">. Add a coverage badge in the README. Set a minimum coverage threshold (e.g. 70%) and fail the build if not met.</w:t>
+      </w:r>
+    </w:p>
+    <w:p>
+      <w:pPr>
+        <w:numPr>
+          <w:ilvl w:val="0"/>
+          <w:numId w:val="1006"/>
+        </w:numPr>
+      </w:pPr>
+      <w:r>
+        <w:rPr>
+          <w:b/>
+          <w:bCs/>
+        </w:rPr>
+        <w:t xml:space="preserve">Select stable test libraries</w:t>
+      </w:r>
+      <w:r>
+        <w:t xml:space="preserve"> </w:t>
+      </w:r>
+      <w:r>
+        <w:t xml:space="preserve">– Pin</w:t>
+      </w:r>
+      <w:r>
+        <w:t xml:space="preserve"> </w:t>
+      </w:r>
+      <w:r>
+        <w:rPr>
+          <w:rStyle w:val="VerbatimChar"/>
+        </w:rPr>
+        <w:t xml:space="preserve">pytest==9.0.3</w:t>
       </w:r>
       <w:r>
         <w:t xml:space="preserve">,</w:t>
@@ -1312,51 +2791,294 @@
         <w:rPr>
           <w:rStyle w:val="VerbatimChar"/>
         </w:rPr>
-        <w:t xml:space="preserve">scrape_queue.reviewed_at</w:t>
-      </w:r>
-      <w:r>
-        <w:t xml:space="preserve">,</w:t>
-      </w:r>
-      <w:r>
-        <w:t xml:space="preserve"> </w:t>
-      </w:r>
-      <w:r>
-        <w:rPr>
-          <w:rStyle w:val="VerbatimChar"/>
-        </w:rPr>
-        <w:t xml:space="preserve">eligibility_recompute_queue.status</w:t>
-      </w:r>
-      <w:r>
-        <w:t xml:space="preserve">, and any foreign keys used in joins. For example:</w:t>
-      </w:r>
-    </w:p>
-    <w:p>
-      <w:pPr>
-        <w:pStyle w:val="SourceCode"/>
-      </w:pPr>
-      <w:r>
-        <w:rPr>
-          <w:rStyle w:val="VerbatimChar"/>
-        </w:rPr>
-        <w:t xml:space="preserve">CREATE INDEX IF NOT EXISTS idx_scrape_queue_status ON scrape_queue(status);</w:t>
-      </w:r>
-      <w:r>
-        <w:br/>
-      </w:r>
-      <w:r>
-        <w:rPr>
-          <w:rStyle w:val="VerbatimChar"/>
-        </w:rPr>
-        <w:t xml:space="preserve">CREATE INDEX IF NOT EXISTS idx_scrape_queue_reviewed_at ON scrape_queue(reviewed_at);</w:t>
-      </w:r>
-      <w:r>
-        <w:br/>
-      </w:r>
-      <w:r>
-        <w:rPr>
-          <w:rStyle w:val="VerbatimChar"/>
-        </w:rPr>
-        <w:t xml:space="preserve">CREATE INDEX IF NOT EXISTS idx_recompute_queue_status ON eligibility_recompute_queue(status);</w:t>
+        <w:t xml:space="preserve">pytest-asyncio==0.23.5</w:t>
+      </w:r>
+      <w:r>
+        <w:t xml:space="preserve"> </w:t>
+      </w:r>
+      <w:r>
+        <w:t xml:space="preserve">and</w:t>
+      </w:r>
+      <w:r>
+        <w:t xml:space="preserve"> </w:t>
+      </w:r>
+      <w:r>
+        <w:rPr>
+          <w:rStyle w:val="VerbatimChar"/>
+        </w:rPr>
+        <w:t xml:space="preserve">pytest-cov==4.1.0</w:t>
+      </w:r>
+      <w:r>
+        <w:t xml:space="preserve"> </w:t>
+      </w:r>
+      <w:r>
+        <w:t xml:space="preserve">in a</w:t>
+      </w:r>
+      <w:r>
+        <w:t xml:space="preserve"> </w:t>
+      </w:r>
+      <w:r>
+        <w:rPr>
+          <w:rStyle w:val="VerbatimChar"/>
+        </w:rPr>
+        <w:t xml:space="preserve">dev-requirements.txt</w:t>
+      </w:r>
+      <w:r>
+        <w:t xml:space="preserve"> </w:t>
+      </w:r>
+      <w:r>
+        <w:t xml:space="preserve">file. These versions are compatible with Python 3.12. Use</w:t>
+      </w:r>
+      <w:r>
+        <w:t xml:space="preserve"> </w:t>
+      </w:r>
+      <w:r>
+        <w:rPr>
+          <w:rStyle w:val="VerbatimChar"/>
+        </w:rPr>
+        <w:t xml:space="preserve">pip install -r dev-requirements.txt</w:t>
+      </w:r>
+      <w:r>
+        <w:t xml:space="preserve"> </w:t>
+      </w:r>
+      <w:r>
+        <w:t xml:space="preserve">in the CI workflow to ensure reproducible test environments.</w:t>
+      </w:r>
+    </w:p>
+    <w:p>
+      <w:pPr>
+        <w:numPr>
+          <w:ilvl w:val="0"/>
+          <w:numId w:val="1006"/>
+        </w:numPr>
+      </w:pPr>
+      <w:r>
+        <w:rPr>
+          <w:b/>
+          <w:bCs/>
+        </w:rPr>
+        <w:t xml:space="preserve">Test API security</w:t>
+      </w:r>
+      <w:r>
+        <w:t xml:space="preserve"> </w:t>
+      </w:r>
+      <w:r>
+        <w:t xml:space="preserve">– Create a</w:t>
+      </w:r>
+      <w:r>
+        <w:t xml:space="preserve"> </w:t>
+      </w:r>
+      <w:r>
+        <w:rPr>
+          <w:rStyle w:val="VerbatimChar"/>
+        </w:rPr>
+        <w:t xml:space="preserve">tests/api/test_security.py</w:t>
+      </w:r>
+      <w:r>
+        <w:t xml:space="preserve"> </w:t>
+      </w:r>
+      <w:r>
+        <w:t xml:space="preserve">file. Use</w:t>
+      </w:r>
+      <w:r>
+        <w:t xml:space="preserve"> </w:t>
+      </w:r>
+      <w:r>
+        <w:rPr>
+          <w:rStyle w:val="VerbatimChar"/>
+        </w:rPr>
+        <w:t xml:space="preserve">TestClient(app)</w:t>
+      </w:r>
+      <w:r>
+        <w:t xml:space="preserve"> </w:t>
+      </w:r>
+      <w:r>
+        <w:t xml:space="preserve">from FastAPI to verify that a request without appropriate JWT credentials returns</w:t>
+      </w:r>
+      <w:r>
+        <w:t xml:space="preserve"> </w:t>
+      </w:r>
+      <w:r>
+        <w:rPr>
+          <w:rStyle w:val="VerbatimChar"/>
+        </w:rPr>
+        <w:t xml:space="preserve">401</w:t>
+      </w:r>
+      <w:r>
+        <w:t xml:space="preserve"> </w:t>
+      </w:r>
+      <w:r>
+        <w:t xml:space="preserve">or</w:t>
+      </w:r>
+      <w:r>
+        <w:t xml:space="preserve"> </w:t>
+      </w:r>
+      <w:r>
+        <w:rPr>
+          <w:rStyle w:val="VerbatimChar"/>
+        </w:rPr>
+        <w:t xml:space="preserve">403</w:t>
+      </w:r>
+      <w:r>
+        <w:t xml:space="preserve">. Generate mock JWT tokens using</w:t>
+      </w:r>
+      <w:r>
+        <w:t xml:space="preserve"> </w:t>
+      </w:r>
+      <w:r>
+        <w:rPr>
+          <w:rStyle w:val="VerbatimChar"/>
+        </w:rPr>
+        <w:t xml:space="preserve">python-jose</w:t>
+      </w:r>
+      <w:r>
+        <w:t xml:space="preserve"> </w:t>
+      </w:r>
+      <w:r>
+        <w:t xml:space="preserve">to simulate different roles and verify that permission checks behave correctly.</w:t>
+      </w:r>
+    </w:p>
+    <w:p>
+      <w:pPr>
+        <w:numPr>
+          <w:ilvl w:val="0"/>
+          <w:numId w:val="1006"/>
+        </w:numPr>
+      </w:pPr>
+      <w:r>
+        <w:rPr>
+          <w:b/>
+          <w:bCs/>
+        </w:rPr>
+        <w:t xml:space="preserve">Automate code formatting</w:t>
+      </w:r>
+      <w:r>
+        <w:t xml:space="preserve"> </w:t>
+      </w:r>
+      <w:r>
+        <w:t xml:space="preserve">– Integrate a pre-commit hook using</w:t>
+      </w:r>
+      <w:r>
+        <w:t xml:space="preserve"> </w:t>
+      </w:r>
+      <w:r>
+        <w:rPr>
+          <w:rStyle w:val="VerbatimChar"/>
+        </w:rPr>
+        <w:t xml:space="preserve">black==26.3.1</w:t>
+      </w:r>
+      <w:r>
+        <w:t xml:space="preserve"> </w:t>
+      </w:r>
+      <w:r>
+        <w:t xml:space="preserve">and</w:t>
+      </w:r>
+      <w:r>
+        <w:t xml:space="preserve"> </w:t>
+      </w:r>
+      <w:r>
+        <w:rPr>
+          <w:rStyle w:val="VerbatimChar"/>
+        </w:rPr>
+        <w:t xml:space="preserve">flake8==7.3.0</w:t>
+      </w:r>
+      <w:r>
+        <w:t xml:space="preserve">. Configure</w:t>
+      </w:r>
+      <w:r>
+        <w:t xml:space="preserve"> </w:t>
+      </w:r>
+      <w:r>
+        <w:rPr>
+          <w:rStyle w:val="VerbatimChar"/>
+        </w:rPr>
+        <w:t xml:space="preserve">.pre-commit-config.yaml</w:t>
+      </w:r>
+      <w:r>
+        <w:t xml:space="preserve"> </w:t>
+      </w:r>
+      <w:r>
+        <w:t xml:space="preserve">to run these tools on staged files. Add a step in the CI workflow to run</w:t>
+      </w:r>
+      <w:r>
+        <w:t xml:space="preserve"> </w:t>
+      </w:r>
+      <w:r>
+        <w:rPr>
+          <w:rStyle w:val="VerbatimChar"/>
+        </w:rPr>
+        <w:t xml:space="preserve">pre-commit run --all-files</w:t>
+      </w:r>
+      <w:r>
+        <w:t xml:space="preserve"> </w:t>
+      </w:r>
+      <w:r>
+        <w:t xml:space="preserve">and fail if formatting issues are detected.</w:t>
+      </w:r>
+    </w:p>
+    <w:bookmarkEnd w:id="27"/>
+    <w:bookmarkEnd w:id="28"/>
+    <w:bookmarkStart w:id="30" w:name="priority-5-queue-query-optimisation"/>
+    <w:p>
+      <w:pPr>
+        <w:pStyle w:val="Heading2"/>
+      </w:pPr>
+      <w:r>
+        <w:t xml:space="preserve">Priority 5 – Queue query optimisation</w:t>
+      </w:r>
+    </w:p>
+    <w:p>
+      <w:pPr>
+        <w:pStyle w:val="FirstParagraph"/>
+      </w:pPr>
+      <w:r>
+        <w:rPr>
+          <w:b/>
+          <w:bCs/>
+        </w:rPr>
+        <w:t xml:space="preserve">Why</w:t>
+      </w:r>
+      <w:r>
+        <w:t xml:space="preserve">: Admin dashboards query the</w:t>
+      </w:r>
+      <w:r>
+        <w:t xml:space="preserve"> </w:t>
+      </w:r>
+      <w:r>
+        <w:rPr>
+          <w:rStyle w:val="VerbatimChar"/>
+        </w:rPr>
+        <w:t xml:space="preserve">scrape_queue</w:t>
+      </w:r>
+      <w:r>
+        <w:t xml:space="preserve"> </w:t>
+      </w:r>
+      <w:r>
+        <w:t xml:space="preserve">and</w:t>
+      </w:r>
+      <w:r>
+        <w:t xml:space="preserve"> </w:t>
+      </w:r>
+      <w:r>
+        <w:rPr>
+          <w:rStyle w:val="VerbatimChar"/>
+        </w:rPr>
+        <w:t xml:space="preserve">eligibility_recompute_queue</w:t>
+      </w:r>
+      <w:r>
+        <w:t xml:space="preserve"> </w:t>
+      </w:r>
+      <w:r>
+        <w:t xml:space="preserve">tables. Without indexes, these queries degrade as data grows.</w:t>
+      </w:r>
+    </w:p>
+    <w:bookmarkStart w:id="29" w:name="steps-4"/>
+    <w:p>
+      <w:pPr>
+        <w:pStyle w:val="Heading3"/>
+      </w:pPr>
+      <w:r>
+        <w:t xml:space="preserve">Steps</w:t>
       </w:r>
     </w:p>
     <w:p>
@@ -1372,43 +3094,191 @@
           <w:b/>
           <w:bCs/>
         </w:rPr>
-        <w:t xml:space="preserve">Analyze query plans</w:t>
-      </w:r>
-      <w:r>
-        <w:t xml:space="preserve"> </w:t>
-      </w:r>
-      <w:r>
-        <w:t xml:space="preserve">– Use Postgres</w:t>
-      </w:r>
-      <w:r>
-        <w:t xml:space="preserve"> </w:t>
-      </w:r>
-      <w:r>
-        <w:rPr>
-          <w:rStyle w:val="VerbatimChar"/>
-        </w:rPr>
-        <w:t xml:space="preserve">EXPLAIN ANALYZE</w:t>
-      </w:r>
-      <w:r>
-        <w:t xml:space="preserve"> </w:t>
-      </w:r>
-      <w:r>
-        <w:t xml:space="preserve">to inspect queries executed by</w:t>
-      </w:r>
-      <w:r>
-        <w:t xml:space="preserve"> </w:t>
-      </w:r>
-      <w:r>
-        <w:rPr>
-          <w:rStyle w:val="VerbatimChar"/>
-        </w:rPr>
-        <w:t xml:space="preserve">eligibility_queue()</w:t>
-      </w:r>
-      <w:r>
-        <w:t xml:space="preserve"> </w:t>
-      </w:r>
-      <w:r>
-        <w:t xml:space="preserve">and</w:t>
+        <w:t xml:space="preserve">Create migration for indexes</w:t>
+      </w:r>
+      <w:r>
+        <w:t xml:space="preserve"> </w:t>
+      </w:r>
+      <w:r>
+        <w:t xml:space="preserve">– Add</w:t>
+      </w:r>
+      <w:r>
+        <w:t xml:space="preserve"> </w:t>
+      </w:r>
+      <w:r>
+        <w:rPr>
+          <w:rStyle w:val="VerbatimChar"/>
+        </w:rPr>
+        <w:t xml:space="preserve">app/supabase/migrations/075_queue_indexes.sql</w:t>
+      </w:r>
+      <w:r>
+        <w:t xml:space="preserve">:</w:t>
+      </w:r>
+    </w:p>
+    <w:p>
+      <w:pPr>
+        <w:pStyle w:val="SourceCode"/>
+      </w:pPr>
+      <w:r>
+        <w:rPr>
+          <w:rStyle w:val="VerbatimChar"/>
+        </w:rPr>
+        <w:t xml:space="preserve">-- Add indexes to improve queue filtering performance</w:t>
+      </w:r>
+      <w:r>
+        <w:br/>
+      </w:r>
+      <w:r>
+        <w:rPr>
+          <w:rStyle w:val="VerbatimChar"/>
+        </w:rPr>
+        <w:t xml:space="preserve">CREATE INDEX IF NOT EXISTS idx_scrape_queue_status ON scrape_queue(status);</w:t>
+      </w:r>
+      <w:r>
+        <w:br/>
+      </w:r>
+      <w:r>
+        <w:rPr>
+          <w:rStyle w:val="VerbatimChar"/>
+        </w:rPr>
+        <w:t xml:space="preserve">CREATE INDEX IF NOT EXISTS idx_scrape_queue_reviewed_at ON scrape_queue(reviewed_at);</w:t>
+      </w:r>
+      <w:r>
+        <w:br/>
+      </w:r>
+      <w:r>
+        <w:rPr>
+          <w:rStyle w:val="VerbatimChar"/>
+        </w:rPr>
+        <w:t xml:space="preserve">CREATE INDEX IF NOT EXISTS idx_eligibility_recompute_queue_status ON eligibility_recompute_queue(status);</w:t>
+      </w:r>
+    </w:p>
+    <w:p>
+      <w:pPr>
+        <w:pStyle w:val="FirstParagraph"/>
+      </w:pPr>
+      <w:r>
+        <w:t xml:space="preserve">Run</w:t>
+      </w:r>
+      <w:r>
+        <w:t xml:space="preserve"> </w:t>
+      </w:r>
+      <w:r>
+        <w:rPr>
+          <w:rStyle w:val="VerbatimChar"/>
+        </w:rPr>
+        <w:t xml:space="preserve">supabase db diff</w:t>
+      </w:r>
+      <w:r>
+        <w:t xml:space="preserve"> </w:t>
+      </w:r>
+      <w:r>
+        <w:t xml:space="preserve">to generate the migration in your local environment, then apply it with</w:t>
+      </w:r>
+      <w:r>
+        <w:t xml:space="preserve"> </w:t>
+      </w:r>
+      <w:r>
+        <w:rPr>
+          <w:rStyle w:val="VerbatimChar"/>
+        </w:rPr>
+        <w:t xml:space="preserve">supabase db push</w:t>
+      </w:r>
+      <w:r>
+        <w:t xml:space="preserve">.</w:t>
+      </w:r>
+      <w:r>
+        <w:t xml:space="preserve"> </w:t>
+      </w:r>
+      <w:r>
+        <w:t xml:space="preserve">2.</w:t>
+      </w:r>
+      <w:r>
+        <w:t xml:space="preserve"> </w:t>
+      </w:r>
+      <w:r>
+        <w:rPr>
+          <w:b/>
+          <w:bCs/>
+        </w:rPr>
+        <w:t xml:space="preserve">Check query plans</w:t>
+      </w:r>
+      <w:r>
+        <w:t xml:space="preserve"> </w:t>
+      </w:r>
+      <w:r>
+        <w:t xml:space="preserve">– Use Supabase’s SQL editor or</w:t>
+      </w:r>
+      <w:r>
+        <w:t xml:space="preserve"> </w:t>
+      </w:r>
+      <w:r>
+        <w:rPr>
+          <w:rStyle w:val="VerbatimChar"/>
+        </w:rPr>
+        <w:t xml:space="preserve">psql</w:t>
+      </w:r>
+      <w:r>
+        <w:t xml:space="preserve"> </w:t>
+      </w:r>
+      <w:r>
+        <w:t xml:space="preserve">to run:</w:t>
+      </w:r>
+    </w:p>
+    <w:p>
+      <w:pPr>
+        <w:pStyle w:val="SourceCode"/>
+      </w:pPr>
+      <w:r>
+        <w:rPr>
+          <w:rStyle w:val="VerbatimChar"/>
+        </w:rPr>
+        <w:t xml:space="preserve">EXPLAIN ANALYZE SELECT id FROM scrape_queue WHERE status = 'pending' ORDER BY scraped_at DESC LIMIT 50;</w:t>
+      </w:r>
+    </w:p>
+    <w:p>
+      <w:pPr>
+        <w:pStyle w:val="FirstParagraph"/>
+      </w:pPr>
+      <w:r>
+        <w:t xml:space="preserve">Confirm that the execution plan uses the</w:t>
+      </w:r>
+      <w:r>
+        <w:t xml:space="preserve"> </w:t>
+      </w:r>
+      <w:r>
+        <w:rPr>
+          <w:rStyle w:val="VerbatimChar"/>
+        </w:rPr>
+        <w:t xml:space="preserve">idx_scrape_queue_status</w:t>
+      </w:r>
+      <w:r>
+        <w:t xml:space="preserve"> </w:t>
+      </w:r>
+      <w:r>
+        <w:t xml:space="preserve">index.</w:t>
+      </w:r>
+      <w:r>
+        <w:t xml:space="preserve"> </w:t>
+      </w:r>
+      <w:r>
+        <w:t xml:space="preserve">3.</w:t>
+      </w:r>
+      <w:r>
+        <w:t xml:space="preserve"> </w:t>
+      </w:r>
+      <w:r>
+        <w:rPr>
+          <w:b/>
+          <w:bCs/>
+        </w:rPr>
+        <w:t xml:space="preserve">Review API limits</w:t>
+      </w:r>
+      <w:r>
+        <w:t xml:space="preserve"> </w:t>
+      </w:r>
+      <w:r>
+        <w:t xml:space="preserve">– Ensure the</w:t>
       </w:r>
       <w:r>
         <w:t xml:space="preserve"> </w:t>
@@ -1423,79 +3293,101 @@
         <w:t xml:space="preserve"> </w:t>
       </w:r>
       <w:r>
-        <w:t xml:space="preserve">functions. Confirm that indexes are being used and adjust index definitions if necessary.</w:t>
-      </w:r>
-    </w:p>
-    <w:p>
-      <w:pPr>
-        <w:pStyle w:val="Compact"/>
-        <w:numPr>
-          <w:ilvl w:val="0"/>
-          <w:numId w:val="1007"/>
-        </w:numPr>
-      </w:pPr>
-      <w:r>
-        <w:rPr>
-          <w:b/>
-          <w:bCs/>
-        </w:rPr>
-        <w:t xml:space="preserve">Limit result sets</w:t>
-      </w:r>
-      <w:r>
-        <w:t xml:space="preserve"> </w:t>
-      </w:r>
-      <w:r>
-        <w:t xml:space="preserve">– The API limits results to 50 rows, which is good for performance. Ensure front‑end pagination uses these limits and does not request unbounded data.</w:t>
-      </w:r>
-    </w:p>
-    <w:p>
-      <w:pPr>
-        <w:pStyle w:val="Compact"/>
-        <w:numPr>
-          <w:ilvl w:val="0"/>
-          <w:numId w:val="1007"/>
-        </w:numPr>
-      </w:pPr>
-      <w:r>
-        <w:rPr>
-          <w:b/>
-          <w:bCs/>
-        </w:rPr>
-        <w:t xml:space="preserve">Cleanup routines</w:t>
-      </w:r>
-      <w:r>
-        <w:t xml:space="preserve"> </w:t>
-      </w:r>
-      <w:r>
-        <w:t xml:space="preserve">– Implement background jobs to archive or delete old entries from these tables (e.g. scrape_queue entries older than X months) to keep them lean.</w:t>
-      </w:r>
-    </w:p>
-    <w:bookmarkEnd w:id="31"/>
-    <w:bookmarkEnd w:id="32"/>
-    <w:bookmarkStart w:id="34" w:name="security-permissions"/>
-    <w:p>
-      <w:pPr>
-        <w:pStyle w:val="Heading2"/>
-      </w:pPr>
-      <w:r>
-        <w:t xml:space="preserve">7. Security &amp; permissions</w:t>
-      </w:r>
-    </w:p>
-    <w:p>
-      <w:pPr>
-        <w:pStyle w:val="FirstParagraph"/>
-      </w:pPr>
-      <w:r>
-        <w:t xml:space="preserve">Protecting sensitive data and controlling access is critical as the product moves towards production.</w:t>
-      </w:r>
-    </w:p>
-    <w:bookmarkStart w:id="33" w:name="steps-6"/>
-    <w:p>
-      <w:pPr>
-        <w:pStyle w:val="Heading3"/>
-      </w:pPr>
-      <w:r>
-        <w:t xml:space="preserve">Steps</w:t>
+        <w:t xml:space="preserve">endpoint enforces the</w:t>
+      </w:r>
+      <w:r>
+        <w:t xml:space="preserve"> </w:t>
+      </w:r>
+      <w:r>
+        <w:rPr>
+          <w:rStyle w:val="VerbatimChar"/>
+        </w:rPr>
+        <w:t xml:space="preserve">limit</w:t>
+      </w:r>
+      <w:r>
+        <w:t xml:space="preserve"> </w:t>
+      </w:r>
+      <w:r>
+        <w:t xml:space="preserve">parameter and defaults to</w:t>
+      </w:r>
+      <w:r>
+        <w:t xml:space="preserve"> </w:t>
+      </w:r>
+      <w:r>
+        <w:rPr>
+          <w:rStyle w:val="VerbatimChar"/>
+        </w:rPr>
+        <w:t xml:space="preserve">limit=50</w:t>
+      </w:r>
+      <w:r>
+        <w:t xml:space="preserve">. Add</w:t>
+      </w:r>
+      <w:r>
+        <w:t xml:space="preserve"> </w:t>
+      </w:r>
+      <w:r>
+        <w:rPr>
+          <w:rStyle w:val="VerbatimChar"/>
+        </w:rPr>
+        <w:t xml:space="preserve">limit</w:t>
+      </w:r>
+      <w:r>
+        <w:t xml:space="preserve"> </w:t>
+      </w:r>
+      <w:r>
+        <w:t xml:space="preserve">enforcement to any similar list endpoints to prevent unbounded queries.</w:t>
+      </w:r>
+      <w:r>
+        <w:t xml:space="preserve"> </w:t>
+      </w:r>
+      <w:r>
+        <w:t xml:space="preserve">4.</w:t>
+      </w:r>
+      <w:r>
+        <w:t xml:space="preserve"> </w:t>
+      </w:r>
+      <w:r>
+        <w:rPr>
+          <w:b/>
+          <w:bCs/>
+        </w:rPr>
+        <w:t xml:space="preserve">Data retention</w:t>
+      </w:r>
+      <w:r>
+        <w:t xml:space="preserve"> </w:t>
+      </w:r>
+      <w:r>
+        <w:t xml:space="preserve">– Implement a nightly job or cron (using APScheduler) to archive or delete</w:t>
+      </w:r>
+      <w:r>
+        <w:t xml:space="preserve"> </w:t>
+      </w:r>
+      <w:r>
+        <w:rPr>
+          <w:rStyle w:val="VerbatimChar"/>
+        </w:rPr>
+        <w:t xml:space="preserve">scrape_queue</w:t>
+      </w:r>
+      <w:r>
+        <w:t xml:space="preserve"> </w:t>
+      </w:r>
+      <w:r>
+        <w:t xml:space="preserve">rows older than a configurable retention period. Use Supabase’s</w:t>
+      </w:r>
+      <w:r>
+        <w:t xml:space="preserve"> </w:t>
+      </w:r>
+      <w:r>
+        <w:rPr>
+          <w:rStyle w:val="VerbatimChar"/>
+        </w:rPr>
+        <w:t xml:space="preserve">delete().lt("scraped_at", cutoff).execute()</w:t>
+      </w:r>
+      <w:r>
+        <w:t xml:space="preserve"> </w:t>
+      </w:r>
+      <w:r>
+        <w:t xml:space="preserve">to perform the cleanup.</w:t>
       </w:r>
     </w:p>
     <w:p>
@@ -1511,192 +3403,22 @@
           <w:b/>
           <w:bCs/>
         </w:rPr>
-        <w:t xml:space="preserve">Use environment variables securely</w:t>
-      </w:r>
-      <w:r>
-        <w:t xml:space="preserve"> </w:t>
-      </w:r>
-      <w:r>
-        <w:t xml:space="preserve">– Store service‑role keys, API keys and database credentials in environment variables or a secrets manager. Avoid hard‑coding them in source files.</w:t>
-      </w:r>
-    </w:p>
-    <w:p>
-      <w:pPr>
-        <w:pStyle w:val="Compact"/>
-        <w:numPr>
-          <w:ilvl w:val="0"/>
-          <w:numId w:val="1008"/>
-        </w:numPr>
-      </w:pPr>
-      <w:r>
-        <w:rPr>
-          <w:b/>
-          <w:bCs/>
-        </w:rPr>
-        <w:t xml:space="preserve">Enforce role‑based access control</w:t>
-      </w:r>
-      <w:r>
-        <w:t xml:space="preserve"> </w:t>
-      </w:r>
-      <w:r>
-        <w:t xml:space="preserve">– Review every admin endpoint in</w:t>
-      </w:r>
-      <w:r>
-        <w:t xml:space="preserve"> </w:t>
-      </w:r>
-      <w:r>
-        <w:rPr>
-          <w:rStyle w:val="VerbatimChar"/>
-        </w:rPr>
-        <w:t xml:space="preserve">admin_scrape.py</w:t>
-      </w:r>
-      <w:r>
-        <w:t xml:space="preserve"> </w:t>
-      </w:r>
-      <w:r>
-        <w:t xml:space="preserve">and</w:t>
-      </w:r>
-      <w:r>
-        <w:t xml:space="preserve"> </w:t>
-      </w:r>
-      <w:r>
-        <w:rPr>
-          <w:rStyle w:val="VerbatimChar"/>
-        </w:rPr>
-        <w:t xml:space="preserve">eligibility.py</w:t>
-      </w:r>
-      <w:r>
-        <w:t xml:space="preserve"> </w:t>
-      </w:r>
-      <w:r>
-        <w:t xml:space="preserve">to ensure they depend on</w:t>
-      </w:r>
-      <w:r>
-        <w:t xml:space="preserve"> </w:t>
-      </w:r>
-      <w:r>
-        <w:rPr>
-          <w:rStyle w:val="VerbatimChar"/>
-        </w:rPr>
-        <w:t xml:space="preserve">require_permission()</w:t>
-      </w:r>
-      <w:r>
-        <w:t xml:space="preserve"> </w:t>
-      </w:r>
-      <w:r>
-        <w:t xml:space="preserve">checks. Ensure user roles and permissions are defined in the database and updated when roles change.</w:t>
-      </w:r>
-    </w:p>
-    <w:p>
-      <w:pPr>
-        <w:pStyle w:val="Compact"/>
-        <w:numPr>
-          <w:ilvl w:val="0"/>
-          <w:numId w:val="1008"/>
-        </w:numPr>
-      </w:pPr>
-      <w:r>
-        <w:rPr>
-          <w:b/>
-          <w:bCs/>
-        </w:rPr>
-        <w:t xml:space="preserve">Rotate secrets</w:t>
-      </w:r>
-      <w:r>
-        <w:t xml:space="preserve"> </w:t>
-      </w:r>
-      <w:r>
-        <w:t xml:space="preserve">– Implement a regular schedule to rotate service‑role keys and other secrets. Provide documentation for how to update keys in deployment environments.</w:t>
-      </w:r>
-    </w:p>
-    <w:p>
-      <w:pPr>
-        <w:pStyle w:val="Compact"/>
-        <w:numPr>
-          <w:ilvl w:val="0"/>
-          <w:numId w:val="1008"/>
-        </w:numPr>
-      </w:pPr>
-      <w:r>
-        <w:rPr>
-          <w:b/>
-          <w:bCs/>
-        </w:rPr>
-        <w:t xml:space="preserve">Audit logging</w:t>
-      </w:r>
-      <w:r>
-        <w:t xml:space="preserve"> </w:t>
-      </w:r>
-      <w:r>
-        <w:t xml:space="preserve">– Use the existing</w:t>
-      </w:r>
-      <w:r>
-        <w:t xml:space="preserve"> </w:t>
-      </w:r>
-      <w:r>
-        <w:rPr>
-          <w:rStyle w:val="VerbatimChar"/>
-        </w:rPr>
-        <w:t xml:space="preserve">admin_audit_logs</w:t>
-      </w:r>
-      <w:r>
-        <w:t xml:space="preserve"> </w:t>
-      </w:r>
-      <w:r>
-        <w:t xml:space="preserve">table consistently to record all admin actions, including field verifications, approvals and promotions. Consider adding logs for eligibility recomputation events.</w:t>
-      </w:r>
-    </w:p>
-    <w:p>
-      <w:pPr>
-        <w:pStyle w:val="Compact"/>
-        <w:numPr>
-          <w:ilvl w:val="0"/>
-          <w:numId w:val="1008"/>
-        </w:numPr>
-      </w:pPr>
-      <w:r>
-        <w:rPr>
-          <w:b/>
-          <w:bCs/>
-        </w:rPr>
-        <w:t xml:space="preserve">Data privacy</w:t>
-      </w:r>
-      <w:r>
-        <w:t xml:space="preserve"> </w:t>
-      </w:r>
-      <w:r>
-        <w:t xml:space="preserve">– Ensure that user data retrieved from Supabase is scoped correctly. When returning eligibility results, include only necessary fields to avoid leaking personal information.</w:t>
-      </w:r>
-    </w:p>
-    <w:p>
-      <w:pPr>
-        <w:pStyle w:val="Compact"/>
-        <w:numPr>
-          <w:ilvl w:val="0"/>
-          <w:numId w:val="1008"/>
-        </w:numPr>
-      </w:pPr>
-      <w:r>
-        <w:rPr>
-          <w:b/>
-          <w:bCs/>
-        </w:rPr>
-        <w:t xml:space="preserve">Dependency updates</w:t>
-      </w:r>
-      <w:r>
-        <w:t xml:space="preserve"> </w:t>
-      </w:r>
-      <w:r>
-        <w:t xml:space="preserve">– Keep dependencies up to date to mitigate vulnerabilities. Use tools like</w:t>
-      </w:r>
-      <w:r>
-        <w:t xml:space="preserve"> </w:t>
-      </w:r>
-      <w:r>
-        <w:rPr>
-          <w:rStyle w:val="VerbatimChar"/>
-        </w:rPr>
-        <w:t xml:space="preserve">pip-audit</w:t>
+        <w:t xml:space="preserve">Assess foreign key indexes</w:t>
+      </w:r>
+      <w:r>
+        <w:t xml:space="preserve"> </w:t>
+      </w:r>
+      <w:r>
+        <w:t xml:space="preserve">– Review foreign key relationships such as</w:t>
+      </w:r>
+      <w:r>
+        <w:t xml:space="preserve"> </w:t>
+      </w:r>
+      <w:r>
+        <w:rPr>
+          <w:rStyle w:val="VerbatimChar"/>
+        </w:rPr>
+        <w:t xml:space="preserve">scrape_queue.scrape_id → scraped_items.id</w:t>
       </w:r>
       <w:r>
         <w:t xml:space="preserve"> </w:t>
@@ -1711,24 +3433,21 @@
         <w:rPr>
           <w:rStyle w:val="VerbatimChar"/>
         </w:rPr>
-        <w:t xml:space="preserve">safety</w:t>
-      </w:r>
-      <w:r>
-        <w:t xml:space="preserve"> </w:t>
-      </w:r>
-      <w:r>
-        <w:t xml:space="preserve">in CI pipelines.</w:t>
-      </w:r>
-    </w:p>
-    <w:bookmarkEnd w:id="33"/>
-    <w:bookmarkEnd w:id="34"/>
-    <w:bookmarkStart w:id="37" w:name="alternative-architecture-proposal"/>
+        <w:t xml:space="preserve">eligibility_recompute_queue.user_id → profiles.id</w:t>
+      </w:r>
+      <w:r>
+        <w:t xml:space="preserve">. Create indexes on these foreign key columns to speed up joins used by the eligibility runner and admin dashboards. Document these indexes in the migration file.</w:t>
+      </w:r>
+    </w:p>
+    <w:bookmarkEnd w:id="29"/>
+    <w:bookmarkEnd w:id="30"/>
+    <w:bookmarkStart w:id="33" w:name="priority-6-asynchronous-api-conversion"/>
     <w:p>
       <w:pPr>
         <w:pStyle w:val="Heading2"/>
       </w:pPr>
       <w:r>
-        <w:t xml:space="preserve">Alternative architecture proposal</w:t>
+        <w:t xml:space="preserve">Priority 6 – Asynchronous API conversion</w:t>
       </w:r>
     </w:p>
     <w:p>
@@ -1736,20 +3455,23 @@
         <w:pStyle w:val="FirstParagraph"/>
       </w:pPr>
       <w:r>
-        <w:t xml:space="preserve">To improve scalability and maintain the product vision—a deterministic eligibility engine combined with human‑in‑the‑loop trust gating—you could evolve the architecture towards an</w:t>
-      </w:r>
-      <w:r>
-        <w:t xml:space="preserve"> </w:t>
-      </w:r>
-      <w:r>
-        <w:rPr>
-          <w:b/>
-          <w:bCs/>
-        </w:rPr>
-        <w:t xml:space="preserve">event‑driven microservices design</w:t>
-      </w:r>
-      <w:r>
-        <w:t xml:space="preserve">:</w:t>
+        <w:rPr>
+          <w:b/>
+          <w:bCs/>
+        </w:rPr>
+        <w:t xml:space="preserve">Why</w:t>
+      </w:r>
+      <w:r>
+        <w:t xml:space="preserve">: Moving I/O‑bound operations off the main thread improves throughput when concurrency is high.</w:t>
+      </w:r>
+    </w:p>
+    <w:bookmarkStart w:id="32" w:name="steps-5"/>
+    <w:p>
+      <w:pPr>
+        <w:pStyle w:val="Heading3"/>
+      </w:pPr>
+      <w:r>
+        <w:t xml:space="preserve">Steps</w:t>
       </w:r>
     </w:p>
     <w:p>
@@ -1765,13 +3487,72 @@
           <w:b/>
           <w:bCs/>
         </w:rPr>
-        <w:t xml:space="preserve">Decouple scraping and ingestion</w:t>
-      </w:r>
-      <w:r>
-        <w:t xml:space="preserve"> </w:t>
-      </w:r>
-      <w:r>
-        <w:t xml:space="preserve">– Convert the scraping runner into a standalone microservice or function (e.g. AWS Lambda or Cloud Run). When it finishes scraping, it publishes messages (e.g. to a queue such as Apache Kafka, Pub/Sub or SQS) for each extracted item.</w:t>
+        <w:t xml:space="preserve">Verify async support</w:t>
+      </w:r>
+      <w:r>
+        <w:t xml:space="preserve"> </w:t>
+      </w:r>
+      <w:r>
+        <w:t xml:space="preserve">– The project currently uses</w:t>
+      </w:r>
+      <w:r>
+        <w:t xml:space="preserve"> </w:t>
+      </w:r>
+      <w:r>
+        <w:rPr>
+          <w:rStyle w:val="VerbatimChar"/>
+        </w:rPr>
+        <w:t xml:space="preserve">supabase==2.29.0</w:t>
+      </w:r>
+      <w:r>
+        <w:t xml:space="preserve"> </w:t>
+      </w:r>
+      <w:r>
+        <w:t xml:space="preserve">and</w:t>
+      </w:r>
+      <w:r>
+        <w:t xml:space="preserve"> </w:t>
+      </w:r>
+      <w:r>
+        <w:rPr>
+          <w:rStyle w:val="VerbatimChar"/>
+        </w:rPr>
+        <w:t xml:space="preserve">asyncpg==0.31.0</w:t>
+      </w:r>
+      <w:r>
+        <w:t xml:space="preserve"> </w:t>
+      </w:r>
+      <w:r>
+        <w:t xml:space="preserve">from</w:t>
+      </w:r>
+      <w:r>
+        <w:t xml:space="preserve"> </w:t>
+      </w:r>
+      <w:r>
+        <w:rPr>
+          <w:rStyle w:val="VerbatimChar"/>
+        </w:rPr>
+        <w:t xml:space="preserve">requirements.txt</w:t>
+      </w:r>
+      <w:r>
+        <w:t xml:space="preserve">. These versions support asynchronous clients. Confirm this by reading Supabase’s</w:t>
+      </w:r>
+      <w:r>
+        <w:t xml:space="preserve"> </w:t>
+      </w:r>
+      <w:hyperlink r:id="rId31">
+        <w:r>
+          <w:rPr>
+            <w:rStyle w:val="Hyperlink"/>
+          </w:rPr>
+          <w:t xml:space="preserve">async client documentation</w:t>
+        </w:r>
+      </w:hyperlink>
+      <w:r>
+        <w:t xml:space="preserve"> </w:t>
+      </w:r>
+      <w:r>
+        <w:t xml:space="preserve">and upgrading to a newer patch if needed.</w:t>
       </w:r>
     </w:p>
     <w:p>
@@ -1787,25 +3568,52 @@
           <w:b/>
           <w:bCs/>
         </w:rPr>
-        <w:t xml:space="preserve">Trust gate service</w:t>
-      </w:r>
-      <w:r>
-        <w:t xml:space="preserve"> </w:t>
-      </w:r>
-      <w:r>
-        <w:t xml:space="preserve">– Implement a separate service that listens to scrape messages and inserts them into the</w:t>
-      </w:r>
-      <w:r>
-        <w:t xml:space="preserve"> </w:t>
-      </w:r>
-      <w:r>
-        <w:rPr>
-          <w:rStyle w:val="VerbatimChar"/>
-        </w:rPr>
-        <w:t xml:space="preserve">scrape_queue</w:t>
-      </w:r>
-      <w:r>
-        <w:t xml:space="preserve">. This service also exposes APIs for admin review. Field verification events can be stored separately and associated with the queue item.</w:t>
+        <w:t xml:space="preserve">Provide async Supabase client</w:t>
+      </w:r>
+      <w:r>
+        <w:t xml:space="preserve"> </w:t>
+      </w:r>
+      <w:r>
+        <w:t xml:space="preserve">– In</w:t>
+      </w:r>
+      <w:r>
+        <w:t xml:space="preserve"> </w:t>
+      </w:r>
+      <w:r>
+        <w:rPr>
+          <w:rStyle w:val="VerbatimChar"/>
+        </w:rPr>
+        <w:t xml:space="preserve">app/db/supabase_client.py</w:t>
+      </w:r>
+      <w:r>
+        <w:t xml:space="preserve">, create</w:t>
+      </w:r>
+      <w:r>
+        <w:t xml:space="preserve"> </w:t>
+      </w:r>
+      <w:r>
+        <w:rPr>
+          <w:rStyle w:val="VerbatimChar"/>
+        </w:rPr>
+        <w:t xml:space="preserve">get_supabase_admin_async()</w:t>
+      </w:r>
+      <w:r>
+        <w:t xml:space="preserve"> </w:t>
+      </w:r>
+      <w:r>
+        <w:t xml:space="preserve">that returns an async client configured with service‑role credentials. Use</w:t>
+      </w:r>
+      <w:r>
+        <w:t xml:space="preserve"> </w:t>
+      </w:r>
+      <w:r>
+        <w:rPr>
+          <w:rStyle w:val="VerbatimChar"/>
+        </w:rPr>
+        <w:t xml:space="preserve">create_client(supabase_url, service_key, options={"is_async": True})</w:t>
+      </w:r>
+      <w:r>
+        <w:t xml:space="preserve">.</w:t>
       </w:r>
     </w:p>
     <w:p>
@@ -1821,137 +3629,132 @@
           <w:b/>
           <w:bCs/>
         </w:rPr>
-        <w:t xml:space="preserve">Recruitment service</w:t>
-      </w:r>
-      <w:r>
-        <w:t xml:space="preserve"> </w:t>
-      </w:r>
-      <w:r>
-        <w:t xml:space="preserve">– When an admin promotes an item, publish a “promotion” event. A recruitment service consumes these events, inserts or updates</w:t>
-      </w:r>
-      <w:r>
-        <w:t xml:space="preserve"> </w:t>
-      </w:r>
-      <w:r>
-        <w:rPr>
-          <w:rStyle w:val="VerbatimChar"/>
-        </w:rPr>
-        <w:t xml:space="preserve">recruitments</w:t>
-      </w:r>
-      <w:r>
-        <w:t xml:space="preserve"> </w:t>
-      </w:r>
-      <w:r>
-        <w:t xml:space="preserve">and associated criteria, and triggers the eligibility recompute queue for affected users.</w:t>
-      </w:r>
-    </w:p>
-    <w:p>
-      <w:pPr>
-        <w:pStyle w:val="Compact"/>
-        <w:numPr>
-          <w:ilvl w:val="0"/>
-          <w:numId w:val="1009"/>
-        </w:numPr>
-      </w:pPr>
-      <w:r>
-        <w:rPr>
-          <w:b/>
-          <w:bCs/>
-        </w:rPr>
-        <w:t xml:space="preserve">Eligibility service</w:t>
-      </w:r>
-      <w:r>
-        <w:t xml:space="preserve"> </w:t>
-      </w:r>
-      <w:r>
-        <w:t xml:space="preserve">– Move the eligibility runner into its own service that subscribes to recompute events. It fetches the necessary data from the database, runs the deterministic engine, stores results and publishes notification events.</w:t>
-      </w:r>
-    </w:p>
-    <w:p>
-      <w:pPr>
-        <w:pStyle w:val="Compact"/>
-        <w:numPr>
-          <w:ilvl w:val="0"/>
-          <w:numId w:val="1009"/>
-        </w:numPr>
-      </w:pPr>
-      <w:r>
-        <w:rPr>
-          <w:b/>
-          <w:bCs/>
-        </w:rPr>
-        <w:t xml:space="preserve">Notification service</w:t>
-      </w:r>
-      <w:r>
-        <w:t xml:space="preserve"> </w:t>
-      </w:r>
-      <w:r>
-        <w:t xml:space="preserve">– A dedicated service listens for eligibility results and user preference changes. It sends alerts via email, SMS or push notifications and records them in</w:t>
-      </w:r>
-      <w:r>
-        <w:t xml:space="preserve"> </w:t>
-      </w:r>
-      <w:r>
-        <w:rPr>
-          <w:rStyle w:val="VerbatimChar"/>
-        </w:rPr>
-        <w:t xml:space="preserve">notification_alerts</w:t>
-      </w:r>
-      <w:r>
-        <w:t xml:space="preserve">.</w:t>
-      </w:r>
-    </w:p>
-    <w:p>
-      <w:pPr>
-        <w:pStyle w:val="Compact"/>
-        <w:numPr>
-          <w:ilvl w:val="0"/>
-          <w:numId w:val="1009"/>
-        </w:numPr>
-      </w:pPr>
-      <w:r>
-        <w:rPr>
-          <w:b/>
-          <w:bCs/>
-        </w:rPr>
-        <w:t xml:space="preserve">API gateway</w:t>
-      </w:r>
-      <w:r>
-        <w:t xml:space="preserve"> </w:t>
-      </w:r>
-      <w:r>
-        <w:t xml:space="preserve">– Expose a unified REST/GraphQL gateway that routes requests to the appropriate services. Authentication and authorization can be centralized here.</w:t>
-      </w:r>
-    </w:p>
-    <w:p>
-      <w:pPr>
-        <w:pStyle w:val="Compact"/>
-        <w:numPr>
-          <w:ilvl w:val="0"/>
-          <w:numId w:val="1009"/>
-        </w:numPr>
-      </w:pPr>
-      <w:r>
-        <w:rPr>
-          <w:b/>
-          <w:bCs/>
-        </w:rPr>
-        <w:t xml:space="preserve">Shared database or event sourcing</w:t>
-      </w:r>
-      <w:r>
-        <w:t xml:space="preserve"> </w:t>
-      </w:r>
-      <w:r>
-        <w:t xml:space="preserve">– Services can share a Supabase/Postgres database or adopt an event‑sourced model where state changes are recorded as events. A shared database simplifies data consistency but requires careful schema management; event sourcing increases flexibility but adds complexity.</w:t>
-      </w:r>
-    </w:p>
-    <w:bookmarkStart w:id="35" w:name="benefits"/>
-    <w:p>
-      <w:pPr>
-        <w:pStyle w:val="Heading3"/>
-      </w:pPr>
-      <w:r>
-        <w:t xml:space="preserve">Benefits</w:t>
+        <w:t xml:space="preserve">Introduce</w:t>
+      </w:r>
+      <w:r>
+        <w:rPr>
+          <w:b/>
+          <w:bCs/>
+        </w:rPr>
+        <w:t xml:space="preserve"> </w:t>
+      </w:r>
+      <w:r>
+        <w:rPr>
+          <w:rStyle w:val="VerbatimChar"/>
+          <w:b/>
+          <w:bCs/>
+        </w:rPr>
+        <w:t xml:space="preserve">async_safe_select</w:t>
+      </w:r>
+      <w:r>
+        <w:t xml:space="preserve"> </w:t>
+      </w:r>
+      <w:r>
+        <w:t xml:space="preserve">– In</w:t>
+      </w:r>
+      <w:r>
+        <w:t xml:space="preserve"> </w:t>
+      </w:r>
+      <w:r>
+        <w:rPr>
+          <w:rStyle w:val="VerbatimChar"/>
+        </w:rPr>
+        <w:t xml:space="preserve">app/db/utils.py</w:t>
+      </w:r>
+      <w:r>
+        <w:t xml:space="preserve">, add an asynchronous variant:</w:t>
+      </w:r>
+    </w:p>
+    <w:p>
+      <w:pPr>
+        <w:pStyle w:val="SourceCode"/>
+      </w:pPr>
+      <w:r>
+        <w:rPr>
+          <w:rStyle w:val="VerbatimChar"/>
+        </w:rPr>
+        <w:t xml:space="preserve">async def async_safe_select(supabase: Any, table: str, columns: str, **filters: Any) -&gt; list[dict[str, Any]]:</w:t>
+      </w:r>
+      <w:r>
+        <w:br/>
+      </w:r>
+      <w:r>
+        <w:rPr>
+          <w:rStyle w:val="VerbatimChar"/>
+        </w:rPr>
+        <w:t xml:space="preserve">    try:</w:t>
+      </w:r>
+      <w:r>
+        <w:br/>
+      </w:r>
+      <w:r>
+        <w:rPr>
+          <w:rStyle w:val="VerbatimChar"/>
+        </w:rPr>
+        <w:t xml:space="preserve">        query = supabase.table(table).select(columns)</w:t>
+      </w:r>
+      <w:r>
+        <w:br/>
+      </w:r>
+      <w:r>
+        <w:rPr>
+          <w:rStyle w:val="VerbatimChar"/>
+        </w:rPr>
+        <w:t xml:space="preserve">        for key, value in filters.items():</w:t>
+      </w:r>
+      <w:r>
+        <w:br/>
+      </w:r>
+      <w:r>
+        <w:rPr>
+          <w:rStyle w:val="VerbatimChar"/>
+        </w:rPr>
+        <w:t xml:space="preserve">            query = query.eq(key, value)</w:t>
+      </w:r>
+      <w:r>
+        <w:br/>
+      </w:r>
+      <w:r>
+        <w:rPr>
+          <w:rStyle w:val="VerbatimChar"/>
+        </w:rPr>
+        <w:t xml:space="preserve">        resp = await query.execute()</w:t>
+      </w:r>
+      <w:r>
+        <w:br/>
+      </w:r>
+      <w:r>
+        <w:rPr>
+          <w:rStyle w:val="VerbatimChar"/>
+        </w:rPr>
+        <w:t xml:space="preserve">        return resp.data or []</w:t>
+      </w:r>
+      <w:r>
+        <w:br/>
+      </w:r>
+      <w:r>
+        <w:rPr>
+          <w:rStyle w:val="VerbatimChar"/>
+        </w:rPr>
+        <w:t xml:space="preserve">    except Exception as exc:</w:t>
+      </w:r>
+      <w:r>
+        <w:br/>
+      </w:r>
+      <w:r>
+        <w:rPr>
+          <w:rStyle w:val="VerbatimChar"/>
+        </w:rPr>
+        <w:t xml:space="preserve">        logger.error("async select %s failed: %s", table, exc, exc_info=True)</w:t>
+      </w:r>
+      <w:r>
+        <w:br/>
+      </w:r>
+      <w:r>
+        <w:rPr>
+          <w:rStyle w:val="VerbatimChar"/>
+        </w:rPr>
+        <w:t xml:space="preserve">        raise DatabaseError(f"Failed to select from {table}: {exc}")</w:t>
       </w:r>
     </w:p>
     <w:p>
@@ -1967,89 +3770,123 @@
           <w:b/>
           <w:bCs/>
         </w:rPr>
-        <w:t xml:space="preserve">Scalability</w:t>
-      </w:r>
-      <w:r>
-        <w:t xml:space="preserve"> </w:t>
-      </w:r>
-      <w:r>
-        <w:t xml:space="preserve">– Each service can scale independently based on load (e.g. more scraping workers when new sources are added). Asynchronous message queues smooth traffic bursts.</w:t>
-      </w:r>
-    </w:p>
-    <w:p>
-      <w:pPr>
-        <w:pStyle w:val="Compact"/>
-        <w:numPr>
-          <w:ilvl w:val="0"/>
-          <w:numId w:val="1010"/>
-        </w:numPr>
-      </w:pPr>
-      <w:r>
-        <w:rPr>
-          <w:b/>
-          <w:bCs/>
-        </w:rPr>
-        <w:t xml:space="preserve">Isolation of concerns</w:t>
-      </w:r>
-      <w:r>
-        <w:t xml:space="preserve"> </w:t>
-      </w:r>
-      <w:r>
-        <w:t xml:space="preserve">– A bug in scraping does not directly affect eligibility computation. Services can be updated or redeployed independently.</w:t>
-      </w:r>
-    </w:p>
-    <w:p>
-      <w:pPr>
-        <w:pStyle w:val="Compact"/>
-        <w:numPr>
-          <w:ilvl w:val="0"/>
-          <w:numId w:val="1010"/>
-        </w:numPr>
-      </w:pPr>
-      <w:r>
-        <w:rPr>
-          <w:b/>
-          <w:bCs/>
-        </w:rPr>
-        <w:t xml:space="preserve">Extensibility</w:t>
-      </w:r>
-      <w:r>
-        <w:t xml:space="preserve"> </w:t>
-      </w:r>
-      <w:r>
-        <w:t xml:space="preserve">– New features such as additional eligibility rules, new notification channels or advanced analytics can be added by introducing new services that listen to events.</w:t>
-      </w:r>
-    </w:p>
-    <w:p>
-      <w:pPr>
-        <w:pStyle w:val="Compact"/>
-        <w:numPr>
-          <w:ilvl w:val="0"/>
-          <w:numId w:val="1010"/>
-        </w:numPr>
-      </w:pPr>
-      <w:r>
-        <w:rPr>
-          <w:b/>
-          <w:bCs/>
-        </w:rPr>
-        <w:t xml:space="preserve">Resilience</w:t>
-      </w:r>
-      <w:r>
-        <w:t xml:space="preserve"> </w:t>
-      </w:r>
-      <w:r>
-        <w:t xml:space="preserve">– Message queues provide retry mechanisms and persistence. If a service crashes, messages remain in the queue for later processing.</w:t>
-      </w:r>
-    </w:p>
-    <w:bookmarkEnd w:id="35"/>
-    <w:bookmarkStart w:id="36" w:name="considerations"/>
-    <w:p>
-      <w:pPr>
-        <w:pStyle w:val="Heading3"/>
-      </w:pPr>
-      <w:r>
-        <w:t xml:space="preserve">Considerations</w:t>
+        <w:t xml:space="preserve">Refactor eligibility runner</w:t>
+      </w:r>
+      <w:r>
+        <w:t xml:space="preserve"> </w:t>
+      </w:r>
+      <w:r>
+        <w:t xml:space="preserve">– Convert</w:t>
+      </w:r>
+      <w:r>
+        <w:t xml:space="preserve"> </w:t>
+      </w:r>
+      <w:r>
+        <w:rPr>
+          <w:rStyle w:val="VerbatimChar"/>
+        </w:rPr>
+        <w:t xml:space="preserve">run_eligibility_for_user</w:t>
+      </w:r>
+      <w:r>
+        <w:t xml:space="preserve"> </w:t>
+      </w:r>
+      <w:r>
+        <w:t xml:space="preserve">to</w:t>
+      </w:r>
+      <w:r>
+        <w:t xml:space="preserve"> </w:t>
+      </w:r>
+      <w:r>
+        <w:rPr>
+          <w:rStyle w:val="VerbatimChar"/>
+        </w:rPr>
+        <w:t xml:space="preserve">async def</w:t>
+      </w:r>
+      <w:r>
+        <w:t xml:space="preserve">. Use</w:t>
+      </w:r>
+      <w:r>
+        <w:t xml:space="preserve"> </w:t>
+      </w:r>
+      <w:r>
+        <w:rPr>
+          <w:rStyle w:val="VerbatimChar"/>
+        </w:rPr>
+        <w:t xml:space="preserve">asyncio.gather</w:t>
+      </w:r>
+      <w:r>
+        <w:t xml:space="preserve"> </w:t>
+      </w:r>
+      <w:r>
+        <w:t xml:space="preserve">to run profile, education, attempts and credentials queries concurrently with</w:t>
+      </w:r>
+      <w:r>
+        <w:t xml:space="preserve"> </w:t>
+      </w:r>
+      <w:r>
+        <w:rPr>
+          <w:rStyle w:val="VerbatimChar"/>
+        </w:rPr>
+        <w:t xml:space="preserve">async_safe_select</w:t>
+      </w:r>
+      <w:r>
+        <w:t xml:space="preserve">:</w:t>
+      </w:r>
+    </w:p>
+    <w:p>
+      <w:pPr>
+        <w:pStyle w:val="SourceCode"/>
+      </w:pPr>
+      <w:r>
+        <w:rPr>
+          <w:rStyle w:val="VerbatimChar"/>
+        </w:rPr>
+        <w:t xml:space="preserve">profile_rows, education_rows, attempt_rows, cred_rows = await asyncio.gather(</w:t>
+      </w:r>
+      <w:r>
+        <w:br/>
+      </w:r>
+      <w:r>
+        <w:rPr>
+          <w:rStyle w:val="VerbatimChar"/>
+        </w:rPr>
+        <w:t xml:space="preserve">    async_safe_select(supabase, "profiles", "*", id=user_id),</w:t>
+      </w:r>
+      <w:r>
+        <w:br/>
+      </w:r>
+      <w:r>
+        <w:rPr>
+          <w:rStyle w:val="VerbatimChar"/>
+        </w:rPr>
+        <w:t xml:space="preserve">    async_safe_select(supabase, "aspirant_education", "level,degree,stream,graduation_year,percentage,cgpa,is_completed", user_id=user_id),</w:t>
+      </w:r>
+      <w:r>
+        <w:br/>
+      </w:r>
+      <w:r>
+        <w:rPr>
+          <w:rStyle w:val="VerbatimChar"/>
+        </w:rPr>
+        <w:t xml:space="preserve">    async_safe_select(supabase, "aspirant_exam_attempts", "exam_id,attempts_used", user_id=user_id),</w:t>
+      </w:r>
+      <w:r>
+        <w:br/>
+      </w:r>
+      <w:r>
+        <w:rPr>
+          <w:rStyle w:val="VerbatimChar"/>
+        </w:rPr>
+        <w:t xml:space="preserve">    async_safe_select(supabase, "aspirant_exam_credentials", "exam_key,score,percentile,rank_text,exam_year", user_id=user_id),</w:t>
+      </w:r>
+      <w:r>
+        <w:br/>
+      </w:r>
+      <w:r>
+        <w:rPr>
+          <w:rStyle w:val="VerbatimChar"/>
+        </w:rPr>
+        <w:t xml:space="preserve">)</w:t>
       </w:r>
     </w:p>
     <w:p>
@@ -2065,18 +3902,74 @@
           <w:b/>
           <w:bCs/>
         </w:rPr>
-        <w:t xml:space="preserve">Operational overhead</w:t>
-      </w:r>
-      <w:r>
-        <w:t xml:space="preserve"> </w:t>
-      </w:r>
-      <w:r>
-        <w:t xml:space="preserve">– More services and message brokers increase operational complexity. Adequate monitoring, tracing and deployment automation are required.</w:t>
-      </w:r>
-    </w:p>
-    <w:p>
-      <w:pPr>
-        <w:pStyle w:val="Compact"/>
+        <w:t xml:space="preserve">Async endpoints</w:t>
+      </w:r>
+      <w:r>
+        <w:t xml:space="preserve"> </w:t>
+      </w:r>
+      <w:r>
+        <w:t xml:space="preserve">– Change FastAPI endpoints that call the runner to</w:t>
+      </w:r>
+      <w:r>
+        <w:t xml:space="preserve"> </w:t>
+      </w:r>
+      <w:r>
+        <w:rPr>
+          <w:rStyle w:val="VerbatimChar"/>
+        </w:rPr>
+        <w:t xml:space="preserve">async def</w:t>
+      </w:r>
+      <w:r>
+        <w:t xml:space="preserve"> </w:t>
+      </w:r>
+      <w:r>
+        <w:t xml:space="preserve">and</w:t>
+      </w:r>
+      <w:r>
+        <w:t xml:space="preserve"> </w:t>
+      </w:r>
+      <w:r>
+        <w:rPr>
+          <w:rStyle w:val="VerbatimChar"/>
+        </w:rPr>
+        <w:t xml:space="preserve">await</w:t>
+      </w:r>
+      <w:r>
+        <w:t xml:space="preserve"> </w:t>
+      </w:r>
+      <w:r>
+        <w:t xml:space="preserve">the runner. For example, update</w:t>
+      </w:r>
+      <w:r>
+        <w:t xml:space="preserve"> </w:t>
+      </w:r>
+      <w:r>
+        <w:rPr>
+          <w:rStyle w:val="VerbatimChar"/>
+        </w:rPr>
+        <w:t xml:space="preserve">/api/eligibility/results</w:t>
+      </w:r>
+      <w:r>
+        <w:t xml:space="preserve"> </w:t>
+      </w:r>
+      <w:r>
+        <w:t xml:space="preserve">handlers in</w:t>
+      </w:r>
+      <w:r>
+        <w:t xml:space="preserve"> </w:t>
+      </w:r>
+      <w:r>
+        <w:rPr>
+          <w:rStyle w:val="VerbatimChar"/>
+        </w:rPr>
+        <w:t xml:space="preserve">app/api/eligibility.py</w:t>
+      </w:r>
+      <w:r>
+        <w:t xml:space="preserve">.</w:t>
+      </w:r>
+    </w:p>
+    <w:p>
+      <w:pPr>
         <w:numPr>
           <w:ilvl w:val="0"/>
           <w:numId w:val="1011"/>
@@ -2087,18 +3980,47 @@
           <w:b/>
           <w:bCs/>
         </w:rPr>
-        <w:t xml:space="preserve">Consistency</w:t>
-      </w:r>
-      <w:r>
-        <w:t xml:space="preserve"> </w:t>
-      </w:r>
-      <w:r>
-        <w:t xml:space="preserve">– With asynchronous communication, ensure that eventual consistency is acceptable. For user‑facing operations that require immediate feedback (e.g. recalculating eligibility after profile updates), synchronous endpoints may still be needed.</w:t>
-      </w:r>
-    </w:p>
-    <w:p>
-      <w:pPr>
-        <w:pStyle w:val="Compact"/>
+        <w:t xml:space="preserve">Benchmark</w:t>
+      </w:r>
+      <w:r>
+        <w:t xml:space="preserve"> </w:t>
+      </w:r>
+      <w:r>
+        <w:t xml:space="preserve">– Use</w:t>
+      </w:r>
+      <w:r>
+        <w:t xml:space="preserve"> </w:t>
+      </w:r>
+      <w:r>
+        <w:rPr>
+          <w:rStyle w:val="VerbatimChar"/>
+        </w:rPr>
+        <w:t xml:space="preserve">locust</w:t>
+      </w:r>
+      <w:r>
+        <w:t xml:space="preserve"> </w:t>
+      </w:r>
+      <w:r>
+        <w:t xml:space="preserve">or</w:t>
+      </w:r>
+      <w:r>
+        <w:t xml:space="preserve"> </w:t>
+      </w:r>
+      <w:r>
+        <w:rPr>
+          <w:rStyle w:val="VerbatimChar"/>
+        </w:rPr>
+        <w:t xml:space="preserve">pytest‑benchmark</w:t>
+      </w:r>
+      <w:r>
+        <w:t xml:space="preserve"> </w:t>
+      </w:r>
+      <w:r>
+        <w:t xml:space="preserve">to compare synchronous vs. asynchronous throughput. If the async version does not meaningfully improve p95 latency or increases complexity, keep the synchronous version.</w:t>
+      </w:r>
+    </w:p>
+    <w:p>
+      <w:pPr>
         <w:numPr>
           <w:ilvl w:val="0"/>
           <w:numId w:val="1011"/>
@@ -2109,13 +4031,147 @@
           <w:b/>
           <w:bCs/>
         </w:rPr>
-        <w:t xml:space="preserve">Cost</w:t>
-      </w:r>
-      <w:r>
-        <w:t xml:space="preserve"> </w:t>
-      </w:r>
-      <w:r>
-        <w:t xml:space="preserve">– Serverless or microservice architectures can incur higher costs due to per‑request pricing and multiple runtimes.</w:t>
+        <w:t xml:space="preserve">Update dependencies</w:t>
+      </w:r>
+      <w:r>
+        <w:t xml:space="preserve"> </w:t>
+      </w:r>
+      <w:r>
+        <w:t xml:space="preserve">– Upgrade</w:t>
+      </w:r>
+      <w:r>
+        <w:t xml:space="preserve"> </w:t>
+      </w:r>
+      <w:r>
+        <w:rPr>
+          <w:rStyle w:val="VerbatimChar"/>
+        </w:rPr>
+        <w:t xml:space="preserve">supabase-py</w:t>
+      </w:r>
+      <w:r>
+        <w:t xml:space="preserve"> </w:t>
+      </w:r>
+      <w:r>
+        <w:t xml:space="preserve">to the latest minor release (e.g.</w:t>
+      </w:r>
+      <w:r>
+        <w:t xml:space="preserve"> </w:t>
+      </w:r>
+      <w:r>
+        <w:rPr>
+          <w:rStyle w:val="VerbatimChar"/>
+        </w:rPr>
+        <w:t xml:space="preserve">supabase==2.39.0</w:t>
+      </w:r>
+      <w:r>
+        <w:t xml:space="preserve">) and</w:t>
+      </w:r>
+      <w:r>
+        <w:t xml:space="preserve"> </w:t>
+      </w:r>
+      <w:r>
+        <w:rPr>
+          <w:rStyle w:val="VerbatimChar"/>
+        </w:rPr>
+        <w:t xml:space="preserve">asyncpg</w:t>
+      </w:r>
+      <w:r>
+        <w:t xml:space="preserve"> </w:t>
+      </w:r>
+      <w:r>
+        <w:t xml:space="preserve">to at least</w:t>
+      </w:r>
+      <w:r>
+        <w:t xml:space="preserve"> </w:t>
+      </w:r>
+      <w:r>
+        <w:rPr>
+          <w:rStyle w:val="VerbatimChar"/>
+        </w:rPr>
+        <w:t xml:space="preserve">asyncpg==0.29.0</w:t>
+      </w:r>
+      <w:r>
+        <w:t xml:space="preserve"> </w:t>
+      </w:r>
+      <w:r>
+        <w:t xml:space="preserve">to avoid breaking changes. Pin these versions in</w:t>
+      </w:r>
+      <w:r>
+        <w:t xml:space="preserve"> </w:t>
+      </w:r>
+      <w:r>
+        <w:rPr>
+          <w:rStyle w:val="VerbatimChar"/>
+        </w:rPr>
+        <w:t xml:space="preserve">requirements.txt</w:t>
+      </w:r>
+      <w:r>
+        <w:t xml:space="preserve">. Read the release notes to ensure there are no API changes.</w:t>
+      </w:r>
+    </w:p>
+    <w:p>
+      <w:pPr>
+        <w:numPr>
+          <w:ilvl w:val="0"/>
+          <w:numId w:val="1011"/>
+        </w:numPr>
+      </w:pPr>
+      <w:r>
+        <w:rPr>
+          <w:b/>
+          <w:bCs/>
+        </w:rPr>
+        <w:t xml:space="preserve">Manage connection pools</w:t>
+      </w:r>
+      <w:r>
+        <w:t xml:space="preserve"> </w:t>
+      </w:r>
+      <w:r>
+        <w:t xml:space="preserve">– When using the async client, configure a connection pool in</w:t>
+      </w:r>
+      <w:r>
+        <w:t xml:space="preserve"> </w:t>
+      </w:r>
+      <w:r>
+        <w:rPr>
+          <w:rStyle w:val="VerbatimChar"/>
+        </w:rPr>
+        <w:t xml:space="preserve">app/db/supabase_client.py</w:t>
+      </w:r>
+      <w:r>
+        <w:t xml:space="preserve"> </w:t>
+      </w:r>
+      <w:r>
+        <w:t xml:space="preserve">to limit concurrent connections to the Supabase backend. For example:</w:t>
+      </w:r>
+    </w:p>
+    <w:p>
+      <w:pPr>
+        <w:pStyle w:val="SourceCode"/>
+      </w:pPr>
+      <w:r>
+        <w:rPr>
+          <w:rStyle w:val="VerbatimChar"/>
+        </w:rPr>
+        <w:t xml:space="preserve">from supabase import create_client, ClientOptions</w:t>
+      </w:r>
+      <w:r>
+        <w:br/>
+      </w:r>
+      <w:r>
+        <w:rPr>
+          <w:rStyle w:val="VerbatimChar"/>
+        </w:rPr>
+        <w:t xml:space="preserve">options = ClientOptions(is_async=True, db_schema="public", pool_size=10)</w:t>
+      </w:r>
+      <w:r>
+        <w:br/>
+      </w:r>
+      <w:r>
+        <w:rPr>
+          <w:rStyle w:val="VerbatimChar"/>
+        </w:rPr>
+        <w:t xml:space="preserve">supabase = create_client(url, service_key, options=options)</w:t>
       </w:r>
     </w:p>
     <w:p>
@@ -2123,7 +4179,781 @@
         <w:pStyle w:val="FirstParagraph"/>
       </w:pPr>
       <w:r>
-        <w:t xml:space="preserve">By adopting a modular, event‑driven architecture, the project can scale to handle more users and sources while preserving the core product vision: deterministic eligibility evaluation with human oversight for data quality.</w:t>
+        <w:t xml:space="preserve">Adjust</w:t>
+      </w:r>
+      <w:r>
+        <w:t xml:space="preserve"> </w:t>
+      </w:r>
+      <w:r>
+        <w:rPr>
+          <w:rStyle w:val="VerbatimChar"/>
+        </w:rPr>
+        <w:t xml:space="preserve">pool_size</w:t>
+      </w:r>
+      <w:r>
+        <w:t xml:space="preserve"> </w:t>
+      </w:r>
+      <w:r>
+        <w:t xml:space="preserve">based on load testing results. Document recommended values in</w:t>
+      </w:r>
+      <w:r>
+        <w:t xml:space="preserve"> </w:t>
+      </w:r>
+      <w:r>
+        <w:rPr>
+          <w:rStyle w:val="VerbatimChar"/>
+        </w:rPr>
+        <w:t xml:space="preserve">app/core/config.py</w:t>
+      </w:r>
+      <w:r>
+        <w:t xml:space="preserve">.</w:t>
+      </w:r>
+    </w:p>
+    <w:bookmarkEnd w:id="32"/>
+    <w:bookmarkEnd w:id="33"/>
+    <w:bookmarkStart w:id="35" w:name="priority-7-documentation-adrs"/>
+    <w:p>
+      <w:pPr>
+        <w:pStyle w:val="Heading2"/>
+      </w:pPr>
+      <w:r>
+        <w:t xml:space="preserve">Priority 7 – Documentation &amp; ADRs</w:t>
+      </w:r>
+    </w:p>
+    <w:p>
+      <w:pPr>
+        <w:pStyle w:val="FirstParagraph"/>
+      </w:pPr>
+      <w:r>
+        <w:rPr>
+          <w:b/>
+          <w:bCs/>
+        </w:rPr>
+        <w:t xml:space="preserve">Why</w:t>
+      </w:r>
+      <w:r>
+        <w:t xml:space="preserve">: A well‑documented codebase accelerates onboarding and ensures that decisions are transparent.</w:t>
+      </w:r>
+    </w:p>
+    <w:bookmarkStart w:id="34" w:name="steps-6"/>
+    <w:p>
+      <w:pPr>
+        <w:pStyle w:val="Heading3"/>
+      </w:pPr>
+      <w:r>
+        <w:t xml:space="preserve">Steps</w:t>
+      </w:r>
+    </w:p>
+    <w:p>
+      <w:pPr>
+        <w:pStyle w:val="Compact"/>
+        <w:numPr>
+          <w:ilvl w:val="0"/>
+          <w:numId w:val="1012"/>
+        </w:numPr>
+      </w:pPr>
+      <w:r>
+        <w:rPr>
+          <w:b/>
+          <w:bCs/>
+        </w:rPr>
+        <w:t xml:space="preserve">Update</w:t>
+      </w:r>
+      <w:r>
+        <w:rPr>
+          <w:b/>
+          <w:bCs/>
+        </w:rPr>
+        <w:t xml:space="preserve"> </w:t>
+      </w:r>
+      <w:r>
+        <w:rPr>
+          <w:rStyle w:val="VerbatimChar"/>
+          <w:b/>
+          <w:bCs/>
+        </w:rPr>
+        <w:t xml:space="preserve">README.md</w:t>
+      </w:r>
+      <w:r>
+        <w:t xml:space="preserve"> </w:t>
+      </w:r>
+      <w:r>
+        <w:t xml:space="preserve">– Add a high‑level architecture diagram (scraper → queue → admin review → recruitment → eligibility engine → notifications) and clearly list prerequisites (Python 3.12, Node.js 20). Describe how to run backend and frontend locally (</w:t>
+      </w:r>
+      <w:r>
+        <w:rPr>
+          <w:rStyle w:val="VerbatimChar"/>
+        </w:rPr>
+        <w:t xml:space="preserve">pip install -r requirements.txt &amp;&amp; uvicorn app.backend.server:app</w:t>
+      </w:r>
+      <w:r>
+        <w:t xml:space="preserve">).</w:t>
+      </w:r>
+    </w:p>
+    <w:p>
+      <w:pPr>
+        <w:pStyle w:val="Compact"/>
+        <w:numPr>
+          <w:ilvl w:val="0"/>
+          <w:numId w:val="1012"/>
+        </w:numPr>
+      </w:pPr>
+      <w:r>
+        <w:rPr>
+          <w:b/>
+          <w:bCs/>
+        </w:rPr>
+        <w:t xml:space="preserve">Create</w:t>
+      </w:r>
+      <w:r>
+        <w:rPr>
+          <w:b/>
+          <w:bCs/>
+        </w:rPr>
+        <w:t xml:space="preserve"> </w:t>
+      </w:r>
+      <w:r>
+        <w:rPr>
+          <w:rStyle w:val="VerbatimChar"/>
+          <w:b/>
+          <w:bCs/>
+        </w:rPr>
+        <w:t xml:space="preserve">CONTRIBUTING.md</w:t>
+      </w:r>
+      <w:r>
+        <w:t xml:space="preserve"> </w:t>
+      </w:r>
+      <w:r>
+        <w:t xml:space="preserve">– Describe branch naming, code formatting (</w:t>
+      </w:r>
+      <w:r>
+        <w:rPr>
+          <w:rStyle w:val="VerbatimChar"/>
+        </w:rPr>
+        <w:t xml:space="preserve">black</w:t>
+      </w:r>
+      <w:r>
+        <w:t xml:space="preserve"> 26.3.1,</w:t>
+      </w:r>
+      <w:r>
+        <w:t xml:space="preserve"> </w:t>
+      </w:r>
+      <w:r>
+        <w:rPr>
+          <w:rStyle w:val="VerbatimChar"/>
+        </w:rPr>
+        <w:t xml:space="preserve">flake8</w:t>
+      </w:r>
+      <w:r>
+        <w:t xml:space="preserve"> 7.3.0), commit message style and how to run tests. Include instructions for adding new scraper adapters and eligibility rules.</w:t>
+      </w:r>
+    </w:p>
+    <w:p>
+      <w:pPr>
+        <w:pStyle w:val="Compact"/>
+        <w:numPr>
+          <w:ilvl w:val="0"/>
+          <w:numId w:val="1012"/>
+        </w:numPr>
+      </w:pPr>
+      <w:r>
+        <w:rPr>
+          <w:b/>
+          <w:bCs/>
+        </w:rPr>
+        <w:t xml:space="preserve">Add</w:t>
+      </w:r>
+      <w:r>
+        <w:rPr>
+          <w:b/>
+          <w:bCs/>
+        </w:rPr>
+        <w:t xml:space="preserve"> </w:t>
+      </w:r>
+      <w:r>
+        <w:rPr>
+          <w:rStyle w:val="VerbatimChar"/>
+          <w:b/>
+          <w:bCs/>
+        </w:rPr>
+        <w:t xml:space="preserve">.env.example</w:t>
+      </w:r>
+      <w:r>
+        <w:t xml:space="preserve"> </w:t>
+      </w:r>
+      <w:r>
+        <w:t xml:space="preserve">– List all environment variables consumed by the backend (e.g.</w:t>
+      </w:r>
+      <w:r>
+        <w:t xml:space="preserve"> </w:t>
+      </w:r>
+      <w:r>
+        <w:rPr>
+          <w:rStyle w:val="VerbatimChar"/>
+        </w:rPr>
+        <w:t xml:space="preserve">SUPABASE_URL</w:t>
+      </w:r>
+      <w:r>
+        <w:t xml:space="preserve">,</w:t>
+      </w:r>
+      <w:r>
+        <w:t xml:space="preserve"> </w:t>
+      </w:r>
+      <w:r>
+        <w:rPr>
+          <w:rStyle w:val="VerbatimChar"/>
+        </w:rPr>
+        <w:t xml:space="preserve">SUPABASE_SERVICE_ROLE_KEY</w:t>
+      </w:r>
+      <w:r>
+        <w:t xml:space="preserve">,</w:t>
+      </w:r>
+      <w:r>
+        <w:t xml:space="preserve"> </w:t>
+      </w:r>
+      <w:r>
+        <w:rPr>
+          <w:rStyle w:val="VerbatimChar"/>
+        </w:rPr>
+        <w:t xml:space="preserve">ANTHROPIC_API_KEY</w:t>
+      </w:r>
+      <w:r>
+        <w:t xml:space="preserve">,</w:t>
+      </w:r>
+      <w:r>
+        <w:t xml:space="preserve"> </w:t>
+      </w:r>
+      <w:r>
+        <w:rPr>
+          <w:rStyle w:val="VerbatimChar"/>
+        </w:rPr>
+        <w:t xml:space="preserve">RAZORPAY_KEY_ID</w:t>
+      </w:r>
+      <w:r>
+        <w:t xml:space="preserve">, etc.). Provide descriptions and mark required vs optional.</w:t>
+      </w:r>
+    </w:p>
+    <w:p>
+      <w:pPr>
+        <w:pStyle w:val="Compact"/>
+        <w:numPr>
+          <w:ilvl w:val="0"/>
+          <w:numId w:val="1012"/>
+        </w:numPr>
+      </w:pPr>
+      <w:r>
+        <w:rPr>
+          <w:b/>
+          <w:bCs/>
+        </w:rPr>
+        <w:t xml:space="preserve">Document migrations</w:t>
+      </w:r>
+      <w:r>
+        <w:t xml:space="preserve"> </w:t>
+      </w:r>
+      <w:r>
+        <w:t xml:space="preserve">– Write a</w:t>
+      </w:r>
+      <w:r>
+        <w:t xml:space="preserve"> </w:t>
+      </w:r>
+      <w:r>
+        <w:rPr>
+          <w:rStyle w:val="VerbatimChar"/>
+        </w:rPr>
+        <w:t xml:space="preserve">docs/migrations.md</w:t>
+      </w:r>
+      <w:r>
+        <w:t xml:space="preserve"> </w:t>
+      </w:r>
+      <w:r>
+        <w:t xml:space="preserve">summarizing existing Supabase migrations. For each migration file under</w:t>
+      </w:r>
+      <w:r>
+        <w:t xml:space="preserve"> </w:t>
+      </w:r>
+      <w:r>
+        <w:rPr>
+          <w:rStyle w:val="VerbatimChar"/>
+        </w:rPr>
+        <w:t xml:space="preserve">app/supabase/migrations/</w:t>
+      </w:r>
+      <w:r>
+        <w:t xml:space="preserve">, describe the table or index it creates and any backward‑incompatible changes.</w:t>
+      </w:r>
+    </w:p>
+    <w:p>
+      <w:pPr>
+        <w:numPr>
+          <w:ilvl w:val="0"/>
+          <w:numId w:val="1012"/>
+        </w:numPr>
+      </w:pPr>
+      <w:r>
+        <w:rPr>
+          <w:b/>
+          <w:bCs/>
+        </w:rPr>
+        <w:t xml:space="preserve">Record architectural decisions</w:t>
+      </w:r>
+      <w:r>
+        <w:t xml:space="preserve"> </w:t>
+      </w:r>
+      <w:r>
+        <w:t xml:space="preserve">– Create a</w:t>
+      </w:r>
+      <w:r>
+        <w:t xml:space="preserve"> </w:t>
+      </w:r>
+      <w:r>
+        <w:rPr>
+          <w:rStyle w:val="VerbatimChar"/>
+        </w:rPr>
+        <w:t xml:space="preserve">docs/adr/</w:t>
+      </w:r>
+      <w:r>
+        <w:t xml:space="preserve"> </w:t>
+      </w:r>
+      <w:r>
+        <w:t xml:space="preserve">directory. For each significant decision (e.g. adopting Supabase, adding asynchronous support, introducing a message queue), write an ADR using the template from https://adr.github.io/. Include context, decision, and consequences.</w:t>
+      </w:r>
+    </w:p>
+    <w:p>
+      <w:pPr>
+        <w:numPr>
+          <w:ilvl w:val="0"/>
+          <w:numId w:val="1012"/>
+        </w:numPr>
+      </w:pPr>
+      <w:r>
+        <w:rPr>
+          <w:b/>
+          <w:bCs/>
+        </w:rPr>
+        <w:t xml:space="preserve">Generate API reference</w:t>
+      </w:r>
+      <w:r>
+        <w:t xml:space="preserve"> </w:t>
+      </w:r>
+      <w:r>
+        <w:t xml:space="preserve">– Use</w:t>
+      </w:r>
+      <w:r>
+        <w:t xml:space="preserve"> </w:t>
+      </w:r>
+      <w:r>
+        <w:rPr>
+          <w:rStyle w:val="VerbatimChar"/>
+        </w:rPr>
+        <w:t xml:space="preserve">fastapi-codegen</w:t>
+      </w:r>
+      <w:r>
+        <w:t xml:space="preserve"> </w:t>
+      </w:r>
+      <w:r>
+        <w:t xml:space="preserve">or</w:t>
+      </w:r>
+      <w:r>
+        <w:t xml:space="preserve"> </w:t>
+      </w:r>
+      <w:r>
+        <w:rPr>
+          <w:rStyle w:val="VerbatimChar"/>
+        </w:rPr>
+        <w:t xml:space="preserve">openapi-generator</w:t>
+      </w:r>
+      <w:r>
+        <w:t xml:space="preserve"> </w:t>
+      </w:r>
+      <w:r>
+        <w:t xml:space="preserve">to automatically generate client libraries and documentation from the FastAPI OpenAPI spec. Add a</w:t>
+      </w:r>
+      <w:r>
+        <w:t xml:space="preserve"> </w:t>
+      </w:r>
+      <w:r>
+        <w:rPr>
+          <w:rStyle w:val="VerbatimChar"/>
+        </w:rPr>
+        <w:t xml:space="preserve">make docs</w:t>
+      </w:r>
+      <w:r>
+        <w:t xml:space="preserve"> </w:t>
+      </w:r>
+      <w:r>
+        <w:t xml:space="preserve">target that runs</w:t>
+      </w:r>
+      <w:r>
+        <w:t xml:space="preserve"> </w:t>
+      </w:r>
+      <w:r>
+        <w:rPr>
+          <w:rStyle w:val="VerbatimChar"/>
+        </w:rPr>
+        <w:t xml:space="preserve">python -m fastapi-codegen --input app/backend/server.py --output docs/api_client</w:t>
+      </w:r>
+      <w:r>
+        <w:t xml:space="preserve"> </w:t>
+      </w:r>
+      <w:r>
+        <w:t xml:space="preserve">and commit the generated files. This helps external integrations and ensures the specification stays current.</w:t>
+      </w:r>
+    </w:p>
+    <w:p>
+      <w:pPr>
+        <w:numPr>
+          <w:ilvl w:val="0"/>
+          <w:numId w:val="1012"/>
+        </w:numPr>
+      </w:pPr>
+      <w:r>
+        <w:rPr>
+          <w:b/>
+          <w:bCs/>
+        </w:rPr>
+        <w:t xml:space="preserve">Architecture diagram tooling</w:t>
+      </w:r>
+      <w:r>
+        <w:t xml:space="preserve"> </w:t>
+      </w:r>
+      <w:r>
+        <w:t xml:space="preserve">– Use the Mermaid syntax supported by GitHub Markdown to embed sequence and flow diagrams directly in README files. Alternatively, include</w:t>
+      </w:r>
+      <w:r>
+        <w:t xml:space="preserve"> </w:t>
+      </w:r>
+      <w:r>
+        <w:rPr>
+          <w:rStyle w:val="VerbatimChar"/>
+        </w:rPr>
+        <w:t xml:space="preserve">.drawio</w:t>
+      </w:r>
+      <w:r>
+        <w:t xml:space="preserve"> </w:t>
+      </w:r>
+      <w:r>
+        <w:t xml:space="preserve">source files for diagrams in</w:t>
+      </w:r>
+      <w:r>
+        <w:t xml:space="preserve"> </w:t>
+      </w:r>
+      <w:r>
+        <w:rPr>
+          <w:rStyle w:val="VerbatimChar"/>
+        </w:rPr>
+        <w:t xml:space="preserve">docs/diagrams/</w:t>
+      </w:r>
+      <w:r>
+        <w:t xml:space="preserve"> </w:t>
+      </w:r>
+      <w:r>
+        <w:t xml:space="preserve">and export them to PNG for convenience.</w:t>
+      </w:r>
+    </w:p>
+    <w:p>
+      <w:pPr>
+        <w:numPr>
+          <w:ilvl w:val="0"/>
+          <w:numId w:val="1012"/>
+        </w:numPr>
+      </w:pPr>
+      <w:r>
+        <w:rPr>
+          <w:b/>
+          <w:bCs/>
+        </w:rPr>
+        <w:t xml:space="preserve">Review licensing information</w:t>
+      </w:r>
+      <w:r>
+        <w:t xml:space="preserve"> </w:t>
+      </w:r>
+      <w:r>
+        <w:t xml:space="preserve">– Ensure that third‑party components (e.g. icons, fonts, or open‑source packages) have compatible licenses. Document any obligations in a</w:t>
+      </w:r>
+      <w:r>
+        <w:t xml:space="preserve"> </w:t>
+      </w:r>
+      <w:r>
+        <w:rPr>
+          <w:rStyle w:val="VerbatimChar"/>
+        </w:rPr>
+        <w:t xml:space="preserve">LICENSE_THIRD_PARTY.md</w:t>
+      </w:r>
+      <w:r>
+        <w:t xml:space="preserve">.</w:t>
+      </w:r>
+    </w:p>
+    <w:bookmarkEnd w:id="34"/>
+    <w:bookmarkEnd w:id="35"/>
+    <w:bookmarkStart w:id="37" w:name="Xda9f0caa33e4c42182e97fc6e7d3c772dcc3063"/>
+    <w:p>
+      <w:pPr>
+        <w:pStyle w:val="Heading2"/>
+      </w:pPr>
+      <w:r>
+        <w:t xml:space="preserve">Priority 8 – Event‑driven architecture (optional)</w:t>
+      </w:r>
+    </w:p>
+    <w:p>
+      <w:pPr>
+        <w:pStyle w:val="FirstParagraph"/>
+      </w:pPr>
+      <w:r>
+        <w:t xml:space="preserve">This phase is optional and should only be considered once the monolithic application is stable and approaching scalability limits. Follow the guidance in the README update to split scraping, trust gate, recruitment, eligibility and notification into separate services connected via a message broker. Use feature flags to migrate one workflow at a time and monitor performance closely.</w:t>
+      </w:r>
+    </w:p>
+    <w:bookmarkStart w:id="36" w:name="additional-implementation-details"/>
+    <w:p>
+      <w:pPr>
+        <w:pStyle w:val="Heading3"/>
+      </w:pPr>
+      <w:r>
+        <w:t xml:space="preserve">Additional Implementation Details</w:t>
+      </w:r>
+    </w:p>
+    <w:p>
+      <w:pPr>
+        <w:pStyle w:val="Compact"/>
+        <w:numPr>
+          <w:ilvl w:val="0"/>
+          <w:numId w:val="1013"/>
+        </w:numPr>
+      </w:pPr>
+      <w:r>
+        <w:rPr>
+          <w:b/>
+          <w:bCs/>
+        </w:rPr>
+        <w:t xml:space="preserve">Select a message broker</w:t>
+      </w:r>
+      <w:r>
+        <w:t xml:space="preserve"> </w:t>
+      </w:r>
+      <w:r>
+        <w:t xml:space="preserve">– Choose a stable and cloud‑friendly broker such as Apache Kafka (version 3.6+), Google Pub/Sub or AWS SQS. For resource‑constrained deployments, RabbitMQ (version 3.12+) or Redis Streams (v7) may be sufficient. Document how to provision and secure the broker.</w:t>
+      </w:r>
+    </w:p>
+    <w:p>
+      <w:pPr>
+        <w:pStyle w:val="Compact"/>
+        <w:numPr>
+          <w:ilvl w:val="0"/>
+          <w:numId w:val="1013"/>
+        </w:numPr>
+      </w:pPr>
+      <w:r>
+        <w:rPr>
+          <w:b/>
+          <w:bCs/>
+        </w:rPr>
+        <w:t xml:space="preserve">Define event contracts</w:t>
+      </w:r>
+      <w:r>
+        <w:t xml:space="preserve"> </w:t>
+      </w:r>
+      <w:r>
+        <w:t xml:space="preserve">– Create JSON schema definitions for events such as</w:t>
+      </w:r>
+      <w:r>
+        <w:t xml:space="preserve"> </w:t>
+      </w:r>
+      <w:r>
+        <w:rPr>
+          <w:rStyle w:val="VerbatimChar"/>
+        </w:rPr>
+        <w:t xml:space="preserve">ScrapeCompleted</w:t>
+      </w:r>
+      <w:r>
+        <w:t xml:space="preserve">,</w:t>
+      </w:r>
+      <w:r>
+        <w:t xml:space="preserve"> </w:t>
+      </w:r>
+      <w:r>
+        <w:rPr>
+          <w:rStyle w:val="VerbatimChar"/>
+        </w:rPr>
+        <w:t xml:space="preserve">FieldVerified</w:t>
+      </w:r>
+      <w:r>
+        <w:t xml:space="preserve">,</w:t>
+      </w:r>
+      <w:r>
+        <w:t xml:space="preserve"> </w:t>
+      </w:r>
+      <w:r>
+        <w:rPr>
+          <w:rStyle w:val="VerbatimChar"/>
+        </w:rPr>
+        <w:t xml:space="preserve">RecruitmentPromoted</w:t>
+      </w:r>
+      <w:r>
+        <w:t xml:space="preserve">,</w:t>
+      </w:r>
+      <w:r>
+        <w:t xml:space="preserve"> </w:t>
+      </w:r>
+      <w:r>
+        <w:rPr>
+          <w:rStyle w:val="VerbatimChar"/>
+        </w:rPr>
+        <w:t xml:space="preserve">EligibilityRecomputed</w:t>
+      </w:r>
+      <w:r>
+        <w:t xml:space="preserve"> </w:t>
+      </w:r>
+      <w:r>
+        <w:t xml:space="preserve">and</w:t>
+      </w:r>
+      <w:r>
+        <w:t xml:space="preserve"> </w:t>
+      </w:r>
+      <w:r>
+        <w:rPr>
+          <w:rStyle w:val="VerbatimChar"/>
+        </w:rPr>
+        <w:t xml:space="preserve">NotificationReady</w:t>
+      </w:r>
+      <w:r>
+        <w:t xml:space="preserve">. Store them in</w:t>
+      </w:r>
+      <w:r>
+        <w:t xml:space="preserve"> </w:t>
+      </w:r>
+      <w:r>
+        <w:rPr>
+          <w:rStyle w:val="VerbatimChar"/>
+        </w:rPr>
+        <w:t xml:space="preserve">docs/events/</w:t>
+      </w:r>
+      <w:r>
+        <w:t xml:space="preserve"> </w:t>
+      </w:r>
+      <w:r>
+        <w:t xml:space="preserve">and validate messages against these schemas at publish time.</w:t>
+      </w:r>
+    </w:p>
+    <w:p>
+      <w:pPr>
+        <w:pStyle w:val="Compact"/>
+        <w:numPr>
+          <w:ilvl w:val="0"/>
+          <w:numId w:val="1013"/>
+        </w:numPr>
+      </w:pPr>
+      <w:r>
+        <w:rPr>
+          <w:b/>
+          <w:bCs/>
+        </w:rPr>
+        <w:t xml:space="preserve">Implement producers and consumers</w:t>
+      </w:r>
+      <w:r>
+        <w:t xml:space="preserve"> </w:t>
+      </w:r>
+      <w:r>
+        <w:t xml:space="preserve">– Refactor the current monolithic functions into standalone scripts or services that publish and consume events. For example, convert</w:t>
+      </w:r>
+      <w:r>
+        <w:t xml:space="preserve"> </w:t>
+      </w:r>
+      <w:r>
+        <w:rPr>
+          <w:rStyle w:val="VerbatimChar"/>
+        </w:rPr>
+        <w:t xml:space="preserve">scrape_run_dry</w:t>
+      </w:r>
+      <w:r>
+        <w:t xml:space="preserve"> </w:t>
+      </w:r>
+      <w:r>
+        <w:t xml:space="preserve">into a producer that emits</w:t>
+      </w:r>
+      <w:r>
+        <w:t xml:space="preserve"> </w:t>
+      </w:r>
+      <w:r>
+        <w:rPr>
+          <w:rStyle w:val="VerbatimChar"/>
+        </w:rPr>
+        <w:t xml:space="preserve">ScrapeCompleted</w:t>
+      </w:r>
+      <w:r>
+        <w:t xml:space="preserve"> </w:t>
+      </w:r>
+      <w:r>
+        <w:t xml:space="preserve">events, and implement a</w:t>
+      </w:r>
+      <w:r>
+        <w:t xml:space="preserve"> </w:t>
+      </w:r>
+      <w:r>
+        <w:rPr>
+          <w:rStyle w:val="VerbatimChar"/>
+        </w:rPr>
+        <w:t xml:space="preserve">trust_gate_service.py</w:t>
+      </w:r>
+      <w:r>
+        <w:t xml:space="preserve"> </w:t>
+      </w:r>
+      <w:r>
+        <w:t xml:space="preserve">consumer that listens for these events and writes to the</w:t>
+      </w:r>
+      <w:r>
+        <w:t xml:space="preserve"> </w:t>
+      </w:r>
+      <w:r>
+        <w:rPr>
+          <w:rStyle w:val="VerbatimChar"/>
+        </w:rPr>
+        <w:t xml:space="preserve">scrape_queue</w:t>
+      </w:r>
+      <w:r>
+        <w:t xml:space="preserve">.</w:t>
+      </w:r>
+    </w:p>
+    <w:p>
+      <w:pPr>
+        <w:pStyle w:val="Compact"/>
+        <w:numPr>
+          <w:ilvl w:val="0"/>
+          <w:numId w:val="1013"/>
+        </w:numPr>
+      </w:pPr>
+      <w:r>
+        <w:rPr>
+          <w:b/>
+          <w:bCs/>
+        </w:rPr>
+        <w:t xml:space="preserve">Use idempotent processing</w:t>
+      </w:r>
+      <w:r>
+        <w:t xml:space="preserve"> </w:t>
+      </w:r>
+      <w:r>
+        <w:t xml:space="preserve">– Ensure that consumers can handle duplicate messages gracefully (e.g. by storing processed message IDs in a deduplication table). This is critical when using at‑least‑once delivery semantics.</w:t>
+      </w:r>
+    </w:p>
+    <w:p>
+      <w:pPr>
+        <w:pStyle w:val="Compact"/>
+        <w:numPr>
+          <w:ilvl w:val="0"/>
+          <w:numId w:val="1013"/>
+        </w:numPr>
+      </w:pPr>
+      <w:r>
+        <w:rPr>
+          <w:b/>
+          <w:bCs/>
+        </w:rPr>
+        <w:t xml:space="preserve">Monitor and trace</w:t>
+      </w:r>
+      <w:r>
+        <w:t xml:space="preserve"> </w:t>
+      </w:r>
+      <w:r>
+        <w:t xml:space="preserve">– Introduce distributed tracing (e.g. OpenTelemetry) to correlate events across services. Add metrics and dashboards for queue depth, processing latency and error rates.</w:t>
       </w:r>
     </w:p>
     <w:bookmarkEnd w:id="36"/>
@@ -2137,8 +4967,72 @@
         </w:pict>
       </w:r>
     </w:p>
-    <w:bookmarkStart w:id="40" w:name="citations"/>
-    <w:bookmarkEnd w:id="40"/>
+    <w:bookmarkStart w:id="44" w:name="citations"/>
+    <w:p>
+      <w:pPr>
+        <w:pStyle w:val="FirstParagraph"/>
+      </w:pPr>
+      <w:hyperlink r:id="rId40">
+        <w:r>
+          <w:rPr>
+            <w:rStyle w:val="Hyperlink"/>
+          </w:rPr>
+          <w:t xml:space="preserve">[1]</w:t>
+        </w:r>
+      </w:hyperlink>
+      <w:r>
+        <w:t xml:space="preserve"> </w:t>
+      </w:r>
+      <w:r>
+        <w:t xml:space="preserve">runner.py</w:t>
+      </w:r>
+    </w:p>
+    <w:p>
+      <w:pPr>
+        <w:pStyle w:val="BodyText"/>
+      </w:pPr>
+      <w:hyperlink r:id="rId41">
+        <w:r>
+          <w:rPr>
+            <w:rStyle w:val="Hyperlink"/>
+          </w:rPr>
+          <w:t xml:space="preserve">https://github.com/johnefficacy-crypto/ccp-mainbuild-v1/blob/HEAD/app/backend/app/eligibility/runner.py</w:t>
+        </w:r>
+      </w:hyperlink>
+    </w:p>
+    <w:p>
+      <w:pPr>
+        <w:pStyle w:val="BodyText"/>
+      </w:pPr>
+      <w:hyperlink r:id="rId42">
+        <w:r>
+          <w:rPr>
+            <w:rStyle w:val="Hyperlink"/>
+          </w:rPr>
+          <w:t xml:space="preserve">[2]</w:t>
+        </w:r>
+      </w:hyperlink>
+      <w:r>
+        <w:t xml:space="preserve"> </w:t>
+      </w:r>
+      <w:r>
+        <w:t xml:space="preserve">eligibility_mapper.py</w:t>
+      </w:r>
+    </w:p>
+    <w:p>
+      <w:pPr>
+        <w:pStyle w:val="BodyText"/>
+      </w:pPr>
+      <w:hyperlink r:id="rId43">
+        <w:r>
+          <w:rPr>
+            <w:rStyle w:val="Hyperlink"/>
+          </w:rPr>
+          <w:t xml:space="preserve">https://github.com/johnefficacy-crypto/ccp-mainbuild-v1/blob/HEAD/app/backend/app/profile/eligibility_mapper.py</w:t>
+        </w:r>
+      </w:hyperlink>
+    </w:p>
+    <w:bookmarkEnd w:id="44"/>
     <w:sectPr>
       <w:footnotePr>
         <w:numRestart w:val="eachSect"/>
@@ -2334,109 +5228,6 @@
       </w:pPr>
     </w:lvl>
   </w:abstractNum>
-  <w:abstractNum w:abstractNumId="991">
-    <w:nsid w:val="0000A991"/>
-    <w:multiLevelType w:val="multilevel"/>
-    <w:lvl w:ilvl="0">
-      <w:numFmt w:val="bullet"/>
-      <w:lvlText w:val=""/>
-      <w:lvlJc w:val="left"/>
-      <w:pPr>
-        <w:ind w:left="720" w:hanging="360"/>
-      </w:pPr>
-      <w:rPr>
-        <w:rFonts w:ascii="Symbol" w:hAnsi="Symbol" w:cs="Symbol" w:hint="default"/>
-      </w:rPr>
-    </w:lvl>
-    <w:lvl w:ilvl="1">
-      <w:numFmt w:val="bullet"/>
-      <w:lvlText w:val="o"/>
-      <w:lvlJc w:val="left"/>
-      <w:pPr>
-        <w:ind w:left="1440" w:hanging="360"/>
-      </w:pPr>
-      <w:rPr>
-        <w:rFonts w:ascii="Courier New" w:hAnsi="Courier New" w:cs="Courier New" w:hint="default"/>
-      </w:rPr>
-    </w:lvl>
-    <w:lvl w:ilvl="2">
-      <w:numFmt w:val="bullet"/>
-      <w:lvlText w:val=""/>
-      <w:lvlJc w:val="left"/>
-      <w:pPr>
-        <w:ind w:left="2160" w:hanging="360"/>
-      </w:pPr>
-      <w:rPr>
-        <w:rFonts w:ascii="Wingdings" w:hAnsi="Wingdings" w:cs="Wingdings" w:hint="default"/>
-      </w:rPr>
-    </w:lvl>
-    <w:lvl w:ilvl="3">
-      <w:numFmt w:val="bullet"/>
-      <w:lvlText w:val=""/>
-      <w:lvlJc w:val="left"/>
-      <w:pPr>
-        <w:ind w:left="2880" w:hanging="360"/>
-      </w:pPr>
-      <w:rPr>
-        <w:rFonts w:ascii="Symbol" w:hAnsi="Symbol" w:cs="Symbol" w:hint="default"/>
-      </w:rPr>
-    </w:lvl>
-    <w:lvl w:ilvl="4">
-      <w:numFmt w:val="bullet"/>
-      <w:lvlText w:val="o"/>
-      <w:lvlJc w:val="left"/>
-      <w:pPr>
-        <w:ind w:left="3600" w:hanging="360"/>
-      </w:pPr>
-      <w:rPr>
-        <w:rFonts w:ascii="Courier New" w:hAnsi="Courier New" w:cs="Courier New" w:hint="default"/>
-      </w:rPr>
-    </w:lvl>
-    <w:lvl w:ilvl="5">
-      <w:numFmt w:val="bullet"/>
-      <w:lvlText w:val=""/>
-      <w:lvlJc w:val="left"/>
-      <w:pPr>
-        <w:ind w:left="4320" w:hanging="360"/>
-      </w:pPr>
-      <w:rPr>
-        <w:rFonts w:ascii="Wingdings" w:hAnsi="Wingdings" w:cs="Wingdings" w:hint="default"/>
-      </w:rPr>
-    </w:lvl>
-    <w:lvl w:ilvl="6">
-      <w:numFmt w:val="bullet"/>
-      <w:lvlText w:val=""/>
-      <w:lvlJc w:val="left"/>
-      <w:pPr>
-        <w:ind w:left="5040" w:hanging="360"/>
-      </w:pPr>
-      <w:rPr>
-        <w:rFonts w:ascii="Symbol" w:hAnsi="Symbol" w:cs="Symbol" w:hint="default"/>
-      </w:rPr>
-    </w:lvl>
-    <w:lvl w:ilvl="7">
-      <w:numFmt w:val="bullet"/>
-      <w:lvlText w:val="o"/>
-      <w:lvlJc w:val="left"/>
-      <w:pPr>
-        <w:ind w:left="5760" w:hanging="360"/>
-      </w:pPr>
-      <w:rPr>
-        <w:rFonts w:ascii="Courier New" w:hAnsi="Courier New" w:cs="Courier New" w:hint="default"/>
-      </w:rPr>
-    </w:lvl>
-    <w:lvl w:ilvl="8">
-      <w:numFmt w:val="bullet"/>
-      <w:lvlText w:val=""/>
-      <w:lvlJc w:val="left"/>
-      <w:pPr>
-        <w:ind w:left="6480" w:hanging="360"/>
-      </w:pPr>
-      <w:rPr>
-        <w:rFonts w:ascii="Wingdings" w:hAnsi="Wingdings" w:cs="Wingdings" w:hint="default"/>
-      </w:rPr>
-    </w:lvl>
-  </w:abstractNum>
   <w:num w:numId="1000">
     <w:abstractNumId w:val="990"/>
   </w:num>
@@ -2711,10 +5502,124 @@
     </w:lvlOverride>
   </w:num>
   <w:num w:numId="1010">
-    <w:abstractNumId w:val="991"/>
+    <w:abstractNumId w:val="99201"/>
+    <w:lvlOverride w:ilvl="0">
+      <w:startOverride w:val="1"/>
+    </w:lvlOverride>
+    <w:lvlOverride w:ilvl="1">
+      <w:startOverride w:val="1"/>
+    </w:lvlOverride>
+    <w:lvlOverride w:ilvl="2">
+      <w:startOverride w:val="1"/>
+    </w:lvlOverride>
+    <w:lvlOverride w:ilvl="3">
+      <w:startOverride w:val="1"/>
+    </w:lvlOverride>
+    <w:lvlOverride w:ilvl="4">
+      <w:startOverride w:val="1"/>
+    </w:lvlOverride>
+    <w:lvlOverride w:ilvl="5">
+      <w:startOverride w:val="1"/>
+    </w:lvlOverride>
+    <w:lvlOverride w:ilvl="6">
+      <w:startOverride w:val="1"/>
+    </w:lvlOverride>
+    <w:lvlOverride w:ilvl="7">
+      <w:startOverride w:val="1"/>
+    </w:lvlOverride>
+    <w:lvlOverride w:ilvl="8">
+      <w:startOverride w:val="1"/>
+    </w:lvlOverride>
   </w:num>
   <w:num w:numId="1011">
-    <w:abstractNumId w:val="991"/>
+    <w:abstractNumId w:val="99201"/>
+    <w:lvlOverride w:ilvl="0">
+      <w:startOverride w:val="1"/>
+    </w:lvlOverride>
+    <w:lvlOverride w:ilvl="1">
+      <w:startOverride w:val="1"/>
+    </w:lvlOverride>
+    <w:lvlOverride w:ilvl="2">
+      <w:startOverride w:val="1"/>
+    </w:lvlOverride>
+    <w:lvlOverride w:ilvl="3">
+      <w:startOverride w:val="1"/>
+    </w:lvlOverride>
+    <w:lvlOverride w:ilvl="4">
+      <w:startOverride w:val="1"/>
+    </w:lvlOverride>
+    <w:lvlOverride w:ilvl="5">
+      <w:startOverride w:val="1"/>
+    </w:lvlOverride>
+    <w:lvlOverride w:ilvl="6">
+      <w:startOverride w:val="1"/>
+    </w:lvlOverride>
+    <w:lvlOverride w:ilvl="7">
+      <w:startOverride w:val="1"/>
+    </w:lvlOverride>
+    <w:lvlOverride w:ilvl="8">
+      <w:startOverride w:val="1"/>
+    </w:lvlOverride>
+  </w:num>
+  <w:num w:numId="1012">
+    <w:abstractNumId w:val="99201"/>
+    <w:lvlOverride w:ilvl="0">
+      <w:startOverride w:val="1"/>
+    </w:lvlOverride>
+    <w:lvlOverride w:ilvl="1">
+      <w:startOverride w:val="1"/>
+    </w:lvlOverride>
+    <w:lvlOverride w:ilvl="2">
+      <w:startOverride w:val="1"/>
+    </w:lvlOverride>
+    <w:lvlOverride w:ilvl="3">
+      <w:startOverride w:val="1"/>
+    </w:lvlOverride>
+    <w:lvlOverride w:ilvl="4">
+      <w:startOverride w:val="1"/>
+    </w:lvlOverride>
+    <w:lvlOverride w:ilvl="5">
+      <w:startOverride w:val="1"/>
+    </w:lvlOverride>
+    <w:lvlOverride w:ilvl="6">
+      <w:startOverride w:val="1"/>
+    </w:lvlOverride>
+    <w:lvlOverride w:ilvl="7">
+      <w:startOverride w:val="1"/>
+    </w:lvlOverride>
+    <w:lvlOverride w:ilvl="8">
+      <w:startOverride w:val="1"/>
+    </w:lvlOverride>
+  </w:num>
+  <w:num w:numId="1013">
+    <w:abstractNumId w:val="99201"/>
+    <w:lvlOverride w:ilvl="0">
+      <w:startOverride w:val="1"/>
+    </w:lvlOverride>
+    <w:lvlOverride w:ilvl="1">
+      <w:startOverride w:val="1"/>
+    </w:lvlOverride>
+    <w:lvlOverride w:ilvl="2">
+      <w:startOverride w:val="1"/>
+    </w:lvlOverride>
+    <w:lvlOverride w:ilvl="3">
+      <w:startOverride w:val="1"/>
+    </w:lvlOverride>
+    <w:lvlOverride w:ilvl="4">
+      <w:startOverride w:val="1"/>
+    </w:lvlOverride>
+    <w:lvlOverride w:ilvl="5">
+      <w:startOverride w:val="1"/>
+    </w:lvlOverride>
+    <w:lvlOverride w:ilvl="6">
+      <w:startOverride w:val="1"/>
+    </w:lvlOverride>
+    <w:lvlOverride w:ilvl="7">
+      <w:startOverride w:val="1"/>
+    </w:lvlOverride>
+    <w:lvlOverride w:ilvl="8">
+      <w:startOverride w:val="1"/>
+    </w:lvlOverride>
   </w:num>
 </w:numbering>
 </file>
